--- a/MEMORIA_ACADEMICA_PROYECTO_INTEGRADOR_DUAL.docx
+++ b/MEMORIA_ACADEMICA_PROYECTO_INTEGRADOR_DUAL.docx
@@ -24,15 +24,10 @@
         <w:rPr>
           <w:rFonts w:ascii="Calibri" w:hAnsi="Calibri"/>
           <w:b/>
-          <w:color w:val="1E293B"/>
+          <w:color w:val="1E3A8A"/>
           <w:sz w:val="28"/>
         </w:rPr>
         <w:t>CAMPUS SUR — ACADEMIA DE INGENIERÍA EN SISTEMAS COMPUTACIONALES</w:t>
-      </w:r>
-    </w:p>
-    <w:p>
-      <w:r>
-        <w:t>---</w:t>
       </w:r>
     </w:p>
     <w:p>
@@ -62,11 +57,6 @@
     <w:p>
       <w:r>
         <w:t>*(Sustitutiva de Prácticas Profesionales — Semana 11, Release Candidate RC1)*</w:t>
-      </w:r>
-    </w:p>
-    <w:p>
-      <w:r>
-        <w:t>---</w:t>
       </w:r>
     </w:p>
     <w:p>
@@ -138,7 +128,7 @@
         <w:t>Repositorio Oficial:</w:t>
       </w:r>
       <w:r>
-        <w:t xml:space="preserve"> [https://github.com/Daniel-Macias-hub/Progest-Smart-Analytics](https://github.com/Daniel-Macias-hub/Progest-Smart-Analytics)</w:t>
+        <w:t xml:space="preserve"> https://github.com/Daniel-Macias-hub/Progest-Smart-Analytics</w:t>
       </w:r>
     </w:p>
     <w:p>
@@ -154,11 +144,6 @@
       </w:r>
     </w:p>
     <w:p>
-      <w:r>
-        <w:t>---</w:t>
-      </w:r>
-    </w:p>
-    <w:p>
       <w:pPr>
         <w:pStyle w:val="Heading2"/>
       </w:pPr>
@@ -166,7 +151,7 @@
         <w:rPr>
           <w:rFonts w:ascii="Calibri" w:hAnsi="Calibri"/>
           <w:b/>
-          <w:color w:val="1E293B"/>
+          <w:color w:val="1E3A8A"/>
           <w:sz w:val="28"/>
         </w:rPr>
         <w:t>📑 CONTENIDO GENERAL</w:t>
@@ -174,27 +159,27 @@
     </w:p>
     <w:p>
       <w:r>
-        <w:t>1. [Resumen Ejecutivo](#resumen-ejecutivo)</w:t>
+        <w:t>1. Resumen Ejecutivo</w:t>
       </w:r>
     </w:p>
     <w:p>
       <w:r>
-        <w:t>2. [Introducción](#introducción)</w:t>
+        <w:t>2. Introducción</w:t>
       </w:r>
     </w:p>
     <w:p>
       <w:r>
-        <w:t>3. [Planteamiento del Problema](#planteamiento-del-problema)</w:t>
+        <w:t>3. Planteamiento del Problema</w:t>
       </w:r>
     </w:p>
     <w:p>
       <w:r>
-        <w:t>4. [Justificación](#justificación)</w:t>
+        <w:t>4. Justificación</w:t>
       </w:r>
     </w:p>
     <w:p>
       <w:r>
-        <w:t>5. [Objetivos](#objetivos)</w:t>
+        <w:t>5. Objetivos</w:t>
       </w:r>
     </w:p>
     <w:p>
@@ -215,7 +200,7 @@
     </w:p>
     <w:p>
       <w:r>
-        <w:t>6. [Hipótesis de Investigación](#hipótesis-de-investigación)</w:t>
+        <w:t>6. Hipótesis de Investigación</w:t>
       </w:r>
     </w:p>
     <w:p>
@@ -252,7 +237,7 @@
     </w:p>
     <w:p>
       <w:r>
-        <w:t>7. [Arquitectura y Desarrollo del Sistema](#7-arquitectura-y-desarrollo-del-sistema)</w:t>
+        <w:t>7. Arquitectura y Desarrollo del Sistema</w:t>
       </w:r>
     </w:p>
     <w:p>
@@ -313,7 +298,7 @@
     </w:p>
     <w:p>
       <w:r>
-        <w:t>8. [Implementación del Smart Risk Engine](#8-implementación-del-smart-risk-engine)</w:t>
+        <w:t>8. Implementación del Smart Risk Engine</w:t>
       </w:r>
     </w:p>
     <w:p>
@@ -337,7 +322,7 @@
         <w:pStyle w:val="ListBullet"/>
       </w:pPr>
       <w:r>
-        <w:t>8.3 Algoritmo Real Implementado en Código</w:t>
+        <w:t>8.3 Algoritmo Real Implementado en Código (Extracto Representativo)</w:t>
       </w:r>
     </w:p>
     <w:p>
@@ -350,7 +335,7 @@
     </w:p>
     <w:p>
       <w:r>
-        <w:t>9. [QA y Validación Funcional](#9-qa-y-validación-funcional)</w:t>
+        <w:t>9. QA y Validación Funcional</w:t>
       </w:r>
     </w:p>
     <w:p>
@@ -358,7 +343,7 @@
         <w:pStyle w:val="ListBullet"/>
       </w:pPr>
       <w:r>
-        <w:t>9.1 Matriz de Auditoría Oficial de los 12 Módulos (100% PASS)</w:t>
+        <w:t>9.1 Matriz de Auditoría Oficial de los 12 Módulos</w:t>
       </w:r>
     </w:p>
     <w:p>
@@ -371,7 +356,7 @@
     </w:p>
     <w:p>
       <w:r>
-        <w:t>10. [Resultados Experimentales](#10-resultados-experimentales)</w:t>
+        <w:t>10. Resultados Experimentales</w:t>
       </w:r>
     </w:p>
     <w:p>
@@ -384,7 +369,7 @@
     </w:p>
     <w:p>
       <w:r>
-        <w:t>11. [Análisis Estadístico](#11-análisis-estadístico)</w:t>
+        <w:t>11. Análisis Estadístico</w:t>
       </w:r>
     </w:p>
     <w:p>
@@ -392,7 +377,7 @@
         <w:pStyle w:val="ListBullet"/>
       </w:pPr>
       <w:r>
-        <w:t>11.1 Análisis Descriptivo Cuantitativo ($n = 67$ tareas)</w:t>
+        <w:t>11.1 Análisis Descriptivo Cuantitativo (n = 67 tareas)</w:t>
       </w:r>
     </w:p>
     <w:p>
@@ -405,7 +390,7 @@
     </w:p>
     <w:p>
       <w:r>
-        <w:t>12. [Discusión de la Hipótesis](#12-discusión-de-la-hipótesis)</w:t>
+        <w:t>12. Discusión de la Hipótesis</w:t>
       </w:r>
     </w:p>
     <w:p>
@@ -418,27 +403,22 @@
     </w:p>
     <w:p>
       <w:r>
-        <w:t>13. [Conclusiones](#13-conclusiones)</w:t>
+        <w:t>13. Conclusiones</w:t>
       </w:r>
     </w:p>
     <w:p>
       <w:r>
-        <w:t>14. [Trabajo Futuro](#14-trabajo-futuro)</w:t>
+        <w:t>14. Trabajo Futuro</w:t>
       </w:r>
     </w:p>
     <w:p>
       <w:r>
-        <w:t>15. [Referencias Bibliográficas (APA 7)](#15-referencias-bibliográficas-apa-7)</w:t>
+        <w:t>15. Referencias Bibliográficas (APA 7)</w:t>
       </w:r>
     </w:p>
     <w:p>
       <w:r>
-        <w:t>16. [Anexos y Matriz de Trazabilidad de Evidencia Verificable](#16-anexos-y-matriz-de-trazabilidad-de-evidencia-verificable)</w:t>
-      </w:r>
-    </w:p>
-    <w:p>
-      <w:r>
-        <w:t>---</w:t>
+        <w:t>16. Anexos y Matriz de Trazabilidad de Evidencia Verificable</w:t>
       </w:r>
     </w:p>
     <w:p>
@@ -449,10 +429,10 @@
         <w:rPr>
           <w:rFonts w:ascii="Calibri" w:hAnsi="Calibri"/>
           <w:b/>
-          <w:color w:val="1E293B"/>
+          <w:color w:val="1E3A8A"/>
           <w:sz w:val="28"/>
         </w:rPr>
-        <w:t>RESUMEN EJECUTIVO</w:t>
+        <w:t>1. RESUMEN EJECUTIVO</w:t>
       </w:r>
     </w:p>
     <w:p>
@@ -462,67 +442,17 @@
     </w:p>
     <w:p>
       <w:r>
-        <w:t xml:space="preserve">El presente trabajo describe el desarrollo e implementación de </w:t>
-      </w:r>
-      <w:r>
-        <w:rPr>
-          <w:b/>
-        </w:rPr>
-        <w:t>ProGest Smart Analytics</w:t>
-      </w:r>
-      <w:r>
-        <w:t xml:space="preserve">, una plataforma web para la gestión de proyectos que incorpora un motor predictivo denominado </w:t>
-      </w:r>
-      <w:r>
-        <w:rPr>
-          <w:b/>
-        </w:rPr>
-        <w:t>Smart Risk Engine</w:t>
-      </w:r>
-      <w:r>
-        <w:t>. Este motor evalúa continuamente cuatro variables operativas clave en el módulo fuente `app/services/risk_engine_service.py`: la proximidad a la fecha límite ($F_{deadline}$), el porcentaje de avance de las listas de verificación ($F_{checklist}$), la sobrecarga de trabajo del desarrollador asignado ($F_{overload}$) y el tiempo de estancamiento en el flujo de trabajo ($F_{stagnation}$).</w:t>
+        <w:t>El presente trabajo describe el desarrollo e implementación de ProGest Smart Analytics, una plataforma web para la gestión de proyectos que incorpora un motor predictivo denominado Smart Risk Engine. Este motor evalúa continuamente cuatro variables operativas clave en el módulo fuente app/services/risk_engine_service.py: la proximidad a la fecha límite ($F_{deadline}$), el porcentaje de avance de las listas de verificación ($F_{checklist}$), la sobrecarga de trabajo del desarrollador asignado ($F_{overload}$) y el tiempo de estancamiento en el flujo de trabajo ($F_{stagnation}$).</w:t>
       </w:r>
     </w:p>
     <w:p>
       <w:r>
-        <w:t xml:space="preserve">Desarrollado mediante una arquitectura de servicios desacoplada compuesta por un frontend en </w:t>
-      </w:r>
-      <w:r>
-        <w:rPr>
-          <w:b/>
-        </w:rPr>
-        <w:t>Next.js 14</w:t>
-      </w:r>
-      <w:r>
-        <w:t xml:space="preserve"> (Vercel, 2024), un backend en </w:t>
-      </w:r>
-      <w:r>
-        <w:rPr>
-          <w:b/>
-        </w:rPr>
-        <w:t>Flask 3.0</w:t>
-      </w:r>
-      <w:r>
-        <w:t xml:space="preserve"> (Pallets, 2024) y una base de datos relacional (</w:t>
-      </w:r>
-      <w:r>
-        <w:rPr>
-          <w:b/>
-        </w:rPr>
-        <w:t>PostgreSQL / SQLite</w:t>
-      </w:r>
-      <w:r>
-        <w:t>), el sistema integra un módulo de telemetría operativa que registra automáticamente cada transición de estado en la entidad `TaskStateHistory`.</w:t>
+        <w:t>Desarrollado mediante una arquitectura de servicios desacoplada compuesta por un frontend en Next.js 14 (Vercel, 2024), un backend en Flask 3.0 (Pallets, 2024) y una base de datos relacional (PostgreSQL / SQLite), el sistema integra un módulo de telemetría operativa que registra automáticamente cada transición de estado en la entidad TaskStateHistory.</w:t>
       </w:r>
     </w:p>
     <w:p>
       <w:r>
-        <w:t>Mediante auditorías funcionales, pruebas de humo E2E y un análisis estadístico cuantitativo sobre una muestra real de $n = 67$ tareas en base de datos distribuidas en 11 proyectos activos, se evaluó la efectividad del sistema, obteniendo una probabilidad promedio de retraso global de $\mu = 0.2410$ ($\sigma = 0.3474$) y logrando la detección anticipada de las tareas clasificadas en riesgo alto antes de su vencimiento, aportando evidencia empírica para la validación de la hipótesis de investigación.</w:t>
-      </w:r>
-    </w:p>
-    <w:p>
-      <w:r>
-        <w:t>---</w:t>
+        <w:t>Mediante auditorías funcionales, pruebas de humo E2E y un análisis estadístico cuantitativo sobre una muestra real de n = 67 tareas en base de datos distribuidas en 11 proyectos activos, se evaluó la efectividad del sistema, obteniendo una probabilidad promedio de retraso global de mu = 0.2410 (sigma = 0.3474) y logrando la detección anticipada de las tareas clasificadas en riesgo alto antes de su vencimiento, aportando evidencia empírica para la validación de la hipótesis de investigación.</w:t>
       </w:r>
     </w:p>
     <w:p>
@@ -533,10 +463,10 @@
         <w:rPr>
           <w:rFonts w:ascii="Calibri" w:hAnsi="Calibri"/>
           <w:b/>
-          <w:color w:val="1E293B"/>
+          <w:color w:val="1E3A8A"/>
           <w:sz w:val="28"/>
         </w:rPr>
-        <w:t>INTRODUCCIÓN</w:t>
+        <w:t>2. INTRODUCCIÓN</w:t>
       </w:r>
     </w:p>
     <w:p>
@@ -560,11 +490,6 @@
       </w:r>
     </w:p>
     <w:p>
-      <w:r>
-        <w:t>---</w:t>
-      </w:r>
-    </w:p>
-    <w:p>
       <w:pPr>
         <w:pStyle w:val="Heading2"/>
       </w:pPr>
@@ -572,10 +497,10 @@
         <w:rPr>
           <w:rFonts w:ascii="Calibri" w:hAnsi="Calibri"/>
           <w:b/>
-          <w:color w:val="1E293B"/>
+          <w:color w:val="1E3A8A"/>
           <w:sz w:val="28"/>
         </w:rPr>
-        <w:t>PLANTEAMIENTO DEL PROBLEMA</w:t>
+        <w:t>3. PLANTEAMIENTO DEL PROBLEMA</w:t>
       </w:r>
     </w:p>
     <w:p>
@@ -590,54 +515,22 @@
     </w:p>
     <w:p>
       <w:r>
-        <w:t xml:space="preserve">1. </w:t>
-      </w:r>
-      <w:r>
-        <w:rPr>
-          <w:b/>
-        </w:rPr>
-        <w:t>Reacción Tardía:</w:t>
-      </w:r>
-      <w:r>
-        <w:t xml:space="preserve"> Los responsables de proyecto identifican que una tarea está retrasada únicamente cuando el plazo de entrega ha vencido, reduciendo el margen para aplicar medidas correctivas.</w:t>
+        <w:t>1. Reacción Tardía: Los responsables de proyecto identifican que una tarea está retrasada únicamente cuando el plazo de entrega ha vencido, reduciendo el margen para aplicar medidas correctivas.</w:t>
       </w:r>
     </w:p>
     <w:p>
       <w:r>
-        <w:t xml:space="preserve">2. </w:t>
-      </w:r>
-      <w:r>
-        <w:rPr>
-          <w:b/>
-        </w:rPr>
-        <w:t>Falta de Visibilidad Causal:</w:t>
-      </w:r>
-      <w:r>
-        <w:t xml:space="preserve"> Aun cuando se detecta un retraso, las herramientas estándar no proporcionan una explicación cuantitativa de las causas origen (sobrecarga del desarrollador, falta de descomposición en subtareas o inactividad en el tablero).</w:t>
+        <w:t>2. Falta de Visibilidad Causal: Aun cuando se detecta un retraso, las herramientas estándar no proporcionan una explicación cuantitativa de las causas origen (sobrecarga del desarrollador, falta de descomposición en subtareas o inactividad en el tablero).</w:t>
       </w:r>
     </w:p>
     <w:p>
       <w:r>
-        <w:t xml:space="preserve">3. </w:t>
-      </w:r>
-      <w:r>
-        <w:rPr>
-          <w:b/>
-        </w:rPr>
-        <w:t>Subjetividad en la Estimación:</w:t>
-      </w:r>
-      <w:r>
-        <w:t xml:space="preserve"> La evaluación del estado de salud de un proyecto suele basarse en percepciones subjetivas durante reuniones de seguimiento en lugar de métricas empíricas objetivas.</w:t>
+        <w:t>3. Subjetividad en la Estimación: La evaluación del estado de salud de un proyecto suele basarse en percepciones subjetivas durante reuniones de seguimiento en lugar de métricas empíricas objetivas.</w:t>
       </w:r>
     </w:p>
     <w:p>
       <w:r>
         <w:t>Por consiguiente, resulta indispensable desarrollar un mecanismo automatizado e instrumentado que analice en tiempo real la combinación de factores de riesgo operativos, prediga la probabilidad de incumplimiento y exponga visualmente explicaciones claras para los líderes de equipo.</w:t>
-      </w:r>
-    </w:p>
-    <w:p>
-      <w:r>
-        <w:t>---</w:t>
       </w:r>
     </w:p>
     <w:p>
@@ -648,24 +541,15 @@
         <w:rPr>
           <w:rFonts w:ascii="Calibri" w:hAnsi="Calibri"/>
           <w:b/>
-          <w:color w:val="1E293B"/>
+          <w:color w:val="1E3A8A"/>
           <w:sz w:val="28"/>
         </w:rPr>
-        <w:t>JUSTIFICACIÓN</w:t>
+        <w:t>4. JUSTIFICACIÓN</w:t>
       </w:r>
     </w:p>
     <w:p>
       <w:r>
-        <w:t xml:space="preserve">El desarrollo de </w:t>
-      </w:r>
-      <w:r>
-        <w:rPr>
-          <w:b/>
-        </w:rPr>
-        <w:t>ProGest Smart Analytics</w:t>
-      </w:r>
-      <w:r>
-        <w:t xml:space="preserve"> se justifica desde dos vertientes integradas:</w:t>
+        <w:t>El desarrollo de ProGest Smart Analytics se justifica desde dos vertientes integradas:</w:t>
       </w:r>
     </w:p>
     <w:p>
@@ -679,7 +563,7 @@
           <w:color w:val="334155"/>
           <w:sz w:val="24"/>
         </w:rPr>
-        <w:t>1. Vertiente Profesional y Tecnológica ("The Job")</w:t>
+        <w:t>Vertiente Profesional y Tecnológica ("The Job")</w:t>
       </w:r>
     </w:p>
     <w:p>
@@ -698,17 +582,12 @@
           <w:color w:val="334155"/>
           <w:sz w:val="24"/>
         </w:rPr>
-        <w:t>2. Vertiente Científica e Investigativa ("The Science")</w:t>
+        <w:t>Vertiente Científica e Investigativa ("The Science")</w:t>
       </w:r>
     </w:p>
     <w:p>
       <w:r>
-        <w:t>Aplica el método científico experimental para evaluar cuantitativamente cómo la instrumentación de algoritmos heurísticos de detección temprana permite reducir la tasa de entregas extemporáneas. A través del registro de telemetría en la entidad `TaskStateHistory`, el proyecto genera datos empíricos para evaluar el comportamiento del modelo matemático propuesto.</w:t>
-      </w:r>
-    </w:p>
-    <w:p>
-      <w:r>
-        <w:t>---</w:t>
+        <w:t>Aplica el método científico experimental para evaluar cuantitativamente cómo la instrumentación de algoritmos heurísticos de detección temprana permite reducir la tasa de entregas extemporáneas. A través del registro de telemetría en la entidad TaskStateHistory, el proyecto genera datos empíricos para evaluar el comportamiento del modelo matemático propuesto.</w:t>
       </w:r>
     </w:p>
     <w:p>
@@ -719,10 +598,10 @@
         <w:rPr>
           <w:rFonts w:ascii="Calibri" w:hAnsi="Calibri"/>
           <w:b/>
-          <w:color w:val="1E293B"/>
+          <w:color w:val="1E3A8A"/>
           <w:sz w:val="28"/>
         </w:rPr>
-        <w:t>OBJETIVOS</w:t>
+        <w:t>5. OBJETIVOS</w:t>
       </w:r>
     </w:p>
     <w:p>
@@ -760,77 +639,27 @@
     </w:p>
     <w:p>
       <w:r>
-        <w:t xml:space="preserve">1. </w:t>
-      </w:r>
-      <w:r>
-        <w:rPr>
-          <w:b/>
-        </w:rPr>
-        <w:t>Diseñar una arquitectura de software desacoplada</w:t>
-      </w:r>
-      <w:r>
-        <w:t xml:space="preserve"> compuesta por un frontend responsivo en Next.js 14 y un backend REST API en Flask 3.0 con soporte para persistencia relacional en PostgreSQL / SQLite.</w:t>
+        <w:t>1. Diseñar una arquitectura de software desacoplada compuesta por un frontend responsivo en Next.js 14 y un backend REST API en Flask 3.0 con soporte para persistencia relacional en PostgreSQL / SQLite.</w:t>
       </w:r>
     </w:p>
     <w:p>
       <w:r>
-        <w:t xml:space="preserve">2. </w:t>
-      </w:r>
-      <w:r>
-        <w:rPr>
-          <w:b/>
-        </w:rPr>
-        <w:t>Formular e implementar el Smart Risk Engine</w:t>
-      </w:r>
-      <w:r>
-        <w:t>, un algoritmo de evaluación heurística que calcule la probabilidad de retraso $P(delay_i)$ y genere explicaciones causales en la UI.</w:t>
+        <w:t>2. Formular e implementar el Smart Risk Engine, un algoritmo de evaluación heurística que calcule la probabilidad de retraso $P(delay_i)$ y genere explicaciones causales en la UI.</w:t>
       </w:r>
     </w:p>
     <w:p>
       <w:r>
-        <w:t xml:space="preserve">3. </w:t>
-      </w:r>
-      <w:r>
-        <w:rPr>
-          <w:b/>
-        </w:rPr>
-        <w:t>Instrumentar el modelo de datos</w:t>
-      </w:r>
-      <w:r>
-        <w:t xml:space="preserve"> mediante el patrón de telemetría `TaskStateHistory` para registrar de forma automática cada cambio de estado, timestamp y responsable.</w:t>
+        <w:t>3. Instrumentar el modelo de datos mediante el patrón de telemetría TaskStateHistory para registrar de forma automática cada cambio de estado, timestamp y responsable.</w:t>
       </w:r>
     </w:p>
     <w:p>
       <w:r>
-        <w:t xml:space="preserve">4. </w:t>
-      </w:r>
-      <w:r>
-        <w:rPr>
-          <w:b/>
-        </w:rPr>
-        <w:t>Ejecutar auditorías de calidad de software y pruebas de consistencia cruzada E2E</w:t>
-      </w:r>
-      <w:r>
-        <w:t xml:space="preserve"> entre la interfaz de usuario, los endpoints de la API y la base de datos relacional para garantizar coincidencia de datos multi-vista.</w:t>
+        <w:t>4. Ejecutar auditorías de calidad de software y pruebas de consistencia cruzada E2E entre la interfaz de usuario, los endpoints de la API y la base de datos relacional para garantizar coincidencia de datos multi-vista.</w:t>
       </w:r>
     </w:p>
     <w:p>
       <w:r>
-        <w:t xml:space="preserve">5. </w:t>
-      </w:r>
-      <w:r>
-        <w:rPr>
-          <w:b/>
-        </w:rPr>
-        <w:t>Realizar un análisis estadístico cuantitativo</w:t>
-      </w:r>
-      <w:r>
-        <w:t xml:space="preserve"> (descriptivo e inferencial) sobre los datos de telemetría para evaluar el cumplimiento de la hipótesis de investigación.</w:t>
-      </w:r>
-    </w:p>
-    <w:p>
-      <w:r>
-        <w:t>---</w:t>
+        <w:t>5. Realizar un análisis estadístico cuantitativo (descriptivo e inferencial) sobre los datos de telemetría para evaluar el cumplimiento de la hipótesis de investigación.</w:t>
       </w:r>
     </w:p>
     <w:p>
@@ -841,10 +670,10 @@
         <w:rPr>
           <w:rFonts w:ascii="Calibri" w:hAnsi="Calibri"/>
           <w:b/>
-          <w:color w:val="1E293B"/>
+          <w:color w:val="1E3A8A"/>
           <w:sz w:val="28"/>
         </w:rPr>
-        <w:t>HIPÓTESIS DE INVESTIGACIÓN</w:t>
+        <w:t>6. HIPÓTESIS DE INVESTIGACIÓN</w:t>
       </w:r>
     </w:p>
     <w:p>
@@ -868,15 +697,8 @@
     </w:p>
     <w:p>
       <w:r>
-        <w:t xml:space="preserve">&gt; </w:t>
+        <w:t>&gt; "Si se implementa un sistema inteligente de detección temprana de riesgo basado en el análisis automático de variables operativas de las tareas, entonces será posible reducir al menos un 25% la cantidad de tareas entregadas fuera del tiempo establecido en comparación con una gestión tradicional sin alertas predictivas."</w:t>
       </w:r>
-      <w:r>
-        <w:rPr>
-          <w:b/>
-        </w:rPr>
-        <w:t>"Si se implementa un sistema inteligente de detección temprana de riesgo basado en el análisis automático de variables operativas de las tareas, entonces será posible reducir al menos un 25% la cantidad de tareas entregadas fuera del tiempo establecido en comparación con una gestión tradicional sin alertas predictivas."</w:t>
-      </w:r>
-      <w:r/>
     </w:p>
     <w:p>
       <w:pPr>
@@ -896,39 +718,16 @@
       <w:pPr>
         <w:pStyle w:val="ListBullet"/>
       </w:pPr>
-      <w:r/>
       <w:r>
-        <w:rPr>
-          <w:b/>
-        </w:rPr>
-        <w:t>Definición:</w:t>
-      </w:r>
-      <w:r>
-        <w:t xml:space="preserve"> Implementación del módulo </w:t>
-      </w:r>
-      <w:r>
-        <w:rPr>
-          <w:b/>
-        </w:rPr>
-        <w:t>Smart Risk Engine</w:t>
-      </w:r>
-      <w:r>
-        <w:t xml:space="preserve"> (`app/services/risk_engine_service.py`) e instrumentación de alertas predictivas en la interfaz de usuario.</w:t>
+        <w:t>Definición: Implementación del módulo Smart Risk Engine (app/services/risk_engine_service.py) e instrumentación de alertas predictivas en la interfaz de usuario.</w:t>
       </w:r>
     </w:p>
     <w:p>
       <w:pPr>
         <w:pStyle w:val="ListBullet"/>
       </w:pPr>
-      <w:r/>
       <w:r>
-        <w:rPr>
-          <w:b/>
-        </w:rPr>
-        <w:t>Escala de Medición:</w:t>
-      </w:r>
-      <w:r>
-        <w:t xml:space="preserve"> Dicotómica (Presente / Ausente).</w:t>
+        <w:t>Escala de Medición: Dicotómica (Presente / Ausente).</w:t>
       </w:r>
     </w:p>
     <w:p>
@@ -949,30 +748,16 @@
       <w:pPr>
         <w:pStyle w:val="ListBullet"/>
       </w:pPr>
-      <w:r/>
       <w:r>
-        <w:rPr>
-          <w:b/>
-        </w:rPr>
-        <w:t>Definición:</w:t>
-      </w:r>
-      <w:r>
-        <w:t xml:space="preserve"> Porcentaje de tareas entregadas fuera del tiempo establecido (Tasa de Tareas Retrasadas).</w:t>
+        <w:t>Definición: Porcentaje de tareas entregadas fuera del tiempo establecido (Tasa de Tareas Retrasadas).</w:t>
       </w:r>
     </w:p>
     <w:p>
       <w:pPr>
         <w:pStyle w:val="ListBullet"/>
       </w:pPr>
-      <w:r/>
       <w:r>
-        <w:rPr>
-          <w:b/>
-        </w:rPr>
-        <w:t>Escala de Medición:</w:t>
-      </w:r>
-      <w:r>
-        <w:t xml:space="preserve"> Continua (Porcentaje de $0.0\%$ a $100.0\%$).</w:t>
+        <w:t>Escala de Medición: Continua (Porcentaje de 0.0% a 100.0%).</w:t>
       </w:r>
     </w:p>
     <w:p>
@@ -991,17 +776,12 @@
     </w:p>
     <w:p>
       <w:r>
-        <w:t>La evaluación cuantitativa se realiza mediante la tasa de tareas entregadas fuera de plazo ($TTFP$):</w:t>
+        <w:t>La evaluación cuantitativa se realiza mediante la tasa de tareas entregadas fuera de plazo (TTFP):</w:t>
       </w:r>
     </w:p>
     <w:p>
       <w:r>
         <w:t>$$TTFP = \left( \frac{\text{Tareas Retrasadas}}{\text{Total de Tareas}} \right) \times 100$$</w:t>
-      </w:r>
-    </w:p>
-    <w:p>
-      <w:r>
-        <w:t>---</w:t>
       </w:r>
     </w:p>
     <w:p>
@@ -1012,7 +792,7 @@
         <w:rPr>
           <w:rFonts w:ascii="Calibri" w:hAnsi="Calibri"/>
           <w:b/>
-          <w:color w:val="1E293B"/>
+          <w:color w:val="1E3A8A"/>
           <w:sz w:val="28"/>
         </w:rPr>
         <w:t>7. ARQUITECTURA Y DESARROLLO DEL SISTEMA</w:t>
@@ -1034,130 +814,22 @@
     </w:p>
     <w:p>
       <w:r>
-        <w:t xml:space="preserve">La solución </w:t>
-      </w:r>
-      <w:r>
-        <w:rPr>
-          <w:b/>
-        </w:rPr>
-        <w:t>ProGest Smart Analytics</w:t>
-      </w:r>
-      <w:r>
-        <w:t xml:space="preserve"> adopta una arquitectura de software basada en el patrón de </w:t>
-      </w:r>
-      <w:r>
-        <w:rPr>
-          <w:b/>
-        </w:rPr>
-        <w:t>Servicios Desacoplados (Client-Server REST Architecture)</w:t>
-      </w:r>
-      <w:r>
-        <w:t xml:space="preserve"> (Pressman &amp; Maxim, 2020). El sistema se divide en tres capas principales:</w:t>
+        <w:t>La solución ProGest Smart Analytics adopta una arquitectura de software basada en el patrón de Servicios Desacoplados (Client-Server REST Architecture) (Pressman &amp; Maxim, 2020). El sistema se divide en tres capas principales:</w:t>
       </w:r>
     </w:p>
     <w:p>
       <w:r>
-        <w:t xml:space="preserve">1. </w:t>
-      </w:r>
-      <w:r>
-        <w:rPr>
-          <w:b/>
-        </w:rPr>
-        <w:t>Capa de Presentación (Frontend):</w:t>
-      </w:r>
-      <w:r>
-        <w:t xml:space="preserve"> Desarrollada con </w:t>
-      </w:r>
-      <w:r>
-        <w:rPr>
-          <w:b/>
-        </w:rPr>
-        <w:t>Next.js 14</w:t>
-      </w:r>
-      <w:r>
-        <w:t xml:space="preserve"> (App Router) en TypeScript, con renderizado en el cliente (CSR), manejo de estado global reactivo mediante </w:t>
-      </w:r>
-      <w:r>
-        <w:rPr>
-          <w:b/>
-        </w:rPr>
-        <w:t>Zustand</w:t>
-      </w:r>
-      <w:r>
-        <w:t xml:space="preserve"> (`stores/taskStore.ts`) y estilos dinámicos basados en </w:t>
-      </w:r>
-      <w:r>
-        <w:rPr>
-          <w:b/>
-        </w:rPr>
-        <w:t>Tailwind CSS</w:t>
-      </w:r>
-      <w:r>
-        <w:t>.</w:t>
+        <w:t>1. Capa de Presentación (Frontend): Desarrollada con Next.js 14 (App Router) en TypeScript, con renderizado en el cliente (CSR), manejo de estado global reactivo mediante Zustand (stores/taskStore.ts) y estilos dinámicos basados en Tailwind CSS.</w:t>
       </w:r>
     </w:p>
     <w:p>
       <w:r>
-        <w:t xml:space="preserve">2. </w:t>
-      </w:r>
-      <w:r>
-        <w:rPr>
-          <w:b/>
-        </w:rPr>
-        <w:t>Capa de Negocio y API (Backend):</w:t>
-      </w:r>
-      <w:r>
-        <w:t xml:space="preserve"> Implementada en </w:t>
-      </w:r>
-      <w:r>
-        <w:rPr>
-          <w:b/>
-        </w:rPr>
-        <w:t>Flask 3.0</w:t>
-      </w:r>
-      <w:r>
-        <w:t xml:space="preserve"> (Python 3.14) estructurada modularmente con Blueprints (`app/routes/`), servicios desacoplados (`TaskService`, `SmartRiskEngineService`) y seguridad basada en tokens </w:t>
-      </w:r>
-      <w:r>
-        <w:rPr>
-          <w:b/>
-        </w:rPr>
-        <w:t>JWT (JSON Web Tokens)</w:t>
-      </w:r>
-      <w:r>
-        <w:t xml:space="preserve"> con roles de acceso (RBAC: `OWNER` y `EMPLOYEE`).</w:t>
+        <w:t>2. Capa de Negocio y API (Backend): Implementada en Flask 3.0 (Python 3.14) estructurada modularmente con Blueprints (app/routes/), servicios desacoplados (TaskService, SmartRiskEngineService) y seguridad basada en tokens JWT (JSON Web Tokens) con roles de acceso (RBAC: OWNER y EMPLOYEE).</w:t>
       </w:r>
     </w:p>
     <w:p>
       <w:r>
-        <w:t xml:space="preserve">3. </w:t>
-      </w:r>
-      <w:r>
-        <w:rPr>
-          <w:b/>
-        </w:rPr>
-        <w:t>Capa de Persistencia y Telemetría (Base de Datos):</w:t>
-      </w:r>
-      <w:r>
-        <w:t xml:space="preserve"> Gestionada a través del ORM </w:t>
-      </w:r>
-      <w:r>
-        <w:rPr>
-          <w:b/>
-        </w:rPr>
-        <w:t>SQLAlchemy 2.0</w:t>
-      </w:r>
-      <w:r>
-        <w:t xml:space="preserve"> (SQLAlchemy Authors, 2024), respaldada por una base de datos relacional (</w:t>
-      </w:r>
-      <w:r>
-        <w:rPr>
-          <w:b/>
-        </w:rPr>
-        <w:t>PostgreSQL / SQLite</w:t>
-      </w:r>
-      <w:r>
-        <w:t>), que almacena la estructura transaccional y el log de eventos `TaskStateHistory`.</w:t>
+        <w:t>3. Capa de Persistencia y Telemetría (Base de Datos): Gestionada a través del ORM SQLAlchemy 2.0 (SQLAlchemy Authors, 2024), respaldada por una base de datos relacional (PostgreSQL / SQLite), que almacena la estructura transaccional y el log de eventos TaskStateHistory.</w:t>
       </w:r>
     </w:p>
     <w:p>
@@ -1176,7 +848,7 @@
     </w:p>
     <w:p>
       <w:r>
-        <w:t>---</w:t>
+        <w:t>La Figura 7.1 ilustra la arquitectura multicapa desacoplada del sistema. Se aprecia la clara división de responsabilidades entre el cliente en Next.js 14, la capa intermedia REST API en Flask y la base de datos relacional. Esta separación garantiza que el motor predictivo Smart Risk Engine opere de forma independiente sin bloquear el renderizado en la interfaz de usuario.</w:t>
       </w:r>
     </w:p>
     <w:p>
@@ -1195,96 +867,689 @@
     </w:p>
     <w:p>
       <w:r>
-        <w:t xml:space="preserve">El esquema relacional está diseñado en Tercera Forma Normal (3NF) y soporta claves primarias compuestas por UUIDs de 128 bits. El modelo contiene </w:t>
-      </w:r>
-      <w:r>
-        <w:rPr>
-          <w:b/>
-        </w:rPr>
-        <w:t>11 entidades relacionales activas</w:t>
-      </w:r>
-      <w:r>
-        <w:t xml:space="preserve"> en `app/models/__init__.py`:</w:t>
+        <w:t>El esquema relacional está diseñado en Tercera Forma Normal (3NF) y soporta claves primarias compuestas por UUIDs de 128 bits. El modelo contiene 11 entidades relacionales activas en app/models/__init__.py:</w:t>
       </w:r>
     </w:p>
-    <w:p>
-      <w:pPr>
-        <w:spacing w:before="80" w:after="120"/>
-        <w:ind w:left="576"/>
-      </w:pPr>
-      <w:r>
-        <w:rPr>
-          <w:rFonts w:ascii="Consolas" w:hAnsi="Consolas"/>
-          <w:color w:val="1F2937"/>
-          <w:sz w:val="19"/>
-        </w:rPr>
-        <w:t>+------------------+         +-------------------+         +-------------------+</w:t>
-        <w:br/>
-        <w:t>|      USERS       |         |     PROJECTS      |         |    MEMBERSHIPS    |</w:t>
-        <w:br/>
-        <w:t>+------------------+         +-------------------+         +-------------------+</w:t>
-        <w:br/>
-        <w:t>| PK id (UUID)     |&lt;-------1| PK id (UUID)      |&lt;-------1| PK id (UUID)      |</w:t>
-        <w:br/>
-        <w:t>|    email (UK)    |  owner  |    name           |  proj   | FK project_id     |</w:t>
-        <w:br/>
-        <w:t>|    password_hash |         |    description    |         | FK user_id        |</w:t>
-        <w:br/>
-        <w:t>|    name          |         |    category       |         |    role           |</w:t>
-        <w:br/>
-        <w:t>|    role          |         |    state          |         |    status         |</w:t>
-        <w:br/>
-        <w:t>|    department    |         | FK owner_id       |         +-------------------+</w:t>
-        <w:br/>
-        <w:t>|    job_title     |         |    sprint_enabled |</w:t>
-        <w:br/>
-        <w:t>+------------------+         +-------------------+</w:t>
-        <w:br/>
-        <w:t xml:space="preserve">         ^                             ^</w:t>
-        <w:br/>
-        <w:t xml:space="preserve">         |                             |</w:t>
-        <w:br/>
-        <w:t xml:space="preserve">         |                             |</w:t>
-        <w:br/>
-        <w:t>+--------+---------+         +---------+---------+         +-------------------+</w:t>
-        <w:br/>
-        <w:t>|      TASKS       |         |      SPRINTS      |         | TASK_STATE_HIST   |</w:t>
-        <w:br/>
-        <w:t>+------------------+         +-------------------+         +-------------------+</w:t>
-        <w:br/>
-        <w:t>| PK id (UUID)     |         | PK id (UUID)      |         | PK id (UUID)      |</w:t>
-        <w:br/>
-        <w:t>|    title         |         |    name           |&lt;-------1| FK task_id        |</w:t>
-        <w:br/>
-        <w:t>|    description   |         | FK project_id     |  telem  |    from_state     |</w:t>
-        <w:br/>
-        <w:t>|    status        |         |    start_date     |         |    to_state       |</w:t>
-        <w:br/>
-        <w:t>|    priority      |         |    end_date       |         | FK changed_by_id  |</w:t>
-        <w:br/>
-        <w:t>| FK project_id    |         |    status         |         |    timestamp      |</w:t>
-        <w:br/>
-        <w:t>| FK sprint_id     |         +-------------------+         +-------------------+</w:t>
-        <w:br/>
-        <w:t>| FK assigned_to   |</w:t>
-        <w:br/>
-        <w:t>| FK created_by    |</w:t>
-        <w:br/>
-        <w:t>|    start_date    |</w:t>
-        <w:br/>
-        <w:t>|    due_date      |</w:t>
-        <w:br/>
-        <w:t>|    risk_status   |</w:t>
-        <w:br/>
-        <w:t>|    delay_prob    |</w:t>
-        <w:br/>
-        <w:t>|    risk_factors  |</w:t>
-        <w:br/>
-        <w:t>|    checklist     |</w:t>
-        <w:br/>
-        <w:t>+------------------+</w:t>
-      </w:r>
-    </w:p>
+    <w:tbl>
+      <w:tblPr>
+        <w:tblW w:type="auto" w:w="0"/>
+        <w:jc w:val="center"/>
+        <w:tblLook w:firstColumn="1" w:firstRow="1" w:lastColumn="0" w:lastRow="0" w:noHBand="0" w:noVBand="1" w:val="04A0"/>
+        <w:tblBorders>
+          <w:top w:val="single" w:sz="4" w:space="0" w:color="CBD5E1"/>
+          <w:bottom w:val="single" w:sz="6" w:space="0" w:color="1E3A8A"/>
+          <w:insideH w:val="single" w:sz="4" w:space="0" w:color="E2E8F0"/>
+          <w:insideV w:val="none"/>
+          <w:left w:val="none"/>
+          <w:right w:val="none"/>
+        </w:tblBorders>
+      </w:tblPr>
+      <w:tblGrid>
+        <w:gridCol w:w="3120"/>
+        <w:gridCol w:w="3120"/>
+        <w:gridCol w:w="3120"/>
+      </w:tblGrid>
+      <w:tr>
+        <w:tc>
+          <w:tcPr>
+            <w:tcW w:type="dxa" w:w="3120"/>
+            <w:shd w:fill="1E3A8A"/>
+          </w:tcPr>
+          <w:p>
+            <w:pPr>
+              <w:spacing w:after="40" w:before="40"/>
+            </w:pPr>
+            <w:r>
+              <w:rPr>
+                <w:b/>
+                <w:color w:val="FFFFFF"/>
+                <w:sz w:val="19"/>
+              </w:rPr>
+              <w:t>Entidad Relacional</w:t>
+            </w:r>
+          </w:p>
+        </w:tc>
+        <w:tc>
+          <w:tcPr>
+            <w:tcW w:type="dxa" w:w="3120"/>
+            <w:shd w:fill="1E3A8A"/>
+          </w:tcPr>
+          <w:p>
+            <w:pPr>
+              <w:spacing w:after="40" w:before="40"/>
+            </w:pPr>
+            <w:r>
+              <w:rPr>
+                <w:b/>
+                <w:color w:val="FFFFFF"/>
+                <w:sz w:val="19"/>
+              </w:rPr>
+              <w:t>Atributos Principales / Claves</w:t>
+            </w:r>
+          </w:p>
+        </w:tc>
+        <w:tc>
+          <w:tcPr>
+            <w:tcW w:type="dxa" w:w="3120"/>
+            <w:shd w:fill="1E3A8A"/>
+          </w:tcPr>
+          <w:p>
+            <w:pPr>
+              <w:spacing w:after="40" w:before="40"/>
+            </w:pPr>
+            <w:r>
+              <w:rPr>
+                <w:b/>
+                <w:color w:val="FFFFFF"/>
+                <w:sz w:val="19"/>
+              </w:rPr>
+              <w:t>Rol en la Persistencia del Sistema</w:t>
+            </w:r>
+          </w:p>
+        </w:tc>
+      </w:tr>
+      <w:tr>
+        <w:tc>
+          <w:tcPr>
+            <w:tcW w:type="dxa" w:w="3120"/>
+            <w:shd w:fill="F8FAFC"/>
+          </w:tcPr>
+          <w:p>
+            <w:pPr>
+              <w:spacing w:after="40" w:before="40"/>
+            </w:pPr>
+            <w:r>
+              <w:rPr>
+                <w:color w:val="334155"/>
+                <w:sz w:val="19"/>
+              </w:rPr>
+              <w:t>Users</w:t>
+            </w:r>
+          </w:p>
+        </w:tc>
+        <w:tc>
+          <w:tcPr>
+            <w:tcW w:type="dxa" w:w="3120"/>
+            <w:shd w:fill="F8FAFC"/>
+          </w:tcPr>
+          <w:p>
+            <w:pPr>
+              <w:spacing w:after="40" w:before="40"/>
+            </w:pPr>
+            <w:r>
+              <w:rPr>
+                <w:color w:val="334155"/>
+                <w:sz w:val="19"/>
+              </w:rPr>
+              <w:t>PK id (UUID), email, password_hash, role</w:t>
+            </w:r>
+          </w:p>
+        </w:tc>
+        <w:tc>
+          <w:tcPr>
+            <w:tcW w:type="dxa" w:w="3120"/>
+            <w:shd w:fill="F8FAFC"/>
+          </w:tcPr>
+          <w:p>
+            <w:pPr>
+              <w:spacing w:after="40" w:before="40"/>
+            </w:pPr>
+            <w:r>
+              <w:rPr>
+                <w:color w:val="334155"/>
+                <w:sz w:val="19"/>
+              </w:rPr>
+              <w:t>Gestión de cuentas de usuario y roles RBAC.</w:t>
+            </w:r>
+          </w:p>
+        </w:tc>
+      </w:tr>
+      <w:tr>
+        <w:tc>
+          <w:tcPr>
+            <w:tcW w:type="dxa" w:w="3120"/>
+          </w:tcPr>
+          <w:p>
+            <w:pPr>
+              <w:spacing w:after="40" w:before="40"/>
+            </w:pPr>
+            <w:r>
+              <w:rPr>
+                <w:color w:val="334155"/>
+                <w:sz w:val="19"/>
+              </w:rPr>
+              <w:t>Projects</w:t>
+            </w:r>
+          </w:p>
+        </w:tc>
+        <w:tc>
+          <w:tcPr>
+            <w:tcW w:type="dxa" w:w="3120"/>
+          </w:tcPr>
+          <w:p>
+            <w:pPr>
+              <w:spacing w:after="40" w:before="40"/>
+            </w:pPr>
+            <w:r>
+              <w:rPr>
+                <w:color w:val="334155"/>
+                <w:sz w:val="19"/>
+              </w:rPr>
+              <w:t>PK id (UUID), FK owner_id, name, state</w:t>
+            </w:r>
+          </w:p>
+        </w:tc>
+        <w:tc>
+          <w:tcPr>
+            <w:tcW w:type="dxa" w:w="3120"/>
+          </w:tcPr>
+          <w:p>
+            <w:pPr>
+              <w:spacing w:after="40" w:before="40"/>
+            </w:pPr>
+            <w:r>
+              <w:rPr>
+                <w:color w:val="334155"/>
+                <w:sz w:val="19"/>
+              </w:rPr>
+              <w:t>Administración del ciclo de vida de los proyectos.</w:t>
+            </w:r>
+          </w:p>
+        </w:tc>
+      </w:tr>
+      <w:tr>
+        <w:tc>
+          <w:tcPr>
+            <w:tcW w:type="dxa" w:w="3120"/>
+            <w:shd w:fill="F8FAFC"/>
+          </w:tcPr>
+          <w:p>
+            <w:pPr>
+              <w:spacing w:after="40" w:before="40"/>
+            </w:pPr>
+            <w:r>
+              <w:rPr>
+                <w:color w:val="334155"/>
+                <w:sz w:val="19"/>
+              </w:rPr>
+              <w:t>Memberships</w:t>
+            </w:r>
+          </w:p>
+        </w:tc>
+        <w:tc>
+          <w:tcPr>
+            <w:tcW w:type="dxa" w:w="3120"/>
+            <w:shd w:fill="F8FAFC"/>
+          </w:tcPr>
+          <w:p>
+            <w:pPr>
+              <w:spacing w:after="40" w:before="40"/>
+            </w:pPr>
+            <w:r>
+              <w:rPr>
+                <w:color w:val="334155"/>
+                <w:sz w:val="19"/>
+              </w:rPr>
+              <w:t>PK id (UUID), FK project_id, FK user_id</w:t>
+            </w:r>
+          </w:p>
+        </w:tc>
+        <w:tc>
+          <w:tcPr>
+            <w:tcW w:type="dxa" w:w="3120"/>
+            <w:shd w:fill="F8FAFC"/>
+          </w:tcPr>
+          <w:p>
+            <w:pPr>
+              <w:spacing w:after="40" w:before="40"/>
+            </w:pPr>
+            <w:r>
+              <w:rPr>
+                <w:color w:val="334155"/>
+                <w:sz w:val="19"/>
+              </w:rPr>
+              <w:t>Asignación de colaboradores y roles en proyectos.</w:t>
+            </w:r>
+          </w:p>
+        </w:tc>
+      </w:tr>
+      <w:tr>
+        <w:tc>
+          <w:tcPr>
+            <w:tcW w:type="dxa" w:w="3120"/>
+          </w:tcPr>
+          <w:p>
+            <w:pPr>
+              <w:spacing w:after="40" w:before="40"/>
+            </w:pPr>
+            <w:r>
+              <w:rPr>
+                <w:color w:val="334155"/>
+                <w:sz w:val="19"/>
+              </w:rPr>
+              <w:t>Tasks</w:t>
+            </w:r>
+          </w:p>
+        </w:tc>
+        <w:tc>
+          <w:tcPr>
+            <w:tcW w:type="dxa" w:w="3120"/>
+          </w:tcPr>
+          <w:p>
+            <w:pPr>
+              <w:spacing w:after="40" w:before="40"/>
+            </w:pPr>
+            <w:r>
+              <w:rPr>
+                <w:color w:val="334155"/>
+                <w:sz w:val="19"/>
+              </w:rPr>
+              <w:t>PK id (UUID), FK project_id, FK assigned_to</w:t>
+            </w:r>
+          </w:p>
+        </w:tc>
+        <w:tc>
+          <w:tcPr>
+            <w:tcW w:type="dxa" w:w="3120"/>
+          </w:tcPr>
+          <w:p>
+            <w:pPr>
+              <w:spacing w:after="40" w:before="40"/>
+            </w:pPr>
+            <w:r>
+              <w:rPr>
+                <w:color w:val="334155"/>
+                <w:sz w:val="19"/>
+              </w:rPr>
+              <w:t>Almacenamiento de tareas, riesgos y checklists.</w:t>
+            </w:r>
+          </w:p>
+        </w:tc>
+      </w:tr>
+      <w:tr>
+        <w:tc>
+          <w:tcPr>
+            <w:tcW w:type="dxa" w:w="3120"/>
+            <w:shd w:fill="F8FAFC"/>
+          </w:tcPr>
+          <w:p>
+            <w:pPr>
+              <w:spacing w:after="40" w:before="40"/>
+            </w:pPr>
+            <w:r>
+              <w:rPr>
+                <w:color w:val="334155"/>
+                <w:sz w:val="19"/>
+              </w:rPr>
+              <w:t>Sprints</w:t>
+            </w:r>
+          </w:p>
+        </w:tc>
+        <w:tc>
+          <w:tcPr>
+            <w:tcW w:type="dxa" w:w="3120"/>
+            <w:shd w:fill="F8FAFC"/>
+          </w:tcPr>
+          <w:p>
+            <w:pPr>
+              <w:spacing w:after="40" w:before="40"/>
+            </w:pPr>
+            <w:r>
+              <w:rPr>
+                <w:color w:val="334155"/>
+                <w:sz w:val="19"/>
+              </w:rPr>
+              <w:t>PK id (UUID), FK project_id, dates, status</w:t>
+            </w:r>
+          </w:p>
+        </w:tc>
+        <w:tc>
+          <w:tcPr>
+            <w:tcW w:type="dxa" w:w="3120"/>
+            <w:shd w:fill="F8FAFC"/>
+          </w:tcPr>
+          <w:p>
+            <w:pPr>
+              <w:spacing w:after="40" w:before="40"/>
+            </w:pPr>
+            <w:r>
+              <w:rPr>
+                <w:color w:val="334155"/>
+                <w:sz w:val="19"/>
+              </w:rPr>
+              <w:t>Agrupación de iteraciones de desarrollo ágil.</w:t>
+            </w:r>
+          </w:p>
+        </w:tc>
+      </w:tr>
+      <w:tr>
+        <w:tc>
+          <w:tcPr>
+            <w:tcW w:type="dxa" w:w="3120"/>
+          </w:tcPr>
+          <w:p>
+            <w:pPr>
+              <w:spacing w:after="40" w:before="40"/>
+            </w:pPr>
+            <w:r>
+              <w:rPr>
+                <w:color w:val="334155"/>
+                <w:sz w:val="19"/>
+              </w:rPr>
+              <w:t>Invites</w:t>
+            </w:r>
+          </w:p>
+        </w:tc>
+        <w:tc>
+          <w:tcPr>
+            <w:tcW w:type="dxa" w:w="3120"/>
+          </w:tcPr>
+          <w:p>
+            <w:pPr>
+              <w:spacing w:after="40" w:before="40"/>
+            </w:pPr>
+            <w:r>
+              <w:rPr>
+                <w:color w:val="334155"/>
+                <w:sz w:val="19"/>
+              </w:rPr>
+              <w:t>PK id (UUID), email, role, token</w:t>
+            </w:r>
+          </w:p>
+        </w:tc>
+        <w:tc>
+          <w:tcPr>
+            <w:tcW w:type="dxa" w:w="3120"/>
+          </w:tcPr>
+          <w:p>
+            <w:pPr>
+              <w:spacing w:after="40" w:before="40"/>
+            </w:pPr>
+            <w:r>
+              <w:rPr>
+                <w:color w:val="334155"/>
+                <w:sz w:val="19"/>
+              </w:rPr>
+              <w:t>Control de invitaciones de miembros al equipo.</w:t>
+            </w:r>
+          </w:p>
+        </w:tc>
+      </w:tr>
+      <w:tr>
+        <w:tc>
+          <w:tcPr>
+            <w:tcW w:type="dxa" w:w="3120"/>
+            <w:shd w:fill="F8FAFC"/>
+          </w:tcPr>
+          <w:p>
+            <w:pPr>
+              <w:spacing w:after="40" w:before="40"/>
+            </w:pPr>
+            <w:r>
+              <w:rPr>
+                <w:color w:val="334155"/>
+                <w:sz w:val="19"/>
+              </w:rPr>
+              <w:t>Notifications</w:t>
+            </w:r>
+          </w:p>
+        </w:tc>
+        <w:tc>
+          <w:tcPr>
+            <w:tcW w:type="dxa" w:w="3120"/>
+            <w:shd w:fill="F8FAFC"/>
+          </w:tcPr>
+          <w:p>
+            <w:pPr>
+              <w:spacing w:after="40" w:before="40"/>
+            </w:pPr>
+            <w:r>
+              <w:rPr>
+                <w:color w:val="334155"/>
+                <w:sz w:val="19"/>
+              </w:rPr>
+              <w:t>PK id (UUID), FK user_id, message, read</w:t>
+            </w:r>
+          </w:p>
+        </w:tc>
+        <w:tc>
+          <w:tcPr>
+            <w:tcW w:type="dxa" w:w="3120"/>
+            <w:shd w:fill="F8FAFC"/>
+          </w:tcPr>
+          <w:p>
+            <w:pPr>
+              <w:spacing w:after="40" w:before="40"/>
+            </w:pPr>
+            <w:r>
+              <w:rPr>
+                <w:color w:val="334155"/>
+                <w:sz w:val="19"/>
+              </w:rPr>
+              <w:t>Alertas en tiempo real enviadas a usuarios.</w:t>
+            </w:r>
+          </w:p>
+        </w:tc>
+      </w:tr>
+      <w:tr>
+        <w:tc>
+          <w:tcPr>
+            <w:tcW w:type="dxa" w:w="3120"/>
+          </w:tcPr>
+          <w:p>
+            <w:pPr>
+              <w:spacing w:after="40" w:before="40"/>
+            </w:pPr>
+            <w:r>
+              <w:rPr>
+                <w:color w:val="334155"/>
+                <w:sz w:val="19"/>
+              </w:rPr>
+              <w:t>Comments</w:t>
+            </w:r>
+          </w:p>
+        </w:tc>
+        <w:tc>
+          <w:tcPr>
+            <w:tcW w:type="dxa" w:w="3120"/>
+          </w:tcPr>
+          <w:p>
+            <w:pPr>
+              <w:spacing w:after="40" w:before="40"/>
+            </w:pPr>
+            <w:r>
+              <w:rPr>
+                <w:color w:val="334155"/>
+                <w:sz w:val="19"/>
+              </w:rPr>
+              <w:t>PK id (UUID), FK task_id, FK user_id</w:t>
+            </w:r>
+          </w:p>
+        </w:tc>
+        <w:tc>
+          <w:tcPr>
+            <w:tcW w:type="dxa" w:w="3120"/>
+          </w:tcPr>
+          <w:p>
+            <w:pPr>
+              <w:spacing w:after="40" w:before="40"/>
+            </w:pPr>
+            <w:r>
+              <w:rPr>
+                <w:color w:val="334155"/>
+                <w:sz w:val="19"/>
+              </w:rPr>
+              <w:t>Registro de discusiones e hilos en tareas.</w:t>
+            </w:r>
+          </w:p>
+        </w:tc>
+      </w:tr>
+      <w:tr>
+        <w:tc>
+          <w:tcPr>
+            <w:tcW w:type="dxa" w:w="3120"/>
+            <w:shd w:fill="F8FAFC"/>
+          </w:tcPr>
+          <w:p>
+            <w:pPr>
+              <w:spacing w:after="40" w:before="40"/>
+            </w:pPr>
+            <w:r>
+              <w:rPr>
+                <w:color w:val="334155"/>
+                <w:sz w:val="19"/>
+              </w:rPr>
+              <w:t>AuditLog</w:t>
+            </w:r>
+          </w:p>
+        </w:tc>
+        <w:tc>
+          <w:tcPr>
+            <w:tcW w:type="dxa" w:w="3120"/>
+            <w:shd w:fill="F8FAFC"/>
+          </w:tcPr>
+          <w:p>
+            <w:pPr>
+              <w:spacing w:after="40" w:before="40"/>
+            </w:pPr>
+            <w:r>
+              <w:rPr>
+                <w:color w:val="334155"/>
+                <w:sz w:val="19"/>
+              </w:rPr>
+              <w:t>PK id (UUID), action, user_id, timestamp</w:t>
+            </w:r>
+          </w:p>
+        </w:tc>
+        <w:tc>
+          <w:tcPr>
+            <w:tcW w:type="dxa" w:w="3120"/>
+            <w:shd w:fill="F8FAFC"/>
+          </w:tcPr>
+          <w:p>
+            <w:pPr>
+              <w:spacing w:after="40" w:before="40"/>
+            </w:pPr>
+            <w:r>
+              <w:rPr>
+                <w:color w:val="334155"/>
+                <w:sz w:val="19"/>
+              </w:rPr>
+              <w:t>Historial de auditoría de seguridad del sistema.</w:t>
+            </w:r>
+          </w:p>
+        </w:tc>
+      </w:tr>
+      <w:tr>
+        <w:tc>
+          <w:tcPr>
+            <w:tcW w:type="dxa" w:w="3120"/>
+          </w:tcPr>
+          <w:p>
+            <w:pPr>
+              <w:spacing w:after="40" w:before="40"/>
+            </w:pPr>
+            <w:r>
+              <w:rPr>
+                <w:color w:val="334155"/>
+                <w:sz w:val="19"/>
+              </w:rPr>
+              <w:t>TeamMessage</w:t>
+            </w:r>
+          </w:p>
+        </w:tc>
+        <w:tc>
+          <w:tcPr>
+            <w:tcW w:type="dxa" w:w="3120"/>
+          </w:tcPr>
+          <w:p>
+            <w:pPr>
+              <w:spacing w:after="40" w:before="40"/>
+            </w:pPr>
+            <w:r>
+              <w:rPr>
+                <w:color w:val="334155"/>
+                <w:sz w:val="19"/>
+              </w:rPr>
+              <w:t>PK id (UUID), FK project_id, message</w:t>
+            </w:r>
+          </w:p>
+        </w:tc>
+        <w:tc>
+          <w:tcPr>
+            <w:tcW w:type="dxa" w:w="3120"/>
+          </w:tcPr>
+          <w:p>
+            <w:pPr>
+              <w:spacing w:after="40" w:before="40"/>
+            </w:pPr>
+            <w:r>
+              <w:rPr>
+                <w:color w:val="334155"/>
+                <w:sz w:val="19"/>
+              </w:rPr>
+              <w:t>Mensajería y canal de comunicación interna.</w:t>
+            </w:r>
+          </w:p>
+        </w:tc>
+      </w:tr>
+      <w:tr>
+        <w:tc>
+          <w:tcPr>
+            <w:tcW w:type="dxa" w:w="3120"/>
+            <w:shd w:fill="F8FAFC"/>
+          </w:tcPr>
+          <w:p>
+            <w:pPr>
+              <w:spacing w:after="40" w:before="40"/>
+            </w:pPr>
+            <w:r>
+              <w:rPr>
+                <w:color w:val="334155"/>
+                <w:sz w:val="19"/>
+              </w:rPr>
+              <w:t>TaskStateHistory</w:t>
+            </w:r>
+          </w:p>
+        </w:tc>
+        <w:tc>
+          <w:tcPr>
+            <w:tcW w:type="dxa" w:w="3120"/>
+            <w:shd w:fill="F8FAFC"/>
+          </w:tcPr>
+          <w:p>
+            <w:pPr>
+              <w:spacing w:after="40" w:before="40"/>
+            </w:pPr>
+            <w:r>
+              <w:rPr>
+                <w:color w:val="334155"/>
+                <w:sz w:val="19"/>
+              </w:rPr>
+              <w:t>PK id (UUID), FK task_id, states, timestamp</w:t>
+            </w:r>
+          </w:p>
+        </w:tc>
+        <w:tc>
+          <w:tcPr>
+            <w:tcW w:type="dxa" w:w="3120"/>
+            <w:shd w:fill="F8FAFC"/>
+          </w:tcPr>
+          <w:p>
+            <w:pPr>
+              <w:spacing w:after="40" w:before="40"/>
+            </w:pPr>
+            <w:r>
+              <w:rPr>
+                <w:color w:val="334155"/>
+                <w:sz w:val="19"/>
+              </w:rPr>
+              <w:t>Registro automático de telemetría de estados.</w:t>
+            </w:r>
+          </w:p>
+        </w:tc>
+      </w:tr>
+    </w:tbl>
     <w:p>
       <w:pPr>
         <w:spacing w:after="160"/>
@@ -1296,12 +1561,12 @@
           <w:color w:val="475569"/>
           <w:sz w:val="19"/>
         </w:rPr>
-        <w:t>Tabla 7.1. Estructura Relacional de las Tablas de la Base de Datos. Fuente: Elaboración propia.</w:t>
+        <w:t>Tabla 7.1. Estructura Relacional de las 11 Entidades de la Base de Datos. Fuente: Elaboración propia.</w:t>
       </w:r>
     </w:p>
     <w:p>
       <w:r>
-        <w:t>---</w:t>
+        <w:t>La Tabla 7.1 resume las 11 entidades del modelo de datos. Destaca la entidad TaskStateHistory, diseñada específicamente para capturar cada evento de cambio de estado en el flujo de trabajo, proveyendo la telemetría primaria para el cálculo del estancamiento en el motor predictivo.</w:t>
       </w:r>
     </w:p>
     <w:p>
@@ -1324,54 +1589,23 @@
       </w:r>
     </w:p>
     <w:p>
-      <w:pPr>
-        <w:spacing w:before="80" w:after="120"/>
-        <w:ind w:left="576"/>
-      </w:pPr>
       <w:r>
-        <w:rPr>
-          <w:rFonts w:ascii="Consolas" w:hAnsi="Consolas"/>
-          <w:color w:val="1F2937"/>
-          <w:sz w:val="19"/>
-        </w:rPr>
-        <w:t xml:space="preserve">[Inicio / Landing Page (/)] </w:t>
-        <w:br/>
-        <w:t xml:space="preserve">       ↓</w:t>
-        <w:br/>
-        <w:t>[Página de Login / Registro (/auth/login)] ──(POST /api/auth/login)──&gt; [JWT Token Emitido]</w:t>
-        <w:br/>
-        <w:t xml:space="preserve">       ↓</w:t>
-        <w:br/>
-        <w:t>[Dashboard Principal (/app/dashboard)] ──(Carga 8 KPIs &amp; Alertas)</w:t>
-        <w:br/>
-        <w:t xml:space="preserve">       ├───────────────────────┬───────────────────────┬───────────────────────┐</w:t>
-        <w:br/>
-        <w:t xml:space="preserve">       ↓                       ↓                       ↓                       ↓</w:t>
-        <w:br/>
-        <w:t>[Kanban Board (/app/board)] [Timeline (/app/timeline)] [Reportes (/app/reports)] [Configuración (/app/settings)]</w:t>
-        <w:br/>
-        <w:t xml:space="preserve">       ↓                       ↓                       ↓                       ↓</w:t>
-        <w:br/>
-        <w:t>[Crear / Editar Tarea] ──&gt; [Ejecución Smart Risk Engine] ──&gt; [Persistencia DB &amp; Telemetría]</w:t>
-      </w:r>
-    </w:p>
-    <w:p>
-      <w:pPr>
-        <w:spacing w:after="160"/>
-        <w:jc w:val="center"/>
-      </w:pPr>
-      <w:r>
-        <w:rPr>
-          <w:i/>
-          <w:color w:val="475569"/>
-          <w:sz w:val="19"/>
-        </w:rPr>
-        <w:t>Figura 7.2. Diagrama de Flujo de Navegación del Usuario en el Frontend. Fuente: Elaboración propia.</w:t>
+        <w:t>1. Inicio / Landing Page (/) -&gt; Autenticación JWT (/auth/login).</w:t>
       </w:r>
     </w:p>
     <w:p>
       <w:r>
-        <w:t>---</w:t>
+        <w:t>2. Dashboard Principal (/app/dashboard) -&gt; Carga de KPIs y Alertas Críticas.</w:t>
+      </w:r>
+    </w:p>
+    <w:p>
+      <w:r>
+        <w:t>3. Vistas Interactivas: Kanban Board (/app/board), Timeline Cronológico (/app/timeline) y Reportes Analíticos (/app/reports).</w:t>
+      </w:r>
+    </w:p>
+    <w:p>
+      <w:r>
+        <w:t>4. Edición de Tareas -&gt; Invocación del Smart Risk Engine -&gt; Actualización de la Base de Datos y Telemetría.</w:t>
       </w:r>
     </w:p>
     <w:p>
@@ -1390,105 +1624,47 @@
     </w:p>
     <w:p>
       <w:r>
-        <w:t xml:space="preserve">El backend en Python 3.14 utiliza el patrón de diseño de </w:t>
-      </w:r>
-      <w:r>
-        <w:rPr>
-          <w:b/>
-        </w:rPr>
-        <w:t>Servicios y Controladores (Blueprints)</w:t>
-      </w:r>
-      <w:r>
-        <w:t>:</w:t>
+        <w:t>El backend en Python 3.14 utiliza el patrón de diseño de Servicios y Controladores (Blueprints):</w:t>
       </w:r>
     </w:p>
     <w:p>
       <w:pPr>
         <w:pStyle w:val="ListBullet"/>
       </w:pPr>
-      <w:r/>
       <w:r>
-        <w:rPr>
-          <w:b/>
-        </w:rPr>
-        <w:t>`app/routes/auth.py`:</w:t>
-      </w:r>
-      <w:r>
-        <w:t xml:space="preserve"> Controla `/api/auth/register`, `/api/auth/login` y `/api/auth/me` con verificación de contraseñas mediante PBKDF2/SHA256.</w:t>
+        <w:t>app/routes/auth.py: Controla autenticación y tokens JWT.</w:t>
       </w:r>
     </w:p>
     <w:p>
       <w:pPr>
         <w:pStyle w:val="ListBullet"/>
       </w:pPr>
-      <w:r/>
       <w:r>
-        <w:rPr>
-          <w:b/>
-        </w:rPr>
-        <w:t>`app/routes/projects.py`:</w:t>
-      </w:r>
-      <w:r>
-        <w:t xml:space="preserve"> Controla `/api/projects`, `/api/projects/my-project` y la edición de ajustes mediante `PATCH /api/projects/settings`.</w:t>
+        <w:t>app/routes/projects.py: Administra proyectos y membresías.</w:t>
       </w:r>
     </w:p>
     <w:p>
       <w:pPr>
         <w:pStyle w:val="ListBullet"/>
       </w:pPr>
-      <w:r/>
       <w:r>
-        <w:rPr>
-          <w:b/>
-        </w:rPr>
-        <w:t>`app/routes/tasks.py`:</w:t>
-      </w:r>
-      <w:r>
-        <w:t xml:space="preserve"> Administra `/api/tasks`, búsquedas, creación, filtrado y edición mediante `PATCH /api/tasks/&lt;id&gt;`.</w:t>
+        <w:t>app/routes/tasks.py: Administra el ciclo de vida de tareas y llamadas al motor predictivo.</w:t>
       </w:r>
     </w:p>
     <w:p>
       <w:pPr>
         <w:pStyle w:val="ListBullet"/>
       </w:pPr>
-      <w:r/>
       <w:r>
-        <w:rPr>
-          <w:b/>
-        </w:rPr>
-        <w:t>`app/services/risk_engine_service.py`:</w:t>
-      </w:r>
-      <w:r>
-        <w:t xml:space="preserve"> Encapsula la lógica matemática del </w:t>
-      </w:r>
-      <w:r>
-        <w:rPr>
-          <w:b/>
-        </w:rPr>
-        <w:t>Smart Risk Engine</w:t>
-      </w:r>
-      <w:r>
-        <w:t>, reevaluando las métricas en cada mutación de tarea.</w:t>
+        <w:t>app/services/risk_engine_service.py: Encapsula la lógica matemática del Smart Risk Engine.</w:t>
       </w:r>
     </w:p>
     <w:p>
       <w:pPr>
         <w:pStyle w:val="ListBullet"/>
       </w:pPr>
-      <w:r/>
       <w:r>
-        <w:rPr>
-          <w:b/>
-        </w:rPr>
-        <w:t>`app/routes/telemetry.py`:</w:t>
-      </w:r>
-      <w:r>
-        <w:t xml:space="preserve"> Expone las transiciones de estado registradas en `TaskStateHistory` para auditoría operativa.</w:t>
-      </w:r>
-    </w:p>
-    <w:p>
-      <w:r>
-        <w:t>---</w:t>
+        <w:t>app/routes/telemetry.py: Expone los eventos de TaskStateHistory para auditoría.</w:t>
       </w:r>
     </w:p>
     <w:p>
@@ -1507,75 +1683,7 @@
     </w:p>
     <w:p>
       <w:r>
-        <w:t xml:space="preserve">El frontend implementa la estructura de </w:t>
-      </w:r>
-      <w:r>
-        <w:rPr>
-          <w:b/>
-        </w:rPr>
-        <w:t>Next.js 14 App Router</w:t>
-      </w:r>
-      <w:r>
-        <w:t xml:space="preserve"> (React Documentation, 2024):</w:t>
-      </w:r>
-    </w:p>
-    <w:p>
-      <w:pPr>
-        <w:pStyle w:val="ListBullet"/>
-      </w:pPr>
-      <w:r/>
-      <w:r>
-        <w:rPr>
-          <w:b/>
-        </w:rPr>
-        <w:t>`app/layout.tsx`:</w:t>
-      </w:r>
-      <w:r>
-        <w:t xml:space="preserve"> Proveedor raíz con manejo de tema global Dark/Light Mode.</w:t>
-      </w:r>
-    </w:p>
-    <w:p>
-      <w:pPr>
-        <w:pStyle w:val="ListBullet"/>
-      </w:pPr>
-      <w:r/>
-      <w:r>
-        <w:rPr>
-          <w:b/>
-        </w:rPr>
-        <w:t>`stores/taskStore.ts`:</w:t>
-      </w:r>
-      <w:r>
-        <w:t xml:space="preserve"> Tienda de </w:t>
-      </w:r>
-      <w:r>
-        <w:rPr>
-          <w:b/>
-        </w:rPr>
-        <w:t>Zustand</w:t>
-      </w:r>
-      <w:r>
-        <w:t xml:space="preserve"> que sincroniza el estado de las tareas entre las vistas de Kanban, Timeline y Dashboard sin requerir recargas de página.</w:t>
-      </w:r>
-    </w:p>
-    <w:p>
-      <w:pPr>
-        <w:pStyle w:val="ListBullet"/>
-      </w:pPr>
-      <w:r/>
-      <w:r>
-        <w:rPr>
-          <w:b/>
-        </w:rPr>
-        <w:t>Componentes de UI:</w:t>
-      </w:r>
-      <w:r>
-        <w:t xml:space="preserve"> Diseñados con gradientes dinámicos HSL (`bg-red-500/10`, `bg-amber-500/10`, `bg-sky-500/10`) para denotar visualmente el nivel de riesgo predictivo.</w:t>
-      </w:r>
-    </w:p>
-    <w:p>
-      <w:r>
-        <w:t>---</w:t>
+        <w:t>El frontend implementa la estructura de Next.js 14 App Router (React Documentation, 2024) combinada con Zustand para el manejo de estado global sin recargas de página y Tailwind CSS para la renderización de gradientes HSL adaptativos.</w:t>
       </w:r>
     </w:p>
     <w:p>
@@ -1592,128 +1700,681 @@
         <w:t>7.6 Matriz de Tecnologías del Sistema</w:t>
       </w:r>
     </w:p>
-    <w:p>
-      <w:r>
-        <w:t>| Componente | Tecnología | Versión | Rol en el Sistema |</w:t>
-      </w:r>
-    </w:p>
-    <w:p>
-      <w:r>
-        <w:t>| :--- | :--- | :---: | :--- |</w:t>
-      </w:r>
-    </w:p>
-    <w:p>
-      <w:r>
-        <w:t xml:space="preserve">| </w:t>
-      </w:r>
-      <w:r>
-        <w:rPr>
-          <w:b/>
-        </w:rPr>
-        <w:t>Framework Frontend</w:t>
-      </w:r>
-      <w:r>
-        <w:t xml:space="preserve"> | Next.js (React) | 14.2.5 | Renderizado reactivo de la interfaz web. |</w:t>
-      </w:r>
-    </w:p>
-    <w:p>
-      <w:r>
-        <w:t xml:space="preserve">| </w:t>
-      </w:r>
-      <w:r>
-        <w:rPr>
-          <w:b/>
-        </w:rPr>
-        <w:t>Lenguaje Frontend</w:t>
-      </w:r>
-      <w:r>
-        <w:t xml:space="preserve"> | TypeScript | 5.0.0+ | Tipado estático y prevención de errores. |</w:t>
-      </w:r>
-    </w:p>
-    <w:p>
-      <w:r>
-        <w:t xml:space="preserve">| </w:t>
-      </w:r>
-      <w:r>
-        <w:rPr>
-          <w:b/>
-        </w:rPr>
-        <w:t>Librería de Estilos</w:t>
-      </w:r>
-      <w:r>
-        <w:t xml:space="preserve"> | Tailwind CSS / Shadcn | 3.4.0 | Sistema de diseño comercial con gradientes HSL. |</w:t>
-      </w:r>
-    </w:p>
-    <w:p>
-      <w:r>
-        <w:t xml:space="preserve">| </w:t>
-      </w:r>
-      <w:r>
-        <w:rPr>
-          <w:b/>
-        </w:rPr>
-        <w:t>Manejo de Estado</w:t>
-      </w:r>
-      <w:r>
-        <w:t xml:space="preserve"> | Zustand | 4.5.0 | Gestión de estado global en memoria de cliente. |</w:t>
-      </w:r>
-    </w:p>
-    <w:p>
-      <w:r>
-        <w:t xml:space="preserve">| </w:t>
-      </w:r>
-      <w:r>
-        <w:rPr>
-          <w:b/>
-        </w:rPr>
-        <w:t>Framework Backend</w:t>
-      </w:r>
-      <w:r>
-        <w:t xml:space="preserve"> | Flask | 3.0.0 | API RESTful desacoplada de alta velocidad. |</w:t>
-      </w:r>
-    </w:p>
-    <w:p>
-      <w:r>
-        <w:t xml:space="preserve">| </w:t>
-      </w:r>
-      <w:r>
-        <w:rPr>
-          <w:b/>
-        </w:rPr>
-        <w:t>ORM Persistencia</w:t>
-      </w:r>
-      <w:r>
-        <w:t xml:space="preserve"> | SQLAlchemy | 2.0.25 | Mapeo objeto-relacional de datos. |</w:t>
-      </w:r>
-    </w:p>
-    <w:p>
-      <w:r>
-        <w:t xml:space="preserve">| </w:t>
-      </w:r>
-      <w:r>
-        <w:rPr>
-          <w:b/>
-        </w:rPr>
-        <w:t>Seguridad Token</w:t>
-      </w:r>
-      <w:r>
-        <w:t xml:space="preserve"> | Flask-JWT-Extended | 4.6.0 | Autenticación Bearer JWT y RBAC. |</w:t>
-      </w:r>
-    </w:p>
-    <w:p>
-      <w:r>
-        <w:t xml:space="preserve">| </w:t>
-      </w:r>
-      <w:r>
-        <w:rPr>
-          <w:b/>
-        </w:rPr>
-        <w:t>Base de Datos</w:t>
-      </w:r>
-      <w:r>
-        <w:t xml:space="preserve"> | PostgreSQL / SQLite | 14+ | Almacenamiento relacional con soporte JSON. |</w:t>
-      </w:r>
-    </w:p>
+    <w:tbl>
+      <w:tblPr>
+        <w:tblW w:type="auto" w:w="0"/>
+        <w:jc w:val="center"/>
+        <w:tblLook w:firstColumn="1" w:firstRow="1" w:lastColumn="0" w:lastRow="0" w:noHBand="0" w:noVBand="1" w:val="04A0"/>
+        <w:tblBorders>
+          <w:top w:val="single" w:sz="4" w:space="0" w:color="CBD5E1"/>
+          <w:bottom w:val="single" w:sz="6" w:space="0" w:color="1E3A8A"/>
+          <w:insideH w:val="single" w:sz="4" w:space="0" w:color="E2E8F0"/>
+          <w:insideV w:val="none"/>
+          <w:left w:val="none"/>
+          <w:right w:val="none"/>
+        </w:tblBorders>
+      </w:tblPr>
+      <w:tblGrid>
+        <w:gridCol w:w="2340"/>
+        <w:gridCol w:w="2340"/>
+        <w:gridCol w:w="2340"/>
+        <w:gridCol w:w="2340"/>
+      </w:tblGrid>
+      <w:tr>
+        <w:tc>
+          <w:tcPr>
+            <w:tcW w:type="dxa" w:w="2340"/>
+            <w:shd w:fill="1E3A8A"/>
+          </w:tcPr>
+          <w:p>
+            <w:pPr>
+              <w:spacing w:after="40" w:before="40"/>
+            </w:pPr>
+            <w:r>
+              <w:rPr>
+                <w:b/>
+                <w:color w:val="FFFFFF"/>
+                <w:sz w:val="19"/>
+              </w:rPr>
+              <w:t>Componente</w:t>
+            </w:r>
+          </w:p>
+        </w:tc>
+        <w:tc>
+          <w:tcPr>
+            <w:tcW w:type="dxa" w:w="2340"/>
+            <w:shd w:fill="1E3A8A"/>
+          </w:tcPr>
+          <w:p>
+            <w:pPr>
+              <w:spacing w:after="40" w:before="40"/>
+            </w:pPr>
+            <w:r>
+              <w:rPr>
+                <w:b/>
+                <w:color w:val="FFFFFF"/>
+                <w:sz w:val="19"/>
+              </w:rPr>
+              <w:t>Tecnología</w:t>
+            </w:r>
+          </w:p>
+        </w:tc>
+        <w:tc>
+          <w:tcPr>
+            <w:tcW w:type="dxa" w:w="2340"/>
+            <w:shd w:fill="1E3A8A"/>
+          </w:tcPr>
+          <w:p>
+            <w:pPr>
+              <w:spacing w:after="40" w:before="40"/>
+            </w:pPr>
+            <w:r>
+              <w:rPr>
+                <w:b/>
+                <w:color w:val="FFFFFF"/>
+                <w:sz w:val="19"/>
+              </w:rPr>
+              <w:t>Versión</w:t>
+            </w:r>
+          </w:p>
+        </w:tc>
+        <w:tc>
+          <w:tcPr>
+            <w:tcW w:type="dxa" w:w="2340"/>
+            <w:shd w:fill="1E3A8A"/>
+          </w:tcPr>
+          <w:p>
+            <w:pPr>
+              <w:spacing w:after="40" w:before="40"/>
+            </w:pPr>
+            <w:r>
+              <w:rPr>
+                <w:b/>
+                <w:color w:val="FFFFFF"/>
+                <w:sz w:val="19"/>
+              </w:rPr>
+              <w:t>Rol en el Sistema</w:t>
+            </w:r>
+          </w:p>
+        </w:tc>
+      </w:tr>
+      <w:tr>
+        <w:tc>
+          <w:tcPr>
+            <w:tcW w:type="dxa" w:w="2340"/>
+            <w:shd w:fill="F8FAFC"/>
+          </w:tcPr>
+          <w:p>
+            <w:pPr>
+              <w:spacing w:after="40" w:before="40"/>
+            </w:pPr>
+            <w:r>
+              <w:rPr>
+                <w:color w:val="334155"/>
+                <w:sz w:val="19"/>
+              </w:rPr>
+              <w:t>Framework Frontend</w:t>
+            </w:r>
+          </w:p>
+        </w:tc>
+        <w:tc>
+          <w:tcPr>
+            <w:tcW w:type="dxa" w:w="2340"/>
+            <w:shd w:fill="F8FAFC"/>
+          </w:tcPr>
+          <w:p>
+            <w:pPr>
+              <w:spacing w:after="40" w:before="40"/>
+            </w:pPr>
+            <w:r>
+              <w:rPr>
+                <w:color w:val="334155"/>
+                <w:sz w:val="19"/>
+              </w:rPr>
+              <w:t>Next.js (React)</w:t>
+            </w:r>
+          </w:p>
+        </w:tc>
+        <w:tc>
+          <w:tcPr>
+            <w:tcW w:type="dxa" w:w="2340"/>
+            <w:shd w:fill="F8FAFC"/>
+          </w:tcPr>
+          <w:p>
+            <w:pPr>
+              <w:spacing w:after="40" w:before="40"/>
+            </w:pPr>
+            <w:r>
+              <w:rPr>
+                <w:color w:val="334155"/>
+                <w:sz w:val="19"/>
+              </w:rPr>
+              <w:t>14.2.5</w:t>
+            </w:r>
+          </w:p>
+        </w:tc>
+        <w:tc>
+          <w:tcPr>
+            <w:tcW w:type="dxa" w:w="2340"/>
+            <w:shd w:fill="F8FAFC"/>
+          </w:tcPr>
+          <w:p>
+            <w:pPr>
+              <w:spacing w:after="40" w:before="40"/>
+            </w:pPr>
+            <w:r>
+              <w:rPr>
+                <w:color w:val="334155"/>
+                <w:sz w:val="19"/>
+              </w:rPr>
+              <w:t>Renderizado reactivo de la interfaz web.</w:t>
+            </w:r>
+          </w:p>
+        </w:tc>
+      </w:tr>
+      <w:tr>
+        <w:tc>
+          <w:tcPr>
+            <w:tcW w:type="dxa" w:w="2340"/>
+          </w:tcPr>
+          <w:p>
+            <w:pPr>
+              <w:spacing w:after="40" w:before="40"/>
+            </w:pPr>
+            <w:r>
+              <w:rPr>
+                <w:color w:val="334155"/>
+                <w:sz w:val="19"/>
+              </w:rPr>
+              <w:t>Lenguaje Frontend</w:t>
+            </w:r>
+          </w:p>
+        </w:tc>
+        <w:tc>
+          <w:tcPr>
+            <w:tcW w:type="dxa" w:w="2340"/>
+          </w:tcPr>
+          <w:p>
+            <w:pPr>
+              <w:spacing w:after="40" w:before="40"/>
+            </w:pPr>
+            <w:r>
+              <w:rPr>
+                <w:color w:val="334155"/>
+                <w:sz w:val="19"/>
+              </w:rPr>
+              <w:t>TypeScript</w:t>
+            </w:r>
+          </w:p>
+        </w:tc>
+        <w:tc>
+          <w:tcPr>
+            <w:tcW w:type="dxa" w:w="2340"/>
+          </w:tcPr>
+          <w:p>
+            <w:pPr>
+              <w:spacing w:after="40" w:before="40"/>
+            </w:pPr>
+            <w:r>
+              <w:rPr>
+                <w:color w:val="334155"/>
+                <w:sz w:val="19"/>
+              </w:rPr>
+              <w:t>5.0.0+</w:t>
+            </w:r>
+          </w:p>
+        </w:tc>
+        <w:tc>
+          <w:tcPr>
+            <w:tcW w:type="dxa" w:w="2340"/>
+          </w:tcPr>
+          <w:p>
+            <w:pPr>
+              <w:spacing w:after="40" w:before="40"/>
+            </w:pPr>
+            <w:r>
+              <w:rPr>
+                <w:color w:val="334155"/>
+                <w:sz w:val="19"/>
+              </w:rPr>
+              <w:t>Tipado estático y prevención de errores.</w:t>
+            </w:r>
+          </w:p>
+        </w:tc>
+      </w:tr>
+      <w:tr>
+        <w:tc>
+          <w:tcPr>
+            <w:tcW w:type="dxa" w:w="2340"/>
+            <w:shd w:fill="F8FAFC"/>
+          </w:tcPr>
+          <w:p>
+            <w:pPr>
+              <w:spacing w:after="40" w:before="40"/>
+            </w:pPr>
+            <w:r>
+              <w:rPr>
+                <w:color w:val="334155"/>
+                <w:sz w:val="19"/>
+              </w:rPr>
+              <w:t>Librería de Estilos</w:t>
+            </w:r>
+          </w:p>
+        </w:tc>
+        <w:tc>
+          <w:tcPr>
+            <w:tcW w:type="dxa" w:w="2340"/>
+            <w:shd w:fill="F8FAFC"/>
+          </w:tcPr>
+          <w:p>
+            <w:pPr>
+              <w:spacing w:after="40" w:before="40"/>
+            </w:pPr>
+            <w:r>
+              <w:rPr>
+                <w:color w:val="334155"/>
+                <w:sz w:val="19"/>
+              </w:rPr>
+              <w:t>Tailwind CSS / Shadcn</w:t>
+            </w:r>
+          </w:p>
+        </w:tc>
+        <w:tc>
+          <w:tcPr>
+            <w:tcW w:type="dxa" w:w="2340"/>
+            <w:shd w:fill="F8FAFC"/>
+          </w:tcPr>
+          <w:p>
+            <w:pPr>
+              <w:spacing w:after="40" w:before="40"/>
+            </w:pPr>
+            <w:r>
+              <w:rPr>
+                <w:color w:val="334155"/>
+                <w:sz w:val="19"/>
+              </w:rPr>
+              <w:t>3.4.0</w:t>
+            </w:r>
+          </w:p>
+        </w:tc>
+        <w:tc>
+          <w:tcPr>
+            <w:tcW w:type="dxa" w:w="2340"/>
+            <w:shd w:fill="F8FAFC"/>
+          </w:tcPr>
+          <w:p>
+            <w:pPr>
+              <w:spacing w:after="40" w:before="40"/>
+            </w:pPr>
+            <w:r>
+              <w:rPr>
+                <w:color w:val="334155"/>
+                <w:sz w:val="19"/>
+              </w:rPr>
+              <w:t>Sistema de diseño comercial con gradientes HSL.</w:t>
+            </w:r>
+          </w:p>
+        </w:tc>
+      </w:tr>
+      <w:tr>
+        <w:tc>
+          <w:tcPr>
+            <w:tcW w:type="dxa" w:w="2340"/>
+          </w:tcPr>
+          <w:p>
+            <w:pPr>
+              <w:spacing w:after="40" w:before="40"/>
+            </w:pPr>
+            <w:r>
+              <w:rPr>
+                <w:color w:val="334155"/>
+                <w:sz w:val="19"/>
+              </w:rPr>
+              <w:t>Manejo de Estado</w:t>
+            </w:r>
+          </w:p>
+        </w:tc>
+        <w:tc>
+          <w:tcPr>
+            <w:tcW w:type="dxa" w:w="2340"/>
+          </w:tcPr>
+          <w:p>
+            <w:pPr>
+              <w:spacing w:after="40" w:before="40"/>
+            </w:pPr>
+            <w:r>
+              <w:rPr>
+                <w:color w:val="334155"/>
+                <w:sz w:val="19"/>
+              </w:rPr>
+              <w:t>Zustand</w:t>
+            </w:r>
+          </w:p>
+        </w:tc>
+        <w:tc>
+          <w:tcPr>
+            <w:tcW w:type="dxa" w:w="2340"/>
+          </w:tcPr>
+          <w:p>
+            <w:pPr>
+              <w:spacing w:after="40" w:before="40"/>
+            </w:pPr>
+            <w:r>
+              <w:rPr>
+                <w:color w:val="334155"/>
+                <w:sz w:val="19"/>
+              </w:rPr>
+              <w:t>4.5.0</w:t>
+            </w:r>
+          </w:p>
+        </w:tc>
+        <w:tc>
+          <w:tcPr>
+            <w:tcW w:type="dxa" w:w="2340"/>
+          </w:tcPr>
+          <w:p>
+            <w:pPr>
+              <w:spacing w:after="40" w:before="40"/>
+            </w:pPr>
+            <w:r>
+              <w:rPr>
+                <w:color w:val="334155"/>
+                <w:sz w:val="19"/>
+              </w:rPr>
+              <w:t>Gestión de estado global en memoria de cliente.</w:t>
+            </w:r>
+          </w:p>
+        </w:tc>
+      </w:tr>
+      <w:tr>
+        <w:tc>
+          <w:tcPr>
+            <w:tcW w:type="dxa" w:w="2340"/>
+            <w:shd w:fill="F8FAFC"/>
+          </w:tcPr>
+          <w:p>
+            <w:pPr>
+              <w:spacing w:after="40" w:before="40"/>
+            </w:pPr>
+            <w:r>
+              <w:rPr>
+                <w:color w:val="334155"/>
+                <w:sz w:val="19"/>
+              </w:rPr>
+              <w:t>Framework Backend</w:t>
+            </w:r>
+          </w:p>
+        </w:tc>
+        <w:tc>
+          <w:tcPr>
+            <w:tcW w:type="dxa" w:w="2340"/>
+            <w:shd w:fill="F8FAFC"/>
+          </w:tcPr>
+          <w:p>
+            <w:pPr>
+              <w:spacing w:after="40" w:before="40"/>
+            </w:pPr>
+            <w:r>
+              <w:rPr>
+                <w:color w:val="334155"/>
+                <w:sz w:val="19"/>
+              </w:rPr>
+              <w:t>Flask</w:t>
+            </w:r>
+          </w:p>
+        </w:tc>
+        <w:tc>
+          <w:tcPr>
+            <w:tcW w:type="dxa" w:w="2340"/>
+            <w:shd w:fill="F8FAFC"/>
+          </w:tcPr>
+          <w:p>
+            <w:pPr>
+              <w:spacing w:after="40" w:before="40"/>
+            </w:pPr>
+            <w:r>
+              <w:rPr>
+                <w:color w:val="334155"/>
+                <w:sz w:val="19"/>
+              </w:rPr>
+              <w:t>3.0.0</w:t>
+            </w:r>
+          </w:p>
+        </w:tc>
+        <w:tc>
+          <w:tcPr>
+            <w:tcW w:type="dxa" w:w="2340"/>
+            <w:shd w:fill="F8FAFC"/>
+          </w:tcPr>
+          <w:p>
+            <w:pPr>
+              <w:spacing w:after="40" w:before="40"/>
+            </w:pPr>
+            <w:r>
+              <w:rPr>
+                <w:color w:val="334155"/>
+                <w:sz w:val="19"/>
+              </w:rPr>
+              <w:t>API RESTful desacoplada de alta velocidad.</w:t>
+            </w:r>
+          </w:p>
+        </w:tc>
+      </w:tr>
+      <w:tr>
+        <w:tc>
+          <w:tcPr>
+            <w:tcW w:type="dxa" w:w="2340"/>
+          </w:tcPr>
+          <w:p>
+            <w:pPr>
+              <w:spacing w:after="40" w:before="40"/>
+            </w:pPr>
+            <w:r>
+              <w:rPr>
+                <w:color w:val="334155"/>
+                <w:sz w:val="19"/>
+              </w:rPr>
+              <w:t>ORM Persistencia</w:t>
+            </w:r>
+          </w:p>
+        </w:tc>
+        <w:tc>
+          <w:tcPr>
+            <w:tcW w:type="dxa" w:w="2340"/>
+          </w:tcPr>
+          <w:p>
+            <w:pPr>
+              <w:spacing w:after="40" w:before="40"/>
+            </w:pPr>
+            <w:r>
+              <w:rPr>
+                <w:color w:val="334155"/>
+                <w:sz w:val="19"/>
+              </w:rPr>
+              <w:t>SQLAlchemy</w:t>
+            </w:r>
+          </w:p>
+        </w:tc>
+        <w:tc>
+          <w:tcPr>
+            <w:tcW w:type="dxa" w:w="2340"/>
+          </w:tcPr>
+          <w:p>
+            <w:pPr>
+              <w:spacing w:after="40" w:before="40"/>
+            </w:pPr>
+            <w:r>
+              <w:rPr>
+                <w:color w:val="334155"/>
+                <w:sz w:val="19"/>
+              </w:rPr>
+              <w:t>2.0.25</w:t>
+            </w:r>
+          </w:p>
+        </w:tc>
+        <w:tc>
+          <w:tcPr>
+            <w:tcW w:type="dxa" w:w="2340"/>
+          </w:tcPr>
+          <w:p>
+            <w:pPr>
+              <w:spacing w:after="40" w:before="40"/>
+            </w:pPr>
+            <w:r>
+              <w:rPr>
+                <w:color w:val="334155"/>
+                <w:sz w:val="19"/>
+              </w:rPr>
+              <w:t>Mapeo objeto-relacional de datos.</w:t>
+            </w:r>
+          </w:p>
+        </w:tc>
+      </w:tr>
+      <w:tr>
+        <w:tc>
+          <w:tcPr>
+            <w:tcW w:type="dxa" w:w="2340"/>
+            <w:shd w:fill="F8FAFC"/>
+          </w:tcPr>
+          <w:p>
+            <w:pPr>
+              <w:spacing w:after="40" w:before="40"/>
+            </w:pPr>
+            <w:r>
+              <w:rPr>
+                <w:color w:val="334155"/>
+                <w:sz w:val="19"/>
+              </w:rPr>
+              <w:t>Seguridad Token</w:t>
+            </w:r>
+          </w:p>
+        </w:tc>
+        <w:tc>
+          <w:tcPr>
+            <w:tcW w:type="dxa" w:w="2340"/>
+            <w:shd w:fill="F8FAFC"/>
+          </w:tcPr>
+          <w:p>
+            <w:pPr>
+              <w:spacing w:after="40" w:before="40"/>
+            </w:pPr>
+            <w:r>
+              <w:rPr>
+                <w:color w:val="334155"/>
+                <w:sz w:val="19"/>
+              </w:rPr>
+              <w:t>Flask-JWT-Extended</w:t>
+            </w:r>
+          </w:p>
+        </w:tc>
+        <w:tc>
+          <w:tcPr>
+            <w:tcW w:type="dxa" w:w="2340"/>
+            <w:shd w:fill="F8FAFC"/>
+          </w:tcPr>
+          <w:p>
+            <w:pPr>
+              <w:spacing w:after="40" w:before="40"/>
+            </w:pPr>
+            <w:r>
+              <w:rPr>
+                <w:color w:val="334155"/>
+                <w:sz w:val="19"/>
+              </w:rPr>
+              <w:t>4.6.0</w:t>
+            </w:r>
+          </w:p>
+        </w:tc>
+        <w:tc>
+          <w:tcPr>
+            <w:tcW w:type="dxa" w:w="2340"/>
+            <w:shd w:fill="F8FAFC"/>
+          </w:tcPr>
+          <w:p>
+            <w:pPr>
+              <w:spacing w:after="40" w:before="40"/>
+            </w:pPr>
+            <w:r>
+              <w:rPr>
+                <w:color w:val="334155"/>
+                <w:sz w:val="19"/>
+              </w:rPr>
+              <w:t>Autenticación Bearer JWT y RBAC.</w:t>
+            </w:r>
+          </w:p>
+        </w:tc>
+      </w:tr>
+      <w:tr>
+        <w:tc>
+          <w:tcPr>
+            <w:tcW w:type="dxa" w:w="2340"/>
+          </w:tcPr>
+          <w:p>
+            <w:pPr>
+              <w:spacing w:after="40" w:before="40"/>
+            </w:pPr>
+            <w:r>
+              <w:rPr>
+                <w:color w:val="334155"/>
+                <w:sz w:val="19"/>
+              </w:rPr>
+              <w:t>Base de Datos</w:t>
+            </w:r>
+          </w:p>
+        </w:tc>
+        <w:tc>
+          <w:tcPr>
+            <w:tcW w:type="dxa" w:w="2340"/>
+          </w:tcPr>
+          <w:p>
+            <w:pPr>
+              <w:spacing w:after="40" w:before="40"/>
+            </w:pPr>
+            <w:r>
+              <w:rPr>
+                <w:color w:val="334155"/>
+                <w:sz w:val="19"/>
+              </w:rPr>
+              <w:t>PostgreSQL / SQLite</w:t>
+            </w:r>
+          </w:p>
+        </w:tc>
+        <w:tc>
+          <w:tcPr>
+            <w:tcW w:type="dxa" w:w="2340"/>
+          </w:tcPr>
+          <w:p>
+            <w:pPr>
+              <w:spacing w:after="40" w:before="40"/>
+            </w:pPr>
+            <w:r>
+              <w:rPr>
+                <w:color w:val="334155"/>
+                <w:sz w:val="19"/>
+              </w:rPr>
+              <w:t>14+</w:t>
+            </w:r>
+          </w:p>
+        </w:tc>
+        <w:tc>
+          <w:tcPr>
+            <w:tcW w:type="dxa" w:w="2340"/>
+          </w:tcPr>
+          <w:p>
+            <w:pPr>
+              <w:spacing w:after="40" w:before="40"/>
+            </w:pPr>
+            <w:r>
+              <w:rPr>
+                <w:color w:val="334155"/>
+                <w:sz w:val="19"/>
+              </w:rPr>
+              <w:t>Almacenamiento relacional con soporte JSON.</w:t>
+            </w:r>
+          </w:p>
+        </w:tc>
+      </w:tr>
+    </w:tbl>
     <w:p>
       <w:pPr>
         <w:spacing w:after="160"/>
@@ -1726,11 +2387,6 @@
           <w:sz w:val="19"/>
         </w:rPr>
         <w:t>Tabla 7.2. Matriz de Especificación Tecnológica del Sistema. Fuente: Elaboración propia.</w:t>
-      </w:r>
-    </w:p>
-    <w:p>
-      <w:r>
-        <w:t>---</w:t>
       </w:r>
     </w:p>
     <w:p>
@@ -1762,6 +2418,11 @@
       </w:r>
     </w:p>
     <w:p>
+      <w:r>
+        <w:t>La Figura 7.3 muestra la vista central del Dashboard en funcionamiento real. Se aprecia la distribución de los 8 KPIs principales de salud del proyecto y el panel de Alertas Críticas que resalta las tareas clasificadas en riesgo alto mediante tarjetas con gradiente HSL adaptativo.</w:t>
+      </w:r>
+    </w:p>
+    <w:p>
       <w:pPr>
         <w:spacing w:after="160"/>
         <w:jc w:val="center"/>
@@ -1777,7 +2438,7 @@
     </w:p>
     <w:p>
       <w:r>
-        <w:t>---</w:t>
+        <w:t>La Figura 7.4 evidencia la interfaz del Timeline Cronológico. Se observa cómo el sistema renderiza la escala temporal del proyecto integrando barras de estado coloreadas dinámicamente según la probabilidad de retraso calculada por el motor predictivo.</w:t>
       </w:r>
     </w:p>
     <w:p>
@@ -1788,7 +2449,7 @@
         <w:rPr>
           <w:rFonts w:ascii="Calibri" w:hAnsi="Calibri"/>
           <w:b/>
-          <w:color w:val="1E293B"/>
+          <w:color w:val="1E3A8A"/>
           <w:sz w:val="28"/>
         </w:rPr>
         <w:t>8. IMPLEMENTACIÓN DEL SMART RISK ENGINE</w:t>
@@ -1810,21 +2471,7 @@
     </w:p>
     <w:p>
       <w:r>
-        <w:t xml:space="preserve">El </w:t>
-      </w:r>
-      <w:r>
-        <w:rPr>
-          <w:b/>
-        </w:rPr>
-        <w:t>Smart Risk Engine</w:t>
-      </w:r>
-      <w:r>
-        <w:t xml:space="preserve"> aborda la limitación de las herramientas tradicionales de gestión para anticipar retrasos antes del vencimiento de la fecha límite. A través del cálculo continuo de variables operativas, detecta patrones de estancamiento, sobrecarga y falta de avance en subtareas.</w:t>
-      </w:r>
-    </w:p>
-    <w:p>
-      <w:r>
-        <w:t>---</w:t>
+        <w:t>El Smart Risk Engine aborda la limitación de las herramientas tradicionales de gestión para anticipar retrasos antes del vencimiento de la fecha límite. A través del cálculo continuo de variables operativas, detecta patrones de estancamiento, sobrecarga y falta de avance en subtareas.</w:t>
       </w:r>
     </w:p>
     <w:p>
@@ -1843,27 +2490,12 @@
     </w:p>
     <w:p>
       <w:r>
-        <w:t>El algoritmo implementado en `app/services/risk_engine_service.py` evalúa de forma aditiva cuatro reglas de decisión:</w:t>
+        <w:t>El algoritmo implementado en app/services/risk_engine_service.py evalúa de forma aditiva cuatro reglas de decisión:</w:t>
       </w:r>
     </w:p>
     <w:p>
       <w:r>
-        <w:t xml:space="preserve">1. </w:t>
-      </w:r>
-      <w:r>
-        <w:rPr>
-          <w:b/>
-        </w:rPr>
-        <w:t>Evaluación de Fecha Límite (`due_date`):</w:t>
-      </w:r>
-      <w:r/>
-    </w:p>
-    <w:p>
-      <w:pPr>
-        <w:pStyle w:val="ListBullet"/>
-      </w:pPr>
-      <w:r>
-        <w:t>Tarea vencida ($time\_remaining &lt; 0$): $delay\_probability = 1.0$, `risk_factors['overdue'] = True`.</w:t>
+        <w:t>1. Evaluación de Fecha Límite ($due\_date$):</w:t>
       </w:r>
     </w:p>
     <w:p>
@@ -1871,7 +2503,7 @@
         <w:pStyle w:val="ListBullet"/>
       </w:pPr>
       <w:r>
-        <w:t>Horas restantes $\le 24$: $+0.60$ a $delay\_probability$ (`due_date_proximity_critical`).</w:t>
+        <w:t>Tarea vencida: $delay\_probability = 1.0$, factor overdue.</w:t>
       </w:r>
     </w:p>
     <w:p>
@@ -1879,7 +2511,7 @@
         <w:pStyle w:val="ListBullet"/>
       </w:pPr>
       <w:r>
-        <w:t>Horas restantes $\le 72$: $+0.35$ a $delay\_probability$ (`due_date_proximity_warning`).</w:t>
+        <w:t>Horas restantes &lt;= 24: +0.60 a $delay\_probability$ (due_date_proximity_critical).</w:t>
       </w:r>
     </w:p>
     <w:p>
@@ -1887,27 +2519,7 @@
         <w:pStyle w:val="ListBullet"/>
       </w:pPr>
       <w:r>
-        <w:t>Horas restantes $\le 168$ (1 semana): $+0.15$ a $delay\_probability$ (`due_date_proximity_notice`).</w:t>
-      </w:r>
-    </w:p>
-    <w:p>
-      <w:r>
-        <w:t xml:space="preserve">2. </w:t>
-      </w:r>
-      <w:r>
-        <w:rPr>
-          <w:b/>
-        </w:rPr>
-        <w:t>Evaluación de Lista de Verificación (`checklist`):</w:t>
-      </w:r>
-      <w:r/>
-    </w:p>
-    <w:p>
-      <w:pPr>
-        <w:pStyle w:val="ListBullet"/>
-      </w:pPr>
-      <w:r>
-        <w:t>Avance $&lt; 100\%$: `incomplete_checklist = True`.</w:t>
+        <w:t>Horas restantes &lt;= 72: +0.35 a $delay\_probability$ (due_date_proximity_warning).</w:t>
       </w:r>
     </w:p>
     <w:p>
@@ -1915,7 +2527,12 @@
         <w:pStyle w:val="ListBullet"/>
       </w:pPr>
       <w:r>
-        <w:t>Horas restantes $\le 48$ y avance $&lt; 50\%$: $+0.25$ (`low_checklist_velocity`).</w:t>
+        <w:t>Horas restantes &lt;= 168 (1 semana): +0.15 a $delay\_probability$ (due_date_proximity_notice).</w:t>
+      </w:r>
+    </w:p>
+    <w:p>
+      <w:r>
+        <w:t>2. Evaluación de Lista de Verificación ($checklist$):</w:t>
       </w:r>
     </w:p>
     <w:p>
@@ -1923,7 +2540,7 @@
         <w:pStyle w:val="ListBullet"/>
       </w:pPr>
       <w:r>
-        <w:t>Horas restantes $\le 24$ y avance $&lt; 80\%$: $+0.30$ (`low_checklist_velocity`).</w:t>
+        <w:t>Avance &lt; 100%: factor incomplete_checklist.</w:t>
       </w:r>
     </w:p>
     <w:p>
@@ -1931,7 +2548,7 @@
         <w:pStyle w:val="ListBullet"/>
       </w:pPr>
       <w:r>
-        <w:t>Avance $= 0\%$: $+0.10$.</w:t>
+        <w:t>Horas restantes &lt;= 48 y avance &lt; 50%: +0.25 (low_checklist_velocity).</w:t>
       </w:r>
     </w:p>
     <w:p>
@@ -1939,47 +2556,7 @@
         <w:pStyle w:val="ListBullet"/>
       </w:pPr>
       <w:r>
-        <w:t>Sin checklist, faltan $\le 24$ horas y estado es `pending`: $+0.40$ (`unstarted_critical_task`).</w:t>
-      </w:r>
-    </w:p>
-    <w:p>
-      <w:r>
-        <w:t xml:space="preserve">3. </w:t>
-      </w:r>
-      <w:r>
-        <w:rPr>
-          <w:b/>
-        </w:rPr>
-        <w:t>Evaluación de Sobrecarga del Desarrollador (`assigned_to`):</w:t>
-      </w:r>
-      <w:r/>
-    </w:p>
-    <w:p>
-      <w:pPr>
-        <w:pStyle w:val="ListBullet"/>
-      </w:pPr>
-      <w:r>
-        <w:t>Tareas activas asignadas en el proyecto $\ge 3$: $+0.15$ (`developer_overload`).</w:t>
-      </w:r>
-    </w:p>
-    <w:p>
-      <w:r>
-        <w:t xml:space="preserve">4. </w:t>
-      </w:r>
-      <w:r>
-        <w:rPr>
-          <w:b/>
-        </w:rPr>
-        <w:t>Evaluación de Estancamiento (`TaskStateHistory`):</w:t>
-      </w:r>
-      <w:r/>
-    </w:p>
-    <w:p>
-      <w:pPr>
-        <w:pStyle w:val="ListBullet"/>
-      </w:pPr>
-      <w:r>
-        <w:t>Días en estado `in_progress` o `blocked` $\ge 5$: $+0.20$ (`status_stagnation`).</w:t>
+        <w:t>Horas restantes &lt;= 24 y avance &lt; 80%: +0.30 (low_checklist_velocity).</w:t>
       </w:r>
     </w:p>
     <w:p>
@@ -1987,7 +2564,49 @@
         <w:pStyle w:val="ListBullet"/>
       </w:pPr>
       <w:r>
-        <w:t>Si el estado es `blocked`: $+0.10$ adicional (`task_blocked`).</w:t>
+        <w:t>Avance = 0%: +0.10.</w:t>
+      </w:r>
+    </w:p>
+    <w:p>
+      <w:pPr>
+        <w:pStyle w:val="ListBullet"/>
+      </w:pPr>
+      <w:r>
+        <w:t>Sin checklist, faltan &lt;= 24 horas y estado es pending: +0.40 (unstarted_critical_task).</w:t>
+      </w:r>
+    </w:p>
+    <w:p>
+      <w:r>
+        <w:t>3. Evaluación de Sobrecarga del Desarrollador ($assigned\_to$):</w:t>
+      </w:r>
+    </w:p>
+    <w:p>
+      <w:pPr>
+        <w:pStyle w:val="ListBullet"/>
+      </w:pPr>
+      <w:r>
+        <w:t>Tareas activas asignadas en el proyecto &gt;= 3: +0.15 (developer_overload).</w:t>
+      </w:r>
+    </w:p>
+    <w:p>
+      <w:r>
+        <w:t>4. Evaluación de Estancamiento ($TaskStateHistory$):</w:t>
+      </w:r>
+    </w:p>
+    <w:p>
+      <w:pPr>
+        <w:pStyle w:val="ListBullet"/>
+      </w:pPr>
+      <w:r>
+        <w:t>Días en estado in_progress o blocked &gt;= 5: +0.20 (status_stagnation).</w:t>
+      </w:r>
+    </w:p>
+    <w:p>
+      <w:pPr>
+        <w:pStyle w:val="ListBullet"/>
+      </w:pPr>
+      <w:r>
+        <w:t>Si el estado es blocked: +0.10 adicional (task_blocked).</w:t>
       </w:r>
     </w:p>
     <w:p>
@@ -2011,7 +2630,7 @@
     </w:p>
     <w:p>
       <w:r>
-        <w:t>---</w:t>
+        <w:t>La Figura 8.1 detalla la secuencia lógica del algoritmo predictivo. Cada mutación en una tarea desencadena la evaluación secuencial de los cuatro bloques de decisión, acotando el valor final entre 0.0 y 1.0 para determinar la categoría de riesgo (no_risk, low, medium, high).</w:t>
       </w:r>
     </w:p>
     <w:p>
@@ -2025,192 +2644,84 @@
           <w:color w:val="334155"/>
           <w:sz w:val="24"/>
         </w:rPr>
-        <w:t>8.3 Algoritmo Real Implementado en Código Source (`app/services/risk_engine_service.py`)</w:t>
-      </w:r>
-    </w:p>
-    <w:p>
-      <w:pPr>
-        <w:spacing w:before="80" w:after="120"/>
-        <w:ind w:left="576"/>
-      </w:pPr>
-      <w:r>
-        <w:rPr>
-          <w:rFonts w:ascii="Consolas" w:hAnsi="Consolas"/>
-          <w:color w:val="1F2937"/>
-          <w:sz w:val="19"/>
-        </w:rPr>
-        <w:t>def calculate_task_risk(task_id: str) -&gt; dict:</w:t>
-        <w:br/>
-        <w:t xml:space="preserve">    task = Task.query.get(task_id)</w:t>
-        <w:br/>
-        <w:t xml:space="preserve">    if not task or task.status == 'done':</w:t>
-        <w:br/>
-        <w:t xml:space="preserve">        return {'risk_status': 'no_risk', 'delay_probability': 0.0, 'predicted_delay_days': 0, 'risk_factors': {}}</w:t>
-        <w:br/>
-        <w:br/>
-        <w:t xml:space="preserve">    now = datetime.utcnow()</w:t>
-        <w:br/>
-        <w:t xml:space="preserve">    risk_factors = {}</w:t>
-        <w:br/>
-        <w:t xml:space="preserve">    delay_probability = 0.0</w:t>
-        <w:br/>
-        <w:t xml:space="preserve">    predicted_delay_days = 0</w:t>
-        <w:br/>
-        <w:br/>
-        <w:t xml:space="preserve">    # 1. Proximidad Due Date</w:t>
-        <w:br/>
-        <w:t xml:space="preserve">    if task.due_date:</w:t>
-        <w:br/>
-        <w:t xml:space="preserve">        due_date_naive = task.due_date.replace(tzinfo=None) if task.due_date.tzinfo else task.due_date</w:t>
-        <w:br/>
-        <w:t xml:space="preserve">        time_remaining = due_date_naive - now</w:t>
-        <w:br/>
-        <w:t xml:space="preserve">        is_overdue = time_remaining.total_seconds() &lt; 0</w:t>
-        <w:br/>
-        <w:t xml:space="preserve">        if is_overdue:</w:t>
-        <w:br/>
-        <w:t xml:space="preserve">            risk_factors['overdue'] = True</w:t>
-        <w:br/>
-        <w:t xml:space="preserve">            delay_probability = 1.0</w:t>
-        <w:br/>
-        <w:t xml:space="preserve">            predicted_delay_days = max(1, abs(time_remaining.days))</w:t>
-        <w:br/>
-        <w:t xml:space="preserve">        else:</w:t>
-        <w:br/>
-        <w:t xml:space="preserve">            hours_left = time_remaining.total_seconds() / 3600.0</w:t>
-        <w:br/>
-        <w:t xml:space="preserve">            if hours_left &lt;= 24:</w:t>
-        <w:br/>
-        <w:t xml:space="preserve">                risk_factors['due_date_proximity_critical'] = True</w:t>
-        <w:br/>
-        <w:t xml:space="preserve">                delay_probability += 0.60</w:t>
-        <w:br/>
-        <w:t xml:space="preserve">            elif hours_left &lt;= 72:</w:t>
-        <w:br/>
-        <w:t xml:space="preserve">                risk_factors['due_date_proximity_warning'] = True</w:t>
-        <w:br/>
-        <w:t xml:space="preserve">                delay_probability += 0.35</w:t>
-        <w:br/>
-        <w:t xml:space="preserve">            elif hours_left &lt;= 168:</w:t>
-        <w:br/>
-        <w:t xml:space="preserve">                risk_factors['due_date_proximity_notice'] = True</w:t>
-        <w:br/>
-        <w:t xml:space="preserve">                delay_probability += 0.15</w:t>
-        <w:br/>
-        <w:br/>
-        <w:t xml:space="preserve">    # 2. Avance Checklist</w:t>
-        <w:br/>
-        <w:t xml:space="preserve">    checklist = task.checklist if task.checklist else []</w:t>
-        <w:br/>
-        <w:t xml:space="preserve">    if len(checklist) &gt; 0:</w:t>
-        <w:br/>
-        <w:t xml:space="preserve">        done_items = sum(1 for item in checklist if item.get('completed', False))</w:t>
-        <w:br/>
-        <w:t xml:space="preserve">        rate = done_items / len(checklist)</w:t>
-        <w:br/>
-        <w:t xml:space="preserve">        if rate &lt; 1.0:</w:t>
-        <w:br/>
-        <w:t xml:space="preserve">            risk_factors['incomplete_checklist'] = True</w:t>
-        <w:br/>
-        <w:t xml:space="preserve">            if task.due_date and not is_overdue:</w:t>
-        <w:br/>
-        <w:t xml:space="preserve">                hours_left = (task.due_date.replace(tzinfo=None) - now).total_seconds() / 3600.0</w:t>
-        <w:br/>
-        <w:t xml:space="preserve">                if hours_left &lt;= 48 and rate &lt; 0.50:</w:t>
-        <w:br/>
-        <w:t xml:space="preserve">                    risk_factors['low_checklist_velocity'] = True</w:t>
-        <w:br/>
-        <w:t xml:space="preserve">                    delay_probability += 0.25</w:t>
-        <w:br/>
-        <w:t xml:space="preserve">                elif hours_left &lt;= 24 and rate &lt; 0.80:</w:t>
-        <w:br/>
-        <w:t xml:space="preserve">                    risk_factors['low_checklist_velocity'] = True</w:t>
-        <w:br/>
-        <w:t xml:space="preserve">                    delay_probability += 0.30</w:t>
-        <w:br/>
-        <w:t xml:space="preserve">            if rate == 0.0:</w:t>
-        <w:br/>
-        <w:t xml:space="preserve">                delay_probability += 0.10</w:t>
-        <w:br/>
-        <w:br/>
-        <w:t xml:space="preserve">    # 3. Sobrecarga Desarrollador</w:t>
-        <w:br/>
-        <w:t xml:space="preserve">    if task.assigned_to:</w:t>
-        <w:br/>
-        <w:t xml:space="preserve">        active_count = Task.query.filter(Task.assigned_to == task.assigned_to, Task.project_id == task.project_id, Task.status != 'done', Task.id != task.id).count()</w:t>
-        <w:br/>
-        <w:t xml:space="preserve">        if active_count &gt;= 3:</w:t>
-        <w:br/>
-        <w:t xml:space="preserve">            risk_factors['developer_overload'] = True</w:t>
-        <w:br/>
-        <w:t xml:space="preserve">            delay_probability += 0.15</w:t>
-        <w:br/>
-        <w:br/>
-        <w:t xml:space="preserve">    # 4. Estancamiento (TaskStateHistory Telemetry)</w:t>
-        <w:br/>
-        <w:t xml:space="preserve">    last_hist = TaskStateHistory.query.filter_by(task_id=task.id).order_by(TaskStateHistory.changed_at.desc()).first()</w:t>
-        <w:br/>
-        <w:t xml:space="preserve">    if last_hist:</w:t>
-        <w:br/>
-        <w:t xml:space="preserve">        days_stagnant = (now - (last_hist.changed_at.replace(tzinfo=None) if last_hist.changed_at.tzinfo else last_hist.changed_at)).days</w:t>
-        <w:br/>
-        <w:t xml:space="preserve">        if task.status in ['in_progress', 'blocked'] and days_stagnant &gt;= 5:</w:t>
-        <w:br/>
-        <w:t xml:space="preserve">            risk_factors['status_stagnation'] = True</w:t>
-        <w:br/>
-        <w:t xml:space="preserve">            delay_probability += 0.20</w:t>
-        <w:br/>
-        <w:t xml:space="preserve">            if task.status == 'blocked':</w:t>
-        <w:br/>
-        <w:t xml:space="preserve">                risk_factors['task_blocked'] = True</w:t>
-        <w:br/>
-        <w:t xml:space="preserve">                delay_probability += 0.10</w:t>
-        <w:br/>
-        <w:br/>
-        <w:t xml:space="preserve">    delay_probability = min(max(delay_probability, 0.0), 1.0)</w:t>
-        <w:br/>
-        <w:br/>
-        <w:t xml:space="preserve">    # Clasificación</w:t>
-        <w:br/>
-        <w:t xml:space="preserve">    if delay_probability &gt;= 0.75 or is_overdue:</w:t>
-        <w:br/>
-        <w:t xml:space="preserve">        risk_status = 'high'</w:t>
-        <w:br/>
-        <w:t xml:space="preserve">        predicted_delay_days = 2 if not is_overdue else predicted_delay_days</w:t>
-        <w:br/>
-        <w:t xml:space="preserve">    elif delay_probability &gt;= 0.40:</w:t>
-        <w:br/>
-        <w:t xml:space="preserve">        risk_status = 'medium'</w:t>
-        <w:br/>
-        <w:t xml:space="preserve">        predicted_delay_days = 1</w:t>
-        <w:br/>
-        <w:t xml:space="preserve">    elif delay_probability &gt;= 0.15:</w:t>
-        <w:br/>
-        <w:t xml:space="preserve">        risk_status = 'low'</w:t>
-        <w:br/>
-        <w:t xml:space="preserve">    else:</w:t>
-        <w:br/>
-        <w:t xml:space="preserve">        risk_status = 'no_risk'</w:t>
-        <w:br/>
-        <w:br/>
-        <w:t xml:space="preserve">    return {</w:t>
-        <w:br/>
-        <w:t xml:space="preserve">        'risk_status': risk_status,</w:t>
-        <w:br/>
-        <w:t xml:space="preserve">        'delay_probability': round(delay_probability, 2),</w:t>
-        <w:br/>
-        <w:t xml:space="preserve">        'predicted_delay_days': predicted_delay_days,</w:t>
-        <w:br/>
-        <w:t xml:space="preserve">        'risk_factors': risk_factors</w:t>
-        <w:br/>
-        <w:t xml:space="preserve">    }</w:t>
+        <w:t>8.3 Algoritmo Real Implementado en Código (Extracto Representativo)</w:t>
       </w:r>
     </w:p>
     <w:p>
       <w:r>
-        <w:t>---</w:t>
+        <w:t>El siguiente fragmento de código ilustra el núcleo del cálculo aditivo de probabilidad de retraso implementado en el servicio del backend (la versión completa de 230 líneas se encuentra disponible en el repositorio de GitHub y en los Anexos):</w:t>
       </w:r>
     </w:p>
+    <w:tbl>
+      <w:tblPr>
+        <w:tblW w:type="auto" w:w="0"/>
+        <w:jc w:val="center"/>
+        <w:tblLook w:firstColumn="1" w:firstRow="1" w:lastColumn="0" w:lastRow="0" w:noHBand="0" w:noVBand="1" w:val="04A0"/>
+      </w:tblPr>
+      <w:tblGrid>
+        <w:gridCol w:w="9360"/>
+      </w:tblGrid>
+      <w:tr>
+        <w:tc>
+          <w:tcPr>
+            <w:tcW w:type="dxa" w:w="9360"/>
+            <w:shd w:fill="F1F5F9"/>
+          </w:tcPr>
+          <w:p>
+            <w:pPr>
+              <w:spacing w:before="80" w:after="80"/>
+            </w:pPr>
+            <w:r>
+              <w:rPr>
+                <w:rFonts w:ascii="Consolas" w:hAnsi="Consolas"/>
+                <w:color w:val="0F172A"/>
+                <w:sz w:val="18"/>
+              </w:rPr>
+              <w:t># Extracto representativo de app/services/risk_engine_service.py</w:t>
+              <w:br/>
+              <w:t>delay_probability = 0.0</w:t>
+              <w:br/>
+              <w:br/>
+              <w:t># 1. Proximidad a Fecha Límite</w:t>
+              <w:br/>
+              <w:t>if hours_left &lt;= 24:</w:t>
+              <w:br/>
+              <w:t xml:space="preserve">    delay_probability += 0.60</w:t>
+              <w:br/>
+              <w:t>elif hours_left &lt;= 72:</w:t>
+              <w:br/>
+              <w:t xml:space="preserve">    delay_probability += 0.35</w:t>
+              <w:br/>
+              <w:br/>
+              <w:t># 2. Avance de Checklist</w:t>
+              <w:br/>
+              <w:t>if completion_rate &lt; 0.50 and hours_left &lt;= 48:</w:t>
+              <w:br/>
+              <w:t xml:space="preserve">    delay_probability += 0.25</w:t>
+              <w:br/>
+              <w:br/>
+              <w:t># 3. Sobrecarga del Desarrollador (&gt;= 3 tareas activas)</w:t>
+              <w:br/>
+              <w:t>if active_assigned_tasks &gt;= 3:</w:t>
+              <w:br/>
+              <w:t xml:space="preserve">    delay_probability += 0.15</w:t>
+              <w:br/>
+              <w:br/>
+              <w:t># 4. Estancamiento de Estado en Telemetría (&gt;= 5 días)</w:t>
+              <w:br/>
+              <w:t>if days_in_current_state &gt;= 5:</w:t>
+              <w:br/>
+              <w:t xml:space="preserve">    delay_probability += 0.20</w:t>
+              <w:br/>
+              <w:br/>
+              <w:t># Acotar la probabilidad en el rango [0.0, 1.0]</w:t>
+              <w:br/>
+              <w:t>delay_probability = min(max(delay_probability, 0.0), 1.0)</w:t>
+            </w:r>
+          </w:p>
+        </w:tc>
+      </w:tr>
+    </w:tbl>
     <w:p>
       <w:pPr>
         <w:pStyle w:val="Heading3"/>
@@ -2227,78 +2738,45 @@
     </w:p>
     <w:p>
       <w:r>
-        <w:t>Consideremos la tarea `T10 - Implementar Autenticación OAuth`:</w:t>
+        <w:t>Consideremos la tarea T10 - Implementar Autenticación OAuth:</w:t>
       </w:r>
     </w:p>
     <w:p>
       <w:pPr>
         <w:pStyle w:val="ListBullet"/>
       </w:pPr>
-      <w:r/>
       <w:r>
-        <w:rPr>
-          <w:b/>
-        </w:rPr>
-        <w:t>Fecha Límite:</w:t>
-      </w:r>
-      <w:r>
-        <w:t xml:space="preserve"> Faltan 12 horas ($hours\_left = 12 \le 24 \rightarrow +0.60$, factor `due_date_proximity_critical`).</w:t>
+        <w:t>Fecha Límite: Faltan 12 horas ($hours\_left = 12 \le 24 \rightarrow +0.60$, factor due_date_proximity_critical).</w:t>
       </w:r>
     </w:p>
     <w:p>
       <w:pPr>
         <w:pStyle w:val="ListBullet"/>
       </w:pPr>
-      <w:r/>
       <w:r>
-        <w:rPr>
-          <w:b/>
-        </w:rPr>
-        <w:t>Checklist:</w:t>
-      </w:r>
-      <w:r>
-        <w:t xml:space="preserve"> 0 de 4 subtareas completadas ($rate = 0.0 \rightarrow +0.10$ adicional, factor `incomplete_checklist`).</w:t>
+        <w:t>Checklist: 0 de 4 subtareas completadas ($rate = 0.0 \rightarrow +0.10$ adicional, factor incomplete_checklist).</w:t>
       </w:r>
     </w:p>
     <w:p>
       <w:pPr>
         <w:pStyle w:val="ListBullet"/>
       </w:pPr>
-      <w:r/>
       <w:r>
-        <w:rPr>
-          <w:b/>
-        </w:rPr>
-        <w:t>Sobrecarga:</w:t>
-      </w:r>
-      <w:r>
-        <w:t xml:space="preserve"> Desarrollador asignado con 3 tareas activas en el proyecto ($\rightarrow +0.15$, factor `developer_overload`).</w:t>
+        <w:t>Sobrecarga: Desarrollador asignado con 3 tareas activas en el proyecto ($\rightarrow +0.15$, factor developer_overload).</w:t>
       </w:r>
     </w:p>
     <w:p>
       <w:pPr>
         <w:pStyle w:val="ListBullet"/>
       </w:pPr>
-      <w:r/>
       <w:r>
-        <w:rPr>
-          <w:b/>
-        </w:rPr>
-        <w:t>Estancamiento:</w:t>
-      </w:r>
-      <w:r>
-        <w:t xml:space="preserve"> 6 días en estado `in_progress` en `TaskStateHistory` ($\rightarrow +0.20$, factor `status_stagnation`).</w:t>
+        <w:t>Estancamiento: 6 días en estado in_progress en TaskStateHistory ($\rightarrow +0.20$, factor status_stagnation).</w:t>
       </w:r>
     </w:p>
     <w:p>
-      <w:r/>
       <w:r>
-        <w:rPr>
-          <w:b/>
-        </w:rPr>
         <w:t>Cálculo:</w:t>
       </w:r>
-      <w:r/>
     </w:p>
     <w:p>
       <w:r>
@@ -2307,21 +2785,7 @@
     </w:p>
     <w:p>
       <w:r>
-        <w:t xml:space="preserve">Dado que $1.00 \ge 0.75$, la tarea se clasifica automáticamente como </w:t>
-      </w:r>
-      <w:r>
-        <w:rPr>
-          <w:b/>
-        </w:rPr>
-        <w:t>🔴 Riesgo Alto (`high`)</w:t>
-      </w:r>
-      <w:r>
-        <w:t xml:space="preserve"> con un retraso estimado de $+2$ días, activando alertas rojas en el Dashboard, Board y Timeline.</w:t>
-      </w:r>
-    </w:p>
-    <w:p>
-      <w:r>
-        <w:t>---</w:t>
+        <w:t>Dado que 1.00 &gt;= 0.75, la tarea se clasifica automáticamente como Riesgo Alto (high) con un retraso estimado de +2 días, activando alertas rojas en la interfaz.</w:t>
       </w:r>
     </w:p>
     <w:p>
@@ -2332,7 +2796,7 @@
         <w:rPr>
           <w:rFonts w:ascii="Calibri" w:hAnsi="Calibri"/>
           <w:b/>
-          <w:color w:val="1E293B"/>
+          <w:color w:val="1E3A8A"/>
           <w:sz w:val="28"/>
         </w:rPr>
         <w:t>9. QA Y VALIDACIÓN FUNCIONAL</w:t>
@@ -2349,7 +2813,7 @@
           <w:color w:val="334155"/>
           <w:sz w:val="24"/>
         </w:rPr>
-        <w:t>9.1 Matriz de Auditoría Oficial de los 12 Módulos (100% PASS)</w:t>
+        <w:t>9.1 Matriz de Auditoría Oficial de los 12 Módulos</w:t>
       </w:r>
     </w:p>
     <w:p>
@@ -2357,292 +2821,1199 @@
         <w:t>Se ejecutó un plan de pruebas integral de 12 etapas verificando la funcionalidad, llamadas REST, estado de base de datos y renderizado UI:</w:t>
       </w:r>
     </w:p>
-    <w:p>
-      <w:r>
-        <w:t>| Módulo Auditado | Resultado | Evidencia Técnica | Archivo / Componente | Observaciones QA |</w:t>
-      </w:r>
-    </w:p>
-    <w:p>
-      <w:r>
-        <w:t>| :--- | :---: | :--- | :--- | :--- |</w:t>
-      </w:r>
-    </w:p>
-    <w:p>
-      <w:r>
-        <w:t xml:space="preserve">| </w:t>
-      </w:r>
-      <w:r>
-        <w:rPr>
-          <w:b/>
-        </w:rPr>
-        <w:t>1. Landing</w:t>
-      </w:r>
-      <w:r>
-        <w:t xml:space="preserve"> | 🟢 </w:t>
-      </w:r>
-      <w:r>
-        <w:rPr>
-          <w:b/>
-        </w:rPr>
-        <w:t>PASS</w:t>
-      </w:r>
-      <w:r>
-        <w:t xml:space="preserve"> | HTTP 200 (88KB HTML) | `app/(marketing)/page.tsx` | Carga responsive, botones CTA y selector de tema. |</w:t>
-      </w:r>
-    </w:p>
-    <w:p>
-      <w:r>
-        <w:t xml:space="preserve">| </w:t>
-      </w:r>
-      <w:r>
-        <w:rPr>
-          <w:b/>
-        </w:rPr>
-        <w:t>2. Autenticación</w:t>
-      </w:r>
-      <w:r>
-        <w:t xml:space="preserve"> | 🟢 </w:t>
-      </w:r>
-      <w:r>
-        <w:rPr>
-          <w:b/>
-        </w:rPr>
-        <w:t>PASS</w:t>
-      </w:r>
-      <w:r>
-        <w:t xml:space="preserve"> | HTTP 201/200 JWT Token | `app/routes/auth.py` | Registro, login, emisión de JWT y `/api/auth/me`. |</w:t>
-      </w:r>
-    </w:p>
-    <w:p>
-      <w:r>
-        <w:t xml:space="preserve">| </w:t>
-      </w:r>
-      <w:r>
-        <w:rPr>
-          <w:b/>
-        </w:rPr>
-        <w:t>3. Proyectos</w:t>
-      </w:r>
-      <w:r>
-        <w:t xml:space="preserve"> | 🟢 </w:t>
-      </w:r>
-      <w:r>
-        <w:rPr>
-          <w:b/>
-        </w:rPr>
-        <w:t>PASS</w:t>
-      </w:r>
-      <w:r>
-        <w:t xml:space="preserve"> | HTTP 201/200 OK | `app/routes/projects.py` | Onboarding de Owner, consulta y actualización `PATCH`. |</w:t>
-      </w:r>
-    </w:p>
-    <w:p>
-      <w:r>
-        <w:t xml:space="preserve">| </w:t>
-      </w:r>
-      <w:r>
-        <w:rPr>
-          <w:b/>
-        </w:rPr>
-        <w:t>4. Equipo</w:t>
-      </w:r>
-      <w:r>
-        <w:t xml:space="preserve"> | 🟢 </w:t>
-      </w:r>
-      <w:r>
-        <w:rPr>
-          <w:b/>
-        </w:rPr>
-        <w:t>PASS</w:t>
-      </w:r>
-      <w:r>
-        <w:t xml:space="preserve"> | HTTP 201 Created | `app/routes/invites.py` | Envío de invitaciones con datos de puesto y turno. |</w:t>
-      </w:r>
-    </w:p>
-    <w:p>
-      <w:r>
-        <w:t xml:space="preserve">| </w:t>
-      </w:r>
-      <w:r>
-        <w:rPr>
-          <w:b/>
-        </w:rPr>
-        <w:t>5. Dashboard</w:t>
-      </w:r>
-      <w:r>
-        <w:t xml:space="preserve"> | 🟢 </w:t>
-      </w:r>
-      <w:r>
-        <w:rPr>
-          <w:b/>
-        </w:rPr>
-        <w:t>PASS</w:t>
-      </w:r>
-      <w:r>
-        <w:t xml:space="preserve"> | HTTP 200 Stats | `app/app/dashboard/page.tsx` | 8 KPIs unificados de salud y panel de Alertas Críticas. |</w:t>
-      </w:r>
-    </w:p>
-    <w:p>
-      <w:r>
-        <w:t xml:space="preserve">| </w:t>
-      </w:r>
-      <w:r>
-        <w:rPr>
-          <w:b/>
-        </w:rPr>
-        <w:t>6. Tareas</w:t>
-      </w:r>
-      <w:r>
-        <w:t xml:space="preserve"> | 🟢 </w:t>
-      </w:r>
-      <w:r>
-        <w:rPr>
-          <w:b/>
-        </w:rPr>
-        <w:t>PASS</w:t>
-      </w:r>
-      <w:r>
-        <w:t xml:space="preserve"> | HTTP 201 Created | `app/routes/tasks.py` | Alta de tareas, prioridades, fechas límite y checklists. |</w:t>
-      </w:r>
-    </w:p>
-    <w:p>
-      <w:r>
-        <w:t xml:space="preserve">| </w:t>
-      </w:r>
-      <w:r>
-        <w:rPr>
-          <w:b/>
-        </w:rPr>
-        <w:t>7. Board</w:t>
-      </w:r>
-      <w:r>
-        <w:t xml:space="preserve"> | 🟢 </w:t>
-      </w:r>
-      <w:r>
-        <w:rPr>
-          <w:b/>
-        </w:rPr>
-        <w:t>PASS</w:t>
-      </w:r>
-      <w:r>
-        <w:t xml:space="preserve"> | HTTP 200 (`PATCH`) | `app/app/board/page.tsx` | Transición Kanban de estado `in_progress` con persistencia. |</w:t>
-      </w:r>
-    </w:p>
-    <w:p>
-      <w:r>
-        <w:t xml:space="preserve">| </w:t>
-      </w:r>
-      <w:r>
-        <w:rPr>
-          <w:b/>
-        </w:rPr>
-        <w:t>8. Timeline</w:t>
-      </w:r>
-      <w:r>
-        <w:t xml:space="preserve"> | 🟢 </w:t>
-      </w:r>
-      <w:r>
-        <w:rPr>
-          <w:b/>
-        </w:rPr>
-        <w:t>PASS</w:t>
-      </w:r>
-      <w:r>
-        <w:t xml:space="preserve"> | HTTP 200 (`PATCH`) | `app/app/timeline/page.tsx` | Cronograma mensual, 5 filtros y gradientes HSL de riesgo. |</w:t>
-      </w:r>
-    </w:p>
-    <w:p>
-      <w:r>
-        <w:t xml:space="preserve">| </w:t>
-      </w:r>
-      <w:r>
-        <w:rPr>
-          <w:b/>
-        </w:rPr>
-        <w:t>9. Reportes</w:t>
-      </w:r>
-      <w:r>
-        <w:t xml:space="preserve"> | 🟢 </w:t>
-      </w:r>
-      <w:r>
-        <w:rPr>
-          <w:b/>
-        </w:rPr>
-        <w:t>PASS</w:t>
-      </w:r>
-      <w:r>
-        <w:t xml:space="preserve"> | HTTP 200 Metrics | `app/app/reports/page.tsx` | Gráficas de pastel de riesgo y métricas de actividad. |</w:t>
-      </w:r>
-    </w:p>
-    <w:p>
-      <w:r>
-        <w:t xml:space="preserve">| </w:t>
-      </w:r>
-      <w:r>
-        <w:rPr>
-          <w:b/>
-        </w:rPr>
-        <w:t>10. Smart Risk Engine</w:t>
-      </w:r>
-      <w:r>
-        <w:t xml:space="preserve">| 🟢 </w:t>
-      </w:r>
-      <w:r>
-        <w:rPr>
-          <w:b/>
-        </w:rPr>
-        <w:t>PASS</w:t>
-      </w:r>
-      <w:r>
-        <w:t xml:space="preserve"> | Heurística Activa | `app/services/risk_engine_service.py` | Evaluación en vivo de los 6 escenarios de retraso. |</w:t>
-      </w:r>
-    </w:p>
-    <w:p>
-      <w:r>
-        <w:t xml:space="preserve">| </w:t>
-      </w:r>
-      <w:r>
-        <w:rPr>
-          <w:b/>
-        </w:rPr>
-        <w:t>11. Telemetría</w:t>
-      </w:r>
-      <w:r>
-        <w:t xml:space="preserve"> | 🟢 </w:t>
-      </w:r>
-      <w:r>
-        <w:rPr>
-          <w:b/>
-        </w:rPr>
-        <w:t>PASS</w:t>
-      </w:r>
-      <w:r>
-        <w:t xml:space="preserve"> | HTTP 200 OK | `app/routes/telemetry.py` | Registros automáticos `TaskStateHistory` con timestamps. |</w:t>
-      </w:r>
-    </w:p>
-    <w:p>
-      <w:r>
-        <w:t xml:space="preserve">| </w:t>
-      </w:r>
-      <w:r>
-        <w:rPr>
-          <w:b/>
-        </w:rPr>
-        <w:t>12. Base de Datos</w:t>
-      </w:r>
-      <w:r>
-        <w:t xml:space="preserve"> | 🟢 </w:t>
-      </w:r>
-      <w:r>
-        <w:rPr>
-          <w:b/>
-        </w:rPr>
-        <w:t>PASS</w:t>
-      </w:r>
-      <w:r>
-        <w:t xml:space="preserve"> | SQL Integrity OK | `app/models/__init__.py` | Claves foráneas UUID, relaciones 1:N y N:M con cascada. |</w:t>
-      </w:r>
-    </w:p>
+    <w:tbl>
+      <w:tblPr>
+        <w:tblW w:type="auto" w:w="0"/>
+        <w:jc w:val="center"/>
+        <w:tblLook w:firstColumn="1" w:firstRow="1" w:lastColumn="0" w:lastRow="0" w:noHBand="0" w:noVBand="1" w:val="04A0"/>
+        <w:tblBorders>
+          <w:top w:val="single" w:sz="4" w:space="0" w:color="CBD5E1"/>
+          <w:bottom w:val="single" w:sz="6" w:space="0" w:color="1E3A8A"/>
+          <w:insideH w:val="single" w:sz="4" w:space="0" w:color="E2E8F0"/>
+          <w:insideV w:val="none"/>
+          <w:left w:val="none"/>
+          <w:right w:val="none"/>
+        </w:tblBorders>
+      </w:tblPr>
+      <w:tblGrid>
+        <w:gridCol w:w="1872"/>
+        <w:gridCol w:w="1872"/>
+        <w:gridCol w:w="1872"/>
+        <w:gridCol w:w="1872"/>
+        <w:gridCol w:w="1872"/>
+      </w:tblGrid>
+      <w:tr>
+        <w:tc>
+          <w:tcPr>
+            <w:tcW w:type="dxa" w:w="1872"/>
+            <w:shd w:fill="1E3A8A"/>
+          </w:tcPr>
+          <w:p>
+            <w:pPr>
+              <w:spacing w:after="40" w:before="40"/>
+            </w:pPr>
+            <w:r>
+              <w:rPr>
+                <w:b/>
+                <w:color w:val="FFFFFF"/>
+                <w:sz w:val="19"/>
+              </w:rPr>
+              <w:t>Módulo Auditado</w:t>
+            </w:r>
+          </w:p>
+        </w:tc>
+        <w:tc>
+          <w:tcPr>
+            <w:tcW w:type="dxa" w:w="1872"/>
+            <w:shd w:fill="1E3A8A"/>
+          </w:tcPr>
+          <w:p>
+            <w:pPr>
+              <w:spacing w:after="40" w:before="40"/>
+            </w:pPr>
+            <w:r>
+              <w:rPr>
+                <w:b/>
+                <w:color w:val="FFFFFF"/>
+                <w:sz w:val="19"/>
+              </w:rPr>
+              <w:t>Resultado</w:t>
+            </w:r>
+          </w:p>
+        </w:tc>
+        <w:tc>
+          <w:tcPr>
+            <w:tcW w:type="dxa" w:w="1872"/>
+            <w:shd w:fill="1E3A8A"/>
+          </w:tcPr>
+          <w:p>
+            <w:pPr>
+              <w:spacing w:after="40" w:before="40"/>
+            </w:pPr>
+            <w:r>
+              <w:rPr>
+                <w:b/>
+                <w:color w:val="FFFFFF"/>
+                <w:sz w:val="19"/>
+              </w:rPr>
+              <w:t>Evidencia Técnica</w:t>
+            </w:r>
+          </w:p>
+        </w:tc>
+        <w:tc>
+          <w:tcPr>
+            <w:tcW w:type="dxa" w:w="1872"/>
+            <w:shd w:fill="1E3A8A"/>
+          </w:tcPr>
+          <w:p>
+            <w:pPr>
+              <w:spacing w:after="40" w:before="40"/>
+            </w:pPr>
+            <w:r>
+              <w:rPr>
+                <w:b/>
+                <w:color w:val="FFFFFF"/>
+                <w:sz w:val="19"/>
+              </w:rPr>
+              <w:t>Archivo / Componente</w:t>
+            </w:r>
+          </w:p>
+        </w:tc>
+        <w:tc>
+          <w:tcPr>
+            <w:tcW w:type="dxa" w:w="1872"/>
+            <w:shd w:fill="1E3A8A"/>
+          </w:tcPr>
+          <w:p>
+            <w:pPr>
+              <w:spacing w:after="40" w:before="40"/>
+            </w:pPr>
+            <w:r>
+              <w:rPr>
+                <w:b/>
+                <w:color w:val="FFFFFF"/>
+                <w:sz w:val="19"/>
+              </w:rPr>
+              <w:t>Observaciones QA</w:t>
+            </w:r>
+          </w:p>
+        </w:tc>
+      </w:tr>
+      <w:tr>
+        <w:tc>
+          <w:tcPr>
+            <w:tcW w:type="dxa" w:w="1872"/>
+            <w:shd w:fill="F8FAFC"/>
+          </w:tcPr>
+          <w:p>
+            <w:pPr>
+              <w:spacing w:after="40" w:before="40"/>
+            </w:pPr>
+            <w:r>
+              <w:rPr>
+                <w:color w:val="334155"/>
+                <w:sz w:val="19"/>
+              </w:rPr>
+              <w:t>1. Landing</w:t>
+            </w:r>
+          </w:p>
+        </w:tc>
+        <w:tc>
+          <w:tcPr>
+            <w:tcW w:type="dxa" w:w="1872"/>
+            <w:shd w:fill="F8FAFC"/>
+          </w:tcPr>
+          <w:p>
+            <w:pPr>
+              <w:spacing w:after="40" w:before="40"/>
+            </w:pPr>
+            <w:r>
+              <w:rPr>
+                <w:color w:val="334155"/>
+                <w:sz w:val="19"/>
+              </w:rPr>
+              <w:t>PASS</w:t>
+            </w:r>
+          </w:p>
+        </w:tc>
+        <w:tc>
+          <w:tcPr>
+            <w:tcW w:type="dxa" w:w="1872"/>
+            <w:shd w:fill="F8FAFC"/>
+          </w:tcPr>
+          <w:p>
+            <w:pPr>
+              <w:spacing w:after="40" w:before="40"/>
+            </w:pPr>
+            <w:r>
+              <w:rPr>
+                <w:color w:val="334155"/>
+                <w:sz w:val="19"/>
+              </w:rPr>
+              <w:t>HTTP 200 (88KB HTML)</w:t>
+            </w:r>
+          </w:p>
+        </w:tc>
+        <w:tc>
+          <w:tcPr>
+            <w:tcW w:type="dxa" w:w="1872"/>
+            <w:shd w:fill="F8FAFC"/>
+          </w:tcPr>
+          <w:p>
+            <w:pPr>
+              <w:spacing w:after="40" w:before="40"/>
+            </w:pPr>
+            <w:r>
+              <w:rPr>
+                <w:color w:val="334155"/>
+                <w:sz w:val="19"/>
+              </w:rPr>
+              <w:t>app/(marketing)/page.tsx</w:t>
+            </w:r>
+          </w:p>
+        </w:tc>
+        <w:tc>
+          <w:tcPr>
+            <w:tcW w:type="dxa" w:w="1872"/>
+            <w:shd w:fill="F8FAFC"/>
+          </w:tcPr>
+          <w:p>
+            <w:pPr>
+              <w:spacing w:after="40" w:before="40"/>
+            </w:pPr>
+            <w:r>
+              <w:rPr>
+                <w:color w:val="334155"/>
+                <w:sz w:val="19"/>
+              </w:rPr>
+              <w:t>Carga responsive, botones CTA y selector de tema.</w:t>
+            </w:r>
+          </w:p>
+        </w:tc>
+      </w:tr>
+      <w:tr>
+        <w:tc>
+          <w:tcPr>
+            <w:tcW w:type="dxa" w:w="1872"/>
+          </w:tcPr>
+          <w:p>
+            <w:pPr>
+              <w:spacing w:after="40" w:before="40"/>
+            </w:pPr>
+            <w:r>
+              <w:rPr>
+                <w:color w:val="334155"/>
+                <w:sz w:val="19"/>
+              </w:rPr>
+              <w:t>2. Autenticación</w:t>
+            </w:r>
+          </w:p>
+        </w:tc>
+        <w:tc>
+          <w:tcPr>
+            <w:tcW w:type="dxa" w:w="1872"/>
+          </w:tcPr>
+          <w:p>
+            <w:pPr>
+              <w:spacing w:after="40" w:before="40"/>
+            </w:pPr>
+            <w:r>
+              <w:rPr>
+                <w:color w:val="334155"/>
+                <w:sz w:val="19"/>
+              </w:rPr>
+              <w:t>PASS</w:t>
+            </w:r>
+          </w:p>
+        </w:tc>
+        <w:tc>
+          <w:tcPr>
+            <w:tcW w:type="dxa" w:w="1872"/>
+          </w:tcPr>
+          <w:p>
+            <w:pPr>
+              <w:spacing w:after="40" w:before="40"/>
+            </w:pPr>
+            <w:r>
+              <w:rPr>
+                <w:color w:val="334155"/>
+                <w:sz w:val="19"/>
+              </w:rPr>
+              <w:t>HTTP 201/200 JWT Token</w:t>
+            </w:r>
+          </w:p>
+        </w:tc>
+        <w:tc>
+          <w:tcPr>
+            <w:tcW w:type="dxa" w:w="1872"/>
+          </w:tcPr>
+          <w:p>
+            <w:pPr>
+              <w:spacing w:after="40" w:before="40"/>
+            </w:pPr>
+            <w:r>
+              <w:rPr>
+                <w:color w:val="334155"/>
+                <w:sz w:val="19"/>
+              </w:rPr>
+              <w:t>app/routes/auth.py</w:t>
+            </w:r>
+          </w:p>
+        </w:tc>
+        <w:tc>
+          <w:tcPr>
+            <w:tcW w:type="dxa" w:w="1872"/>
+          </w:tcPr>
+          <w:p>
+            <w:pPr>
+              <w:spacing w:after="40" w:before="40"/>
+            </w:pPr>
+            <w:r>
+              <w:rPr>
+                <w:color w:val="334155"/>
+                <w:sz w:val="19"/>
+              </w:rPr>
+              <w:t>Registro, login, emisión de JWT y /api/auth/me.</w:t>
+            </w:r>
+          </w:p>
+        </w:tc>
+      </w:tr>
+      <w:tr>
+        <w:tc>
+          <w:tcPr>
+            <w:tcW w:type="dxa" w:w="1872"/>
+            <w:shd w:fill="F8FAFC"/>
+          </w:tcPr>
+          <w:p>
+            <w:pPr>
+              <w:spacing w:after="40" w:before="40"/>
+            </w:pPr>
+            <w:r>
+              <w:rPr>
+                <w:color w:val="334155"/>
+                <w:sz w:val="19"/>
+              </w:rPr>
+              <w:t>3. Proyectos</w:t>
+            </w:r>
+          </w:p>
+        </w:tc>
+        <w:tc>
+          <w:tcPr>
+            <w:tcW w:type="dxa" w:w="1872"/>
+            <w:shd w:fill="F8FAFC"/>
+          </w:tcPr>
+          <w:p>
+            <w:pPr>
+              <w:spacing w:after="40" w:before="40"/>
+            </w:pPr>
+            <w:r>
+              <w:rPr>
+                <w:color w:val="334155"/>
+                <w:sz w:val="19"/>
+              </w:rPr>
+              <w:t>PASS</w:t>
+            </w:r>
+          </w:p>
+        </w:tc>
+        <w:tc>
+          <w:tcPr>
+            <w:tcW w:type="dxa" w:w="1872"/>
+            <w:shd w:fill="F8FAFC"/>
+          </w:tcPr>
+          <w:p>
+            <w:pPr>
+              <w:spacing w:after="40" w:before="40"/>
+            </w:pPr>
+            <w:r>
+              <w:rPr>
+                <w:color w:val="334155"/>
+                <w:sz w:val="19"/>
+              </w:rPr>
+              <w:t>HTTP 201/200 OK</w:t>
+            </w:r>
+          </w:p>
+        </w:tc>
+        <w:tc>
+          <w:tcPr>
+            <w:tcW w:type="dxa" w:w="1872"/>
+            <w:shd w:fill="F8FAFC"/>
+          </w:tcPr>
+          <w:p>
+            <w:pPr>
+              <w:spacing w:after="40" w:before="40"/>
+            </w:pPr>
+            <w:r>
+              <w:rPr>
+                <w:color w:val="334155"/>
+                <w:sz w:val="19"/>
+              </w:rPr>
+              <w:t>app/routes/projects.py</w:t>
+            </w:r>
+          </w:p>
+        </w:tc>
+        <w:tc>
+          <w:tcPr>
+            <w:tcW w:type="dxa" w:w="1872"/>
+            <w:shd w:fill="F8FAFC"/>
+          </w:tcPr>
+          <w:p>
+            <w:pPr>
+              <w:spacing w:after="40" w:before="40"/>
+            </w:pPr>
+            <w:r>
+              <w:rPr>
+                <w:color w:val="334155"/>
+                <w:sz w:val="19"/>
+              </w:rPr>
+              <w:t>Onboarding de Owner, consulta y actualización PATCH.</w:t>
+            </w:r>
+          </w:p>
+        </w:tc>
+      </w:tr>
+      <w:tr>
+        <w:tc>
+          <w:tcPr>
+            <w:tcW w:type="dxa" w:w="1872"/>
+          </w:tcPr>
+          <w:p>
+            <w:pPr>
+              <w:spacing w:after="40" w:before="40"/>
+            </w:pPr>
+            <w:r>
+              <w:rPr>
+                <w:color w:val="334155"/>
+                <w:sz w:val="19"/>
+              </w:rPr>
+              <w:t>4. Equipo</w:t>
+            </w:r>
+          </w:p>
+        </w:tc>
+        <w:tc>
+          <w:tcPr>
+            <w:tcW w:type="dxa" w:w="1872"/>
+          </w:tcPr>
+          <w:p>
+            <w:pPr>
+              <w:spacing w:after="40" w:before="40"/>
+            </w:pPr>
+            <w:r>
+              <w:rPr>
+                <w:color w:val="334155"/>
+                <w:sz w:val="19"/>
+              </w:rPr>
+              <w:t>PASS</w:t>
+            </w:r>
+          </w:p>
+        </w:tc>
+        <w:tc>
+          <w:tcPr>
+            <w:tcW w:type="dxa" w:w="1872"/>
+          </w:tcPr>
+          <w:p>
+            <w:pPr>
+              <w:spacing w:after="40" w:before="40"/>
+            </w:pPr>
+            <w:r>
+              <w:rPr>
+                <w:color w:val="334155"/>
+                <w:sz w:val="19"/>
+              </w:rPr>
+              <w:t>HTTP 201 Created</w:t>
+            </w:r>
+          </w:p>
+        </w:tc>
+        <w:tc>
+          <w:tcPr>
+            <w:tcW w:type="dxa" w:w="1872"/>
+          </w:tcPr>
+          <w:p>
+            <w:pPr>
+              <w:spacing w:after="40" w:before="40"/>
+            </w:pPr>
+            <w:r>
+              <w:rPr>
+                <w:color w:val="334155"/>
+                <w:sz w:val="19"/>
+              </w:rPr>
+              <w:t>app/routes/invites.py</w:t>
+            </w:r>
+          </w:p>
+        </w:tc>
+        <w:tc>
+          <w:tcPr>
+            <w:tcW w:type="dxa" w:w="1872"/>
+          </w:tcPr>
+          <w:p>
+            <w:pPr>
+              <w:spacing w:after="40" w:before="40"/>
+            </w:pPr>
+            <w:r>
+              <w:rPr>
+                <w:color w:val="334155"/>
+                <w:sz w:val="19"/>
+              </w:rPr>
+              <w:t>Envío de invitaciones con datos de puesto y turno.</w:t>
+            </w:r>
+          </w:p>
+        </w:tc>
+      </w:tr>
+      <w:tr>
+        <w:tc>
+          <w:tcPr>
+            <w:tcW w:type="dxa" w:w="1872"/>
+            <w:shd w:fill="F8FAFC"/>
+          </w:tcPr>
+          <w:p>
+            <w:pPr>
+              <w:spacing w:after="40" w:before="40"/>
+            </w:pPr>
+            <w:r>
+              <w:rPr>
+                <w:color w:val="334155"/>
+                <w:sz w:val="19"/>
+              </w:rPr>
+              <w:t>5. Dashboard</w:t>
+            </w:r>
+          </w:p>
+        </w:tc>
+        <w:tc>
+          <w:tcPr>
+            <w:tcW w:type="dxa" w:w="1872"/>
+            <w:shd w:fill="F8FAFC"/>
+          </w:tcPr>
+          <w:p>
+            <w:pPr>
+              <w:spacing w:after="40" w:before="40"/>
+            </w:pPr>
+            <w:r>
+              <w:rPr>
+                <w:color w:val="334155"/>
+                <w:sz w:val="19"/>
+              </w:rPr>
+              <w:t>PASS</w:t>
+            </w:r>
+          </w:p>
+        </w:tc>
+        <w:tc>
+          <w:tcPr>
+            <w:tcW w:type="dxa" w:w="1872"/>
+            <w:shd w:fill="F8FAFC"/>
+          </w:tcPr>
+          <w:p>
+            <w:pPr>
+              <w:spacing w:after="40" w:before="40"/>
+            </w:pPr>
+            <w:r>
+              <w:rPr>
+                <w:color w:val="334155"/>
+                <w:sz w:val="19"/>
+              </w:rPr>
+              <w:t>HTTP 200 Stats</w:t>
+            </w:r>
+          </w:p>
+        </w:tc>
+        <w:tc>
+          <w:tcPr>
+            <w:tcW w:type="dxa" w:w="1872"/>
+            <w:shd w:fill="F8FAFC"/>
+          </w:tcPr>
+          <w:p>
+            <w:pPr>
+              <w:spacing w:after="40" w:before="40"/>
+            </w:pPr>
+            <w:r>
+              <w:rPr>
+                <w:color w:val="334155"/>
+                <w:sz w:val="19"/>
+              </w:rPr>
+              <w:t>app/app/dashboard/page.tsx</w:t>
+            </w:r>
+          </w:p>
+        </w:tc>
+        <w:tc>
+          <w:tcPr>
+            <w:tcW w:type="dxa" w:w="1872"/>
+            <w:shd w:fill="F8FAFC"/>
+          </w:tcPr>
+          <w:p>
+            <w:pPr>
+              <w:spacing w:after="40" w:before="40"/>
+            </w:pPr>
+            <w:r>
+              <w:rPr>
+                <w:color w:val="334155"/>
+                <w:sz w:val="19"/>
+              </w:rPr>
+              <w:t>8 KPIs unificados de salud y panel de Alertas Críticas.</w:t>
+            </w:r>
+          </w:p>
+        </w:tc>
+      </w:tr>
+      <w:tr>
+        <w:tc>
+          <w:tcPr>
+            <w:tcW w:type="dxa" w:w="1872"/>
+          </w:tcPr>
+          <w:p>
+            <w:pPr>
+              <w:spacing w:after="40" w:before="40"/>
+            </w:pPr>
+            <w:r>
+              <w:rPr>
+                <w:color w:val="334155"/>
+                <w:sz w:val="19"/>
+              </w:rPr>
+              <w:t>6. Tareas</w:t>
+            </w:r>
+          </w:p>
+        </w:tc>
+        <w:tc>
+          <w:tcPr>
+            <w:tcW w:type="dxa" w:w="1872"/>
+          </w:tcPr>
+          <w:p>
+            <w:pPr>
+              <w:spacing w:after="40" w:before="40"/>
+            </w:pPr>
+            <w:r>
+              <w:rPr>
+                <w:color w:val="334155"/>
+                <w:sz w:val="19"/>
+              </w:rPr>
+              <w:t>PASS</w:t>
+            </w:r>
+          </w:p>
+        </w:tc>
+        <w:tc>
+          <w:tcPr>
+            <w:tcW w:type="dxa" w:w="1872"/>
+          </w:tcPr>
+          <w:p>
+            <w:pPr>
+              <w:spacing w:after="40" w:before="40"/>
+            </w:pPr>
+            <w:r>
+              <w:rPr>
+                <w:color w:val="334155"/>
+                <w:sz w:val="19"/>
+              </w:rPr>
+              <w:t>HTTP 201 Created</w:t>
+            </w:r>
+          </w:p>
+        </w:tc>
+        <w:tc>
+          <w:tcPr>
+            <w:tcW w:type="dxa" w:w="1872"/>
+          </w:tcPr>
+          <w:p>
+            <w:pPr>
+              <w:spacing w:after="40" w:before="40"/>
+            </w:pPr>
+            <w:r>
+              <w:rPr>
+                <w:color w:val="334155"/>
+                <w:sz w:val="19"/>
+              </w:rPr>
+              <w:t>app/routes/tasks.py</w:t>
+            </w:r>
+          </w:p>
+        </w:tc>
+        <w:tc>
+          <w:tcPr>
+            <w:tcW w:type="dxa" w:w="1872"/>
+          </w:tcPr>
+          <w:p>
+            <w:pPr>
+              <w:spacing w:after="40" w:before="40"/>
+            </w:pPr>
+            <w:r>
+              <w:rPr>
+                <w:color w:val="334155"/>
+                <w:sz w:val="19"/>
+              </w:rPr>
+              <w:t>Alta de tareas, prioridades, fechas límite y checklists.</w:t>
+            </w:r>
+          </w:p>
+        </w:tc>
+      </w:tr>
+      <w:tr>
+        <w:tc>
+          <w:tcPr>
+            <w:tcW w:type="dxa" w:w="1872"/>
+            <w:shd w:fill="F8FAFC"/>
+          </w:tcPr>
+          <w:p>
+            <w:pPr>
+              <w:spacing w:after="40" w:before="40"/>
+            </w:pPr>
+            <w:r>
+              <w:rPr>
+                <w:color w:val="334155"/>
+                <w:sz w:val="19"/>
+              </w:rPr>
+              <w:t>7. Board</w:t>
+            </w:r>
+          </w:p>
+        </w:tc>
+        <w:tc>
+          <w:tcPr>
+            <w:tcW w:type="dxa" w:w="1872"/>
+            <w:shd w:fill="F8FAFC"/>
+          </w:tcPr>
+          <w:p>
+            <w:pPr>
+              <w:spacing w:after="40" w:before="40"/>
+            </w:pPr>
+            <w:r>
+              <w:rPr>
+                <w:color w:val="334155"/>
+                <w:sz w:val="19"/>
+              </w:rPr>
+              <w:t>PASS</w:t>
+            </w:r>
+          </w:p>
+        </w:tc>
+        <w:tc>
+          <w:tcPr>
+            <w:tcW w:type="dxa" w:w="1872"/>
+            <w:shd w:fill="F8FAFC"/>
+          </w:tcPr>
+          <w:p>
+            <w:pPr>
+              <w:spacing w:after="40" w:before="40"/>
+            </w:pPr>
+            <w:r>
+              <w:rPr>
+                <w:color w:val="334155"/>
+                <w:sz w:val="19"/>
+              </w:rPr>
+              <w:t>HTTP 200 (PATCH)</w:t>
+            </w:r>
+          </w:p>
+        </w:tc>
+        <w:tc>
+          <w:tcPr>
+            <w:tcW w:type="dxa" w:w="1872"/>
+            <w:shd w:fill="F8FAFC"/>
+          </w:tcPr>
+          <w:p>
+            <w:pPr>
+              <w:spacing w:after="40" w:before="40"/>
+            </w:pPr>
+            <w:r>
+              <w:rPr>
+                <w:color w:val="334155"/>
+                <w:sz w:val="19"/>
+              </w:rPr>
+              <w:t>app/app/board/page.tsx</w:t>
+            </w:r>
+          </w:p>
+        </w:tc>
+        <w:tc>
+          <w:tcPr>
+            <w:tcW w:type="dxa" w:w="1872"/>
+            <w:shd w:fill="F8FAFC"/>
+          </w:tcPr>
+          <w:p>
+            <w:pPr>
+              <w:spacing w:after="40" w:before="40"/>
+            </w:pPr>
+            <w:r>
+              <w:rPr>
+                <w:color w:val="334155"/>
+                <w:sz w:val="19"/>
+              </w:rPr>
+              <w:t>Transición Kanban de estado in_progress con persistencia.</w:t>
+            </w:r>
+          </w:p>
+        </w:tc>
+      </w:tr>
+      <w:tr>
+        <w:tc>
+          <w:tcPr>
+            <w:tcW w:type="dxa" w:w="1872"/>
+          </w:tcPr>
+          <w:p>
+            <w:pPr>
+              <w:spacing w:after="40" w:before="40"/>
+            </w:pPr>
+            <w:r>
+              <w:rPr>
+                <w:color w:val="334155"/>
+                <w:sz w:val="19"/>
+              </w:rPr>
+              <w:t>8. Timeline</w:t>
+            </w:r>
+          </w:p>
+        </w:tc>
+        <w:tc>
+          <w:tcPr>
+            <w:tcW w:type="dxa" w:w="1872"/>
+          </w:tcPr>
+          <w:p>
+            <w:pPr>
+              <w:spacing w:after="40" w:before="40"/>
+            </w:pPr>
+            <w:r>
+              <w:rPr>
+                <w:color w:val="334155"/>
+                <w:sz w:val="19"/>
+              </w:rPr>
+              <w:t>PASS</w:t>
+            </w:r>
+          </w:p>
+        </w:tc>
+        <w:tc>
+          <w:tcPr>
+            <w:tcW w:type="dxa" w:w="1872"/>
+          </w:tcPr>
+          <w:p>
+            <w:pPr>
+              <w:spacing w:after="40" w:before="40"/>
+            </w:pPr>
+            <w:r>
+              <w:rPr>
+                <w:color w:val="334155"/>
+                <w:sz w:val="19"/>
+              </w:rPr>
+              <w:t>HTTP 200 (PATCH)</w:t>
+            </w:r>
+          </w:p>
+        </w:tc>
+        <w:tc>
+          <w:tcPr>
+            <w:tcW w:type="dxa" w:w="1872"/>
+          </w:tcPr>
+          <w:p>
+            <w:pPr>
+              <w:spacing w:after="40" w:before="40"/>
+            </w:pPr>
+            <w:r>
+              <w:rPr>
+                <w:color w:val="334155"/>
+                <w:sz w:val="19"/>
+              </w:rPr>
+              <w:t>app/app/timeline/page.tsx</w:t>
+            </w:r>
+          </w:p>
+        </w:tc>
+        <w:tc>
+          <w:tcPr>
+            <w:tcW w:type="dxa" w:w="1872"/>
+          </w:tcPr>
+          <w:p>
+            <w:pPr>
+              <w:spacing w:after="40" w:before="40"/>
+            </w:pPr>
+            <w:r>
+              <w:rPr>
+                <w:color w:val="334155"/>
+                <w:sz w:val="19"/>
+              </w:rPr>
+              <w:t>Cronograma mensual, 5 filtros y gradientes HSL de riesgo.</w:t>
+            </w:r>
+          </w:p>
+        </w:tc>
+      </w:tr>
+      <w:tr>
+        <w:tc>
+          <w:tcPr>
+            <w:tcW w:type="dxa" w:w="1872"/>
+            <w:shd w:fill="F8FAFC"/>
+          </w:tcPr>
+          <w:p>
+            <w:pPr>
+              <w:spacing w:after="40" w:before="40"/>
+            </w:pPr>
+            <w:r>
+              <w:rPr>
+                <w:color w:val="334155"/>
+                <w:sz w:val="19"/>
+              </w:rPr>
+              <w:t>9. Reportes</w:t>
+            </w:r>
+          </w:p>
+        </w:tc>
+        <w:tc>
+          <w:tcPr>
+            <w:tcW w:type="dxa" w:w="1872"/>
+            <w:shd w:fill="F8FAFC"/>
+          </w:tcPr>
+          <w:p>
+            <w:pPr>
+              <w:spacing w:after="40" w:before="40"/>
+            </w:pPr>
+            <w:r>
+              <w:rPr>
+                <w:color w:val="334155"/>
+                <w:sz w:val="19"/>
+              </w:rPr>
+              <w:t>PASS</w:t>
+            </w:r>
+          </w:p>
+        </w:tc>
+        <w:tc>
+          <w:tcPr>
+            <w:tcW w:type="dxa" w:w="1872"/>
+            <w:shd w:fill="F8FAFC"/>
+          </w:tcPr>
+          <w:p>
+            <w:pPr>
+              <w:spacing w:after="40" w:before="40"/>
+            </w:pPr>
+            <w:r>
+              <w:rPr>
+                <w:color w:val="334155"/>
+                <w:sz w:val="19"/>
+              </w:rPr>
+              <w:t>HTTP 200 Metrics</w:t>
+            </w:r>
+          </w:p>
+        </w:tc>
+        <w:tc>
+          <w:tcPr>
+            <w:tcW w:type="dxa" w:w="1872"/>
+            <w:shd w:fill="F8FAFC"/>
+          </w:tcPr>
+          <w:p>
+            <w:pPr>
+              <w:spacing w:after="40" w:before="40"/>
+            </w:pPr>
+            <w:r>
+              <w:rPr>
+                <w:color w:val="334155"/>
+                <w:sz w:val="19"/>
+              </w:rPr>
+              <w:t>app/app/reports/page.tsx</w:t>
+            </w:r>
+          </w:p>
+        </w:tc>
+        <w:tc>
+          <w:tcPr>
+            <w:tcW w:type="dxa" w:w="1872"/>
+            <w:shd w:fill="F8FAFC"/>
+          </w:tcPr>
+          <w:p>
+            <w:pPr>
+              <w:spacing w:after="40" w:before="40"/>
+            </w:pPr>
+            <w:r>
+              <w:rPr>
+                <w:color w:val="334155"/>
+                <w:sz w:val="19"/>
+              </w:rPr>
+              <w:t>Gráficas de pastel de riesgo y métricas de actividad.</w:t>
+            </w:r>
+          </w:p>
+        </w:tc>
+      </w:tr>
+      <w:tr>
+        <w:tc>
+          <w:tcPr>
+            <w:tcW w:type="dxa" w:w="1872"/>
+          </w:tcPr>
+          <w:p>
+            <w:pPr>
+              <w:spacing w:after="40" w:before="40"/>
+            </w:pPr>
+            <w:r>
+              <w:rPr>
+                <w:color w:val="334155"/>
+                <w:sz w:val="19"/>
+              </w:rPr>
+              <w:t>10. Smart Risk Engine</w:t>
+            </w:r>
+          </w:p>
+        </w:tc>
+        <w:tc>
+          <w:tcPr>
+            <w:tcW w:type="dxa" w:w="1872"/>
+          </w:tcPr>
+          <w:p>
+            <w:pPr>
+              <w:spacing w:after="40" w:before="40"/>
+            </w:pPr>
+            <w:r>
+              <w:rPr>
+                <w:color w:val="334155"/>
+                <w:sz w:val="19"/>
+              </w:rPr>
+              <w:t>PASS</w:t>
+            </w:r>
+          </w:p>
+        </w:tc>
+        <w:tc>
+          <w:tcPr>
+            <w:tcW w:type="dxa" w:w="1872"/>
+          </w:tcPr>
+          <w:p>
+            <w:pPr>
+              <w:spacing w:after="40" w:before="40"/>
+            </w:pPr>
+            <w:r>
+              <w:rPr>
+                <w:color w:val="334155"/>
+                <w:sz w:val="19"/>
+              </w:rPr>
+              <w:t>Heurística Activa</w:t>
+            </w:r>
+          </w:p>
+        </w:tc>
+        <w:tc>
+          <w:tcPr>
+            <w:tcW w:type="dxa" w:w="1872"/>
+          </w:tcPr>
+          <w:p>
+            <w:pPr>
+              <w:spacing w:after="40" w:before="40"/>
+            </w:pPr>
+            <w:r>
+              <w:rPr>
+                <w:color w:val="334155"/>
+                <w:sz w:val="19"/>
+              </w:rPr>
+              <w:t>app/services/risk_engine_service.py</w:t>
+            </w:r>
+          </w:p>
+        </w:tc>
+        <w:tc>
+          <w:tcPr>
+            <w:tcW w:type="dxa" w:w="1872"/>
+          </w:tcPr>
+          <w:p>
+            <w:pPr>
+              <w:spacing w:after="40" w:before="40"/>
+            </w:pPr>
+            <w:r>
+              <w:rPr>
+                <w:color w:val="334155"/>
+                <w:sz w:val="19"/>
+              </w:rPr>
+              <w:t>Evaluación en vivo de los 6 escenarios de retraso.</w:t>
+            </w:r>
+          </w:p>
+        </w:tc>
+      </w:tr>
+      <w:tr>
+        <w:tc>
+          <w:tcPr>
+            <w:tcW w:type="dxa" w:w="1872"/>
+            <w:shd w:fill="F8FAFC"/>
+          </w:tcPr>
+          <w:p>
+            <w:pPr>
+              <w:spacing w:after="40" w:before="40"/>
+            </w:pPr>
+            <w:r>
+              <w:rPr>
+                <w:color w:val="334155"/>
+                <w:sz w:val="19"/>
+              </w:rPr>
+              <w:t>11. Telemetría</w:t>
+            </w:r>
+          </w:p>
+        </w:tc>
+        <w:tc>
+          <w:tcPr>
+            <w:tcW w:type="dxa" w:w="1872"/>
+            <w:shd w:fill="F8FAFC"/>
+          </w:tcPr>
+          <w:p>
+            <w:pPr>
+              <w:spacing w:after="40" w:before="40"/>
+            </w:pPr>
+            <w:r>
+              <w:rPr>
+                <w:color w:val="334155"/>
+                <w:sz w:val="19"/>
+              </w:rPr>
+              <w:t>PASS</w:t>
+            </w:r>
+          </w:p>
+        </w:tc>
+        <w:tc>
+          <w:tcPr>
+            <w:tcW w:type="dxa" w:w="1872"/>
+            <w:shd w:fill="F8FAFC"/>
+          </w:tcPr>
+          <w:p>
+            <w:pPr>
+              <w:spacing w:after="40" w:before="40"/>
+            </w:pPr>
+            <w:r>
+              <w:rPr>
+                <w:color w:val="334155"/>
+                <w:sz w:val="19"/>
+              </w:rPr>
+              <w:t>HTTP 200 OK</w:t>
+            </w:r>
+          </w:p>
+        </w:tc>
+        <w:tc>
+          <w:tcPr>
+            <w:tcW w:type="dxa" w:w="1872"/>
+            <w:shd w:fill="F8FAFC"/>
+          </w:tcPr>
+          <w:p>
+            <w:pPr>
+              <w:spacing w:after="40" w:before="40"/>
+            </w:pPr>
+            <w:r>
+              <w:rPr>
+                <w:color w:val="334155"/>
+                <w:sz w:val="19"/>
+              </w:rPr>
+              <w:t>app/routes/telemetry.py</w:t>
+            </w:r>
+          </w:p>
+        </w:tc>
+        <w:tc>
+          <w:tcPr>
+            <w:tcW w:type="dxa" w:w="1872"/>
+            <w:shd w:fill="F8FAFC"/>
+          </w:tcPr>
+          <w:p>
+            <w:pPr>
+              <w:spacing w:after="40" w:before="40"/>
+            </w:pPr>
+            <w:r>
+              <w:rPr>
+                <w:color w:val="334155"/>
+                <w:sz w:val="19"/>
+              </w:rPr>
+              <w:t>Registros automáticos TaskStateHistory con timestamps.</w:t>
+            </w:r>
+          </w:p>
+        </w:tc>
+      </w:tr>
+      <w:tr>
+        <w:tc>
+          <w:tcPr>
+            <w:tcW w:type="dxa" w:w="1872"/>
+          </w:tcPr>
+          <w:p>
+            <w:pPr>
+              <w:spacing w:after="40" w:before="40"/>
+            </w:pPr>
+            <w:r>
+              <w:rPr>
+                <w:color w:val="334155"/>
+                <w:sz w:val="19"/>
+              </w:rPr>
+              <w:t>12. Base de Datos</w:t>
+            </w:r>
+          </w:p>
+        </w:tc>
+        <w:tc>
+          <w:tcPr>
+            <w:tcW w:type="dxa" w:w="1872"/>
+          </w:tcPr>
+          <w:p>
+            <w:pPr>
+              <w:spacing w:after="40" w:before="40"/>
+            </w:pPr>
+            <w:r>
+              <w:rPr>
+                <w:color w:val="334155"/>
+                <w:sz w:val="19"/>
+              </w:rPr>
+              <w:t>PASS</w:t>
+            </w:r>
+          </w:p>
+        </w:tc>
+        <w:tc>
+          <w:tcPr>
+            <w:tcW w:type="dxa" w:w="1872"/>
+          </w:tcPr>
+          <w:p>
+            <w:pPr>
+              <w:spacing w:after="40" w:before="40"/>
+            </w:pPr>
+            <w:r>
+              <w:rPr>
+                <w:color w:val="334155"/>
+                <w:sz w:val="19"/>
+              </w:rPr>
+              <w:t>SQL Integrity OK</w:t>
+            </w:r>
+          </w:p>
+        </w:tc>
+        <w:tc>
+          <w:tcPr>
+            <w:tcW w:type="dxa" w:w="1872"/>
+          </w:tcPr>
+          <w:p>
+            <w:pPr>
+              <w:spacing w:after="40" w:before="40"/>
+            </w:pPr>
+            <w:r>
+              <w:rPr>
+                <w:color w:val="334155"/>
+                <w:sz w:val="19"/>
+              </w:rPr>
+              <w:t>app/models/__init__.py</w:t>
+            </w:r>
+          </w:p>
+        </w:tc>
+        <w:tc>
+          <w:tcPr>
+            <w:tcW w:type="dxa" w:w="1872"/>
+          </w:tcPr>
+          <w:p>
+            <w:pPr>
+              <w:spacing w:after="40" w:before="40"/>
+            </w:pPr>
+            <w:r>
+              <w:rPr>
+                <w:color w:val="334155"/>
+                <w:sz w:val="19"/>
+              </w:rPr>
+              <w:t>Claves foráneas UUID, relaciones 1:N y N:M con cascada.</w:t>
+            </w:r>
+          </w:p>
+        </w:tc>
+      </w:tr>
+    </w:tbl>
     <w:p>
       <w:pPr>
         <w:spacing w:after="160"/>
@@ -2659,7 +4030,7 @@
     </w:p>
     <w:p>
       <w:r>
-        <w:t>---</w:t>
+        <w:t>La Tabla 9.1 expone los resultados del plan de auditoría funcional. El 100% de los 12 módulos principales aprobó las pruebas de integración, confirmando la estabilidad de la versión Release Candidate RC1.</w:t>
       </w:r>
     </w:p>
     <w:p>
@@ -2678,55 +4049,70 @@
     </w:p>
     <w:p>
       <w:r>
-        <w:t xml:space="preserve">Se comprobó experimentalmente que las mutaciones realizadas desde la interfaz de usuario se reflejan </w:t>
-      </w:r>
-      <w:r>
-        <w:rPr>
-          <w:b/>
-        </w:rPr>
-        <w:t>con coincidencia matemática absoluta</w:t>
-      </w:r>
-      <w:r>
-        <w:t xml:space="preserve"> en las 5 vistas:</w:t>
+        <w:t>Se comprobó experimentalmente que las mutaciones realizadas desde la interfaz de usuario se reflejan con coincidencia matemática en las vistas del sistema:</w:t>
       </w:r>
     </w:p>
     <w:p>
       <w:pPr>
-        <w:spacing w:before="80" w:after="120"/>
-        <w:ind w:left="576"/>
+        <w:pStyle w:val="ListBullet"/>
       </w:pPr>
       <w:r>
-        <w:rPr>
-          <w:rFonts w:ascii="Consolas" w:hAnsi="Consolas"/>
-          <w:color w:val="1F2937"/>
-          <w:sz w:val="19"/>
-        </w:rPr>
-        <w:t>-------------------------------------------------------------</w:t>
-        <w:br/>
-        <w:t xml:space="preserve">           TABLA DE CONSISTENCIA CRUZADA MULTI-VISTA        </w:t>
-        <w:br/>
-        <w:t>-------------------------------------------------------------</w:t>
-        <w:br/>
-        <w:t>Total Tareas en API tasks:      17  (100% Match)</w:t>
-        <w:br/>
-        <w:t>Total Tareas en Stats Proyecto: 17  (100% Match)</w:t>
-        <w:br/>
-        <w:t>Tareas Pendientes:              9   (100% Match)</w:t>
-        <w:br/>
-        <w:t>Tareas En Progreso:             5   (100% Match)</w:t>
-        <w:br/>
-        <w:t>Tareas Completadas:             2   (100% Match)</w:t>
-        <w:br/>
-        <w:t>Distribución de Riesgos:       High: 3, Medium: 0, Low: 5, No Risk: 9</w:t>
-        <w:br/>
-        <w:t>-------------------------------------------------------------</w:t>
-        <w:br/>
-        <w:t>[PASS] CONSISTENCIA PERFECTA ENTRE API, BASE DE DATOS Y FRONTEND UI.</w:t>
+        <w:t>Total Tareas en API tasks: 17 (100% Coincidencia).</w:t>
       </w:r>
     </w:p>
     <w:p>
+      <w:pPr>
+        <w:pStyle w:val="ListBullet"/>
+      </w:pPr>
       <w:r>
-        <w:t>---</w:t>
+        <w:t>Total Tareas en Estadísticas del Proyecto: 17 (100% Coincidencia).</w:t>
+      </w:r>
+    </w:p>
+    <w:tbl>
+      <w:tblPr>
+        <w:tblW w:type="auto" w:w="0"/>
+        <w:jc w:val="center"/>
+        <w:tblLook w:firstColumn="1" w:firstRow="1" w:lastColumn="0" w:lastRow="0" w:noHBand="0" w:noVBand="1" w:val="04A0"/>
+        <w:tblBorders>
+          <w:top w:val="single" w:sz="4" w:space="0" w:color="CBD5E1"/>
+          <w:bottom w:val="single" w:sz="6" w:space="0" w:color="1E3A8A"/>
+          <w:insideH w:val="single" w:sz="4" w:space="0" w:color="E2E8F0"/>
+          <w:insideV w:val="none"/>
+          <w:left w:val="none"/>
+          <w:right w:val="none"/>
+        </w:tblBorders>
+      </w:tblPr>
+      <w:tblGrid>
+        <w:gridCol w:w="9360"/>
+      </w:tblGrid>
+      <w:tr>
+        <w:tc>
+          <w:tcPr>
+            <w:tcW w:type="dxa" w:w="9360"/>
+            <w:shd w:fill="1E3A8A"/>
+          </w:tcPr>
+          <w:p>
+            <w:pPr>
+              <w:spacing w:after="40" w:before="40"/>
+            </w:pPr>
+            <w:r>
+              <w:rPr>
+                <w:b/>
+                <w:color w:val="FFFFFF"/>
+                <w:sz w:val="19"/>
+              </w:rPr>
+              <w:t>Tareas En Progreso: 5</w:t>
+            </w:r>
+          </w:p>
+        </w:tc>
+      </w:tr>
+    </w:tbl>
+    <w:p>
+      <w:pPr>
+        <w:pStyle w:val="ListBullet"/>
+      </w:pPr>
+      <w:r>
+        <w:t>Distribución de Riesgos: High: 3, Medium: 0, Low: 5, No Risk: 9.</w:t>
       </w:r>
     </w:p>
     <w:p>
@@ -2737,7 +4123,7 @@
         <w:rPr>
           <w:rFonts w:ascii="Calibri" w:hAnsi="Calibri"/>
           <w:b/>
-          <w:color w:val="1E293B"/>
+          <w:color w:val="1E3A8A"/>
           <w:sz w:val="28"/>
         </w:rPr>
         <w:t>10. RESULTADOS EXPERIMENTALES</w:t>
@@ -2759,33 +4145,486 @@
     </w:p>
     <w:p>
       <w:r>
-        <w:t>A continuación se presenta el extracto de las tareas reales pertenecientes a los proyectos de evaluación almacenados en la base de datos `app.db`:</w:t>
+        <w:t>A continuación se presenta el extracto de las tareas pertenecientes a los proyectos de evaluación almacenados en la base de datos app.db:</w:t>
       </w:r>
     </w:p>
-    <w:p>
-      <w:pPr>
-        <w:spacing w:before="80" w:after="120"/>
-        <w:ind w:left="576"/>
-      </w:pPr>
-      <w:r>
-        <w:rPr>
-          <w:rFonts w:ascii="Consolas" w:hAnsi="Consolas"/>
-          <w:color w:val="1F2937"/>
-          <w:sz w:val="19"/>
-        </w:rPr>
-        <w:t>PROYECTO                                   | RIESGO | TOTAL_TAREAS | PROB_PROMEDIO | RETRASADAS REAL</w:t>
-        <w:br/>
-        <w:t>-----------------------------------------------------------------------------------------------------</w:t>
-        <w:br/>
-        <w:t>E-Commerce Pro (Salud Perfecta)            | no_risk| 10           | 0.01 (1%)     | 0 de 10 (0.00%)</w:t>
-        <w:br/>
-        <w:t>Migración Cloud AWS (Riesgo Controlado)    | low    | 10           | 0.10 (10%)    | 0 de 10 (0.00%)</w:t>
-        <w:br/>
-        <w:t>Core Bancario Refactor (Proyecto Crítico)  | high   | 10           | 0.58 (58%)    | 5 de 10 (50.00%)</w:t>
-        <w:br/>
-        <w:t>App Móvil Analytics (Proyecto Mixto Agile) | high   | 10           | 0.30 (30%)    | 2 de 10 (20.00%)</w:t>
-      </w:r>
-    </w:p>
+    <w:tbl>
+      <w:tblPr>
+        <w:tblW w:type="auto" w:w="0"/>
+        <w:jc w:val="center"/>
+        <w:tblLook w:firstColumn="1" w:firstRow="1" w:lastColumn="0" w:lastRow="0" w:noHBand="0" w:noVBand="1" w:val="04A0"/>
+        <w:tblBorders>
+          <w:top w:val="single" w:sz="4" w:space="0" w:color="CBD5E1"/>
+          <w:bottom w:val="single" w:sz="6" w:space="0" w:color="1E3A8A"/>
+          <w:insideH w:val="single" w:sz="4" w:space="0" w:color="E2E8F0"/>
+          <w:insideV w:val="none"/>
+          <w:left w:val="none"/>
+          <w:right w:val="none"/>
+        </w:tblBorders>
+      </w:tblPr>
+      <w:tblGrid>
+        <w:gridCol w:w="1872"/>
+        <w:gridCol w:w="1872"/>
+        <w:gridCol w:w="1872"/>
+        <w:gridCol w:w="1872"/>
+        <w:gridCol w:w="1872"/>
+      </w:tblGrid>
+      <w:tr>
+        <w:tc>
+          <w:tcPr>
+            <w:tcW w:type="dxa" w:w="1872"/>
+            <w:shd w:fill="1E3A8A"/>
+          </w:tcPr>
+          <w:p>
+            <w:pPr>
+              <w:spacing w:after="40" w:before="40"/>
+            </w:pPr>
+            <w:r>
+              <w:rPr>
+                <w:b/>
+                <w:color w:val="FFFFFF"/>
+                <w:sz w:val="19"/>
+              </w:rPr>
+              <w:t>Proyecto Evaluado</w:t>
+            </w:r>
+          </w:p>
+        </w:tc>
+        <w:tc>
+          <w:tcPr>
+            <w:tcW w:type="dxa" w:w="1872"/>
+            <w:shd w:fill="1E3A8A"/>
+          </w:tcPr>
+          <w:p>
+            <w:pPr>
+              <w:spacing w:after="40" w:before="40"/>
+            </w:pPr>
+            <w:r>
+              <w:rPr>
+                <w:b/>
+                <w:color w:val="FFFFFF"/>
+                <w:sz w:val="19"/>
+              </w:rPr>
+              <w:t>Categoría de Riesgo</w:t>
+            </w:r>
+          </w:p>
+        </w:tc>
+        <w:tc>
+          <w:tcPr>
+            <w:tcW w:type="dxa" w:w="1872"/>
+            <w:shd w:fill="1E3A8A"/>
+          </w:tcPr>
+          <w:p>
+            <w:pPr>
+              <w:spacing w:after="40" w:before="40"/>
+            </w:pPr>
+            <w:r>
+              <w:rPr>
+                <w:b/>
+                <w:color w:val="FFFFFF"/>
+                <w:sz w:val="19"/>
+              </w:rPr>
+              <w:t>Total Tareas</w:t>
+            </w:r>
+          </w:p>
+        </w:tc>
+        <w:tc>
+          <w:tcPr>
+            <w:tcW w:type="dxa" w:w="1872"/>
+            <w:shd w:fill="1E3A8A"/>
+          </w:tcPr>
+          <w:p>
+            <w:pPr>
+              <w:spacing w:after="40" w:before="40"/>
+            </w:pPr>
+            <w:r>
+              <w:rPr>
+                <w:b/>
+                <w:color w:val="FFFFFF"/>
+                <w:sz w:val="19"/>
+              </w:rPr>
+              <w:t>Probabilidad Promedio</w:t>
+            </w:r>
+          </w:p>
+        </w:tc>
+        <w:tc>
+          <w:tcPr>
+            <w:tcW w:type="dxa" w:w="1872"/>
+            <w:shd w:fill="1E3A8A"/>
+          </w:tcPr>
+          <w:p>
+            <w:pPr>
+              <w:spacing w:after="40" w:before="40"/>
+            </w:pPr>
+            <w:r>
+              <w:rPr>
+                <w:b/>
+                <w:color w:val="FFFFFF"/>
+                <w:sz w:val="19"/>
+              </w:rPr>
+              <w:t>Tareas Retrasadas Reales</w:t>
+            </w:r>
+          </w:p>
+        </w:tc>
+      </w:tr>
+      <w:tr>
+        <w:tc>
+          <w:tcPr>
+            <w:tcW w:type="dxa" w:w="1872"/>
+            <w:shd w:fill="F8FAFC"/>
+          </w:tcPr>
+          <w:p>
+            <w:pPr>
+              <w:spacing w:after="40" w:before="40"/>
+            </w:pPr>
+            <w:r>
+              <w:rPr>
+                <w:color w:val="334155"/>
+                <w:sz w:val="19"/>
+              </w:rPr>
+              <w:t>E-Commerce Pro (Salud Perfecta)</w:t>
+            </w:r>
+          </w:p>
+        </w:tc>
+        <w:tc>
+          <w:tcPr>
+            <w:tcW w:type="dxa" w:w="1872"/>
+            <w:shd w:fill="F8FAFC"/>
+          </w:tcPr>
+          <w:p>
+            <w:pPr>
+              <w:spacing w:after="40" w:before="40"/>
+            </w:pPr>
+            <w:r>
+              <w:rPr>
+                <w:color w:val="334155"/>
+                <w:sz w:val="19"/>
+              </w:rPr>
+              <w:t>no_risk</w:t>
+            </w:r>
+          </w:p>
+        </w:tc>
+        <w:tc>
+          <w:tcPr>
+            <w:tcW w:type="dxa" w:w="1872"/>
+            <w:shd w:fill="F8FAFC"/>
+          </w:tcPr>
+          <w:p>
+            <w:pPr>
+              <w:spacing w:after="40" w:before="40"/>
+            </w:pPr>
+            <w:r>
+              <w:rPr>
+                <w:color w:val="334155"/>
+                <w:sz w:val="19"/>
+              </w:rPr>
+              <w:t>10</w:t>
+            </w:r>
+          </w:p>
+        </w:tc>
+        <w:tc>
+          <w:tcPr>
+            <w:tcW w:type="dxa" w:w="1872"/>
+            <w:shd w:fill="F8FAFC"/>
+          </w:tcPr>
+          <w:p>
+            <w:pPr>
+              <w:spacing w:after="40" w:before="40"/>
+            </w:pPr>
+            <w:r>
+              <w:rPr>
+                <w:color w:val="334155"/>
+                <w:sz w:val="19"/>
+              </w:rPr>
+              <w:t>0.01 (1%)</w:t>
+            </w:r>
+          </w:p>
+        </w:tc>
+        <w:tc>
+          <w:tcPr>
+            <w:tcW w:type="dxa" w:w="1872"/>
+            <w:shd w:fill="F8FAFC"/>
+          </w:tcPr>
+          <w:p>
+            <w:pPr>
+              <w:spacing w:after="40" w:before="40"/>
+            </w:pPr>
+            <w:r>
+              <w:rPr>
+                <w:color w:val="334155"/>
+                <w:sz w:val="19"/>
+              </w:rPr>
+              <w:t>0 de 10 (0.00%)</w:t>
+            </w:r>
+          </w:p>
+        </w:tc>
+      </w:tr>
+      <w:tr>
+        <w:tc>
+          <w:tcPr>
+            <w:tcW w:type="dxa" w:w="1872"/>
+          </w:tcPr>
+          <w:p>
+            <w:pPr>
+              <w:spacing w:after="40" w:before="40"/>
+            </w:pPr>
+            <w:r>
+              <w:rPr>
+                <w:color w:val="334155"/>
+                <w:sz w:val="19"/>
+              </w:rPr>
+              <w:t>Migración Cloud AWS (Riesgo Controlado)</w:t>
+            </w:r>
+          </w:p>
+        </w:tc>
+        <w:tc>
+          <w:tcPr>
+            <w:tcW w:type="dxa" w:w="1872"/>
+          </w:tcPr>
+          <w:p>
+            <w:pPr>
+              <w:spacing w:after="40" w:before="40"/>
+            </w:pPr>
+            <w:r>
+              <w:rPr>
+                <w:color w:val="334155"/>
+                <w:sz w:val="19"/>
+              </w:rPr>
+              <w:t>low</w:t>
+            </w:r>
+          </w:p>
+        </w:tc>
+        <w:tc>
+          <w:tcPr>
+            <w:tcW w:type="dxa" w:w="1872"/>
+          </w:tcPr>
+          <w:p>
+            <w:pPr>
+              <w:spacing w:after="40" w:before="40"/>
+            </w:pPr>
+            <w:r>
+              <w:rPr>
+                <w:color w:val="334155"/>
+                <w:sz w:val="19"/>
+              </w:rPr>
+              <w:t>10</w:t>
+            </w:r>
+          </w:p>
+        </w:tc>
+        <w:tc>
+          <w:tcPr>
+            <w:tcW w:type="dxa" w:w="1872"/>
+          </w:tcPr>
+          <w:p>
+            <w:pPr>
+              <w:spacing w:after="40" w:before="40"/>
+            </w:pPr>
+            <w:r>
+              <w:rPr>
+                <w:color w:val="334155"/>
+                <w:sz w:val="19"/>
+              </w:rPr>
+              <w:t>0.10 (10%)</w:t>
+            </w:r>
+          </w:p>
+        </w:tc>
+        <w:tc>
+          <w:tcPr>
+            <w:tcW w:type="dxa" w:w="1872"/>
+          </w:tcPr>
+          <w:p>
+            <w:pPr>
+              <w:spacing w:after="40" w:before="40"/>
+            </w:pPr>
+            <w:r>
+              <w:rPr>
+                <w:color w:val="334155"/>
+                <w:sz w:val="19"/>
+              </w:rPr>
+              <w:t>0 de 10 (0.00%)</w:t>
+            </w:r>
+          </w:p>
+        </w:tc>
+      </w:tr>
+      <w:tr>
+        <w:tc>
+          <w:tcPr>
+            <w:tcW w:type="dxa" w:w="1872"/>
+            <w:shd w:fill="F8FAFC"/>
+          </w:tcPr>
+          <w:p>
+            <w:pPr>
+              <w:spacing w:after="40" w:before="40"/>
+            </w:pPr>
+            <w:r>
+              <w:rPr>
+                <w:color w:val="334155"/>
+                <w:sz w:val="19"/>
+              </w:rPr>
+              <w:t>Core Bancario Refactor (Proyecto Crítico)</w:t>
+            </w:r>
+          </w:p>
+        </w:tc>
+        <w:tc>
+          <w:tcPr>
+            <w:tcW w:type="dxa" w:w="1872"/>
+            <w:shd w:fill="F8FAFC"/>
+          </w:tcPr>
+          <w:p>
+            <w:pPr>
+              <w:spacing w:after="40" w:before="40"/>
+            </w:pPr>
+            <w:r>
+              <w:rPr>
+                <w:color w:val="334155"/>
+                <w:sz w:val="19"/>
+              </w:rPr>
+              <w:t>high</w:t>
+            </w:r>
+          </w:p>
+        </w:tc>
+        <w:tc>
+          <w:tcPr>
+            <w:tcW w:type="dxa" w:w="1872"/>
+            <w:shd w:fill="F8FAFC"/>
+          </w:tcPr>
+          <w:p>
+            <w:pPr>
+              <w:spacing w:after="40" w:before="40"/>
+            </w:pPr>
+            <w:r>
+              <w:rPr>
+                <w:color w:val="334155"/>
+                <w:sz w:val="19"/>
+              </w:rPr>
+              <w:t>10</w:t>
+            </w:r>
+          </w:p>
+        </w:tc>
+        <w:tc>
+          <w:tcPr>
+            <w:tcW w:type="dxa" w:w="1872"/>
+            <w:shd w:fill="F8FAFC"/>
+          </w:tcPr>
+          <w:p>
+            <w:pPr>
+              <w:spacing w:after="40" w:before="40"/>
+            </w:pPr>
+            <w:r>
+              <w:rPr>
+                <w:color w:val="334155"/>
+                <w:sz w:val="19"/>
+              </w:rPr>
+              <w:t>0.58 (58%)</w:t>
+            </w:r>
+          </w:p>
+        </w:tc>
+        <w:tc>
+          <w:tcPr>
+            <w:tcW w:type="dxa" w:w="1872"/>
+            <w:shd w:fill="F8FAFC"/>
+          </w:tcPr>
+          <w:p>
+            <w:pPr>
+              <w:spacing w:after="40" w:before="40"/>
+            </w:pPr>
+            <w:r>
+              <w:rPr>
+                <w:color w:val="334155"/>
+                <w:sz w:val="19"/>
+              </w:rPr>
+              <w:t>5 de 10 (50.00%)</w:t>
+            </w:r>
+          </w:p>
+        </w:tc>
+      </w:tr>
+      <w:tr>
+        <w:tc>
+          <w:tcPr>
+            <w:tcW w:type="dxa" w:w="1872"/>
+          </w:tcPr>
+          <w:p>
+            <w:pPr>
+              <w:spacing w:after="40" w:before="40"/>
+            </w:pPr>
+            <w:r>
+              <w:rPr>
+                <w:color w:val="334155"/>
+                <w:sz w:val="19"/>
+              </w:rPr>
+              <w:t>App Móvil Analytics (Proyecto Mixto Agile)</w:t>
+            </w:r>
+          </w:p>
+        </w:tc>
+        <w:tc>
+          <w:tcPr>
+            <w:tcW w:type="dxa" w:w="1872"/>
+          </w:tcPr>
+          <w:p>
+            <w:pPr>
+              <w:spacing w:after="40" w:before="40"/>
+            </w:pPr>
+            <w:r>
+              <w:rPr>
+                <w:color w:val="334155"/>
+                <w:sz w:val="19"/>
+              </w:rPr>
+              <w:t>high</w:t>
+            </w:r>
+          </w:p>
+        </w:tc>
+        <w:tc>
+          <w:tcPr>
+            <w:tcW w:type="dxa" w:w="1872"/>
+          </w:tcPr>
+          <w:p>
+            <w:pPr>
+              <w:spacing w:after="40" w:before="40"/>
+            </w:pPr>
+            <w:r>
+              <w:rPr>
+                <w:color w:val="334155"/>
+                <w:sz w:val="19"/>
+              </w:rPr>
+              <w:t>10</w:t>
+            </w:r>
+          </w:p>
+        </w:tc>
+        <w:tc>
+          <w:tcPr>
+            <w:tcW w:type="dxa" w:w="1872"/>
+          </w:tcPr>
+          <w:p>
+            <w:pPr>
+              <w:spacing w:after="40" w:before="40"/>
+            </w:pPr>
+            <w:r>
+              <w:rPr>
+                <w:color w:val="334155"/>
+                <w:sz w:val="19"/>
+              </w:rPr>
+              <w:t>0.30 (30%)</w:t>
+            </w:r>
+          </w:p>
+        </w:tc>
+        <w:tc>
+          <w:tcPr>
+            <w:tcW w:type="dxa" w:w="1872"/>
+          </w:tcPr>
+          <w:p>
+            <w:pPr>
+              <w:spacing w:after="40" w:before="40"/>
+            </w:pPr>
+            <w:r>
+              <w:rPr>
+                <w:color w:val="334155"/>
+                <w:sz w:val="19"/>
+              </w:rPr>
+              <w:t>2 de 10 (20.00%)</w:t>
+            </w:r>
+          </w:p>
+        </w:tc>
+      </w:tr>
+    </w:tbl>
     <w:p>
       <w:pPr>
         <w:spacing w:after="160"/>
@@ -2802,7 +4641,7 @@
     </w:p>
     <w:p>
       <w:r>
-        <w:t>---</w:t>
+        <w:t>La Tabla 10.1 muestra la correlación entre la probabilidad promedio calculada por el motor predictivo y la tasa real de tareas retrasadas en base de datos. En proyectos críticos como Core Bancario Refactor, la probabilidad promedio elevada (0.58) coincidió con la presencia real de 5 tareas vencidas en la base de datos.</w:t>
       </w:r>
     </w:p>
     <w:p>
@@ -2813,7 +4652,7 @@
         <w:rPr>
           <w:rFonts w:ascii="Calibri" w:hAnsi="Calibri"/>
           <w:b/>
-          <w:color w:val="1E293B"/>
+          <w:color w:val="1E3A8A"/>
           <w:sz w:val="28"/>
         </w:rPr>
         <w:t>11. ANÁLISIS ESTADÍSTICO</w:t>
@@ -2830,122 +4669,476 @@
           <w:color w:val="334155"/>
           <w:sz w:val="24"/>
         </w:rPr>
-        <w:t>11.1 Análisis Descriptivo Cuantitativo ($n = 67$ tareas)</w:t>
+        <w:t>11.1 Análisis Descriptivo Cuantitativo (n = 67 tareas)</w:t>
       </w:r>
     </w:p>
     <w:p>
       <w:r>
-        <w:t>Sobre el universo total de $n = 67$ tareas en base de datos distribuidas en 11 proyectos activos, se extrajeron los parámetros estadísticos oficiales:</w:t>
+        <w:t>Sobre el universo total de n = 67 tareas en base de datos distribuidas en 11 proyectos activos, se extrajeron los parámetros estadísticos oficiales:</w:t>
       </w:r>
     </w:p>
-    <w:p>
-      <w:r>
-        <w:t>| Parámetro Estadístico | Valor Calculado | Porcentaje / Interpretación |</w:t>
-      </w:r>
-    </w:p>
-    <w:p>
-      <w:r>
-        <w:t>| :--- | :---: | :--- |</w:t>
-      </w:r>
-    </w:p>
-    <w:p>
-      <w:r>
-        <w:t xml:space="preserve">| </w:t>
-      </w:r>
-      <w:r>
-        <w:rPr>
-          <w:b/>
-        </w:rPr>
-        <w:t>Tamaño de la Muestra ($n$)</w:t>
-      </w:r>
-      <w:r>
-        <w:t xml:space="preserve"> | 67 tareas | Conjunto total de datos instrumentados. |</w:t>
-      </w:r>
-    </w:p>
-    <w:p>
-      <w:r>
-        <w:t xml:space="preserve">| </w:t>
-      </w:r>
-      <w:r>
-        <w:rPr>
-          <w:b/>
-        </w:rPr>
-        <w:t>Proyectos Activos con Tareas</w:t>
-      </w:r>
-      <w:r>
-        <w:t xml:space="preserve"> | 11 proyectos | Proyectos con tareas activas registradas. |</w:t>
-      </w:r>
-    </w:p>
-    <w:p>
-      <w:r>
-        <w:t xml:space="preserve">| </w:t>
-      </w:r>
-      <w:r>
-        <w:rPr>
-          <w:b/>
-        </w:rPr>
-        <w:t>Media ($\mu$)</w:t>
-      </w:r>
-      <w:r>
-        <w:t xml:space="preserve"> | $0.2410$ | $24.10\%$ probabilidad promedio global de retraso. |</w:t>
-      </w:r>
-    </w:p>
-    <w:p>
-      <w:r>
-        <w:t xml:space="preserve">| </w:t>
-      </w:r>
-      <w:r>
-        <w:rPr>
-          <w:b/>
-        </w:rPr>
-        <w:t>Mediana</w:t>
-      </w:r>
-      <w:r>
-        <w:t xml:space="preserve"> | $0.1000$ | $10.00\%$ punto medio de la distribución. |</w:t>
-      </w:r>
-    </w:p>
-    <w:p>
-      <w:r>
-        <w:t xml:space="preserve">| </w:t>
-      </w:r>
-      <w:r>
-        <w:rPr>
-          <w:b/>
-        </w:rPr>
-        <w:t>Moda</w:t>
-      </w:r>
-      <w:r>
-        <w:t xml:space="preserve"> | `no_risk` | Categoría dominante ($34$ tareas, $50.75\%$). |</w:t>
-      </w:r>
-    </w:p>
-    <w:p>
-      <w:r>
-        <w:t xml:space="preserve">| </w:t>
-      </w:r>
-      <w:r>
-        <w:rPr>
-          <w:b/>
-        </w:rPr>
-        <w:t>Varianza ($\sigma^2$)</w:t>
-      </w:r>
-      <w:r>
-        <w:t xml:space="preserve"> | $0.1207$ | Varianza de la dispersión predictiva. |</w:t>
-      </w:r>
-    </w:p>
-    <w:p>
-      <w:r>
-        <w:t xml:space="preserve">| </w:t>
-      </w:r>
-      <w:r>
-        <w:rPr>
-          <w:b/>
-        </w:rPr>
-        <w:t>Desviación Estándar ($\sigma$)</w:t>
-      </w:r>
-      <w:r>
-        <w:t>| $0.3474$ | Variabilidad de la probabilidad predictiva. |</w:t>
-      </w:r>
-    </w:p>
+    <w:tbl>
+      <w:tblPr>
+        <w:tblW w:type="auto" w:w="0"/>
+        <w:jc w:val="center"/>
+        <w:tblLook w:firstColumn="1" w:firstRow="1" w:lastColumn="0" w:lastRow="0" w:noHBand="0" w:noVBand="1" w:val="04A0"/>
+        <w:tblBorders>
+          <w:top w:val="single" w:sz="4" w:space="0" w:color="CBD5E1"/>
+          <w:bottom w:val="single" w:sz="6" w:space="0" w:color="1E3A8A"/>
+          <w:insideH w:val="single" w:sz="4" w:space="0" w:color="E2E8F0"/>
+          <w:insideV w:val="none"/>
+          <w:left w:val="none"/>
+          <w:right w:val="none"/>
+        </w:tblBorders>
+      </w:tblPr>
+      <w:tblGrid>
+        <w:gridCol w:w="3120"/>
+        <w:gridCol w:w="3120"/>
+        <w:gridCol w:w="3120"/>
+      </w:tblGrid>
+      <w:tr>
+        <w:tc>
+          <w:tcPr>
+            <w:tcW w:type="dxa" w:w="3120"/>
+            <w:shd w:fill="1E3A8A"/>
+          </w:tcPr>
+          <w:p>
+            <w:pPr>
+              <w:spacing w:after="40" w:before="40"/>
+            </w:pPr>
+            <w:r>
+              <w:rPr>
+                <w:b/>
+                <w:color w:val="FFFFFF"/>
+                <w:sz w:val="19"/>
+              </w:rPr>
+              <w:t>Parámetro Estadístico</w:t>
+            </w:r>
+          </w:p>
+        </w:tc>
+        <w:tc>
+          <w:tcPr>
+            <w:tcW w:type="dxa" w:w="3120"/>
+            <w:shd w:fill="1E3A8A"/>
+          </w:tcPr>
+          <w:p>
+            <w:pPr>
+              <w:spacing w:after="40" w:before="40"/>
+            </w:pPr>
+            <w:r>
+              <w:rPr>
+                <w:b/>
+                <w:color w:val="FFFFFF"/>
+                <w:sz w:val="19"/>
+              </w:rPr>
+              <w:t>Valor Calculado</w:t>
+            </w:r>
+          </w:p>
+        </w:tc>
+        <w:tc>
+          <w:tcPr>
+            <w:tcW w:type="dxa" w:w="3120"/>
+            <w:shd w:fill="1E3A8A"/>
+          </w:tcPr>
+          <w:p>
+            <w:pPr>
+              <w:spacing w:after="40" w:before="40"/>
+            </w:pPr>
+            <w:r>
+              <w:rPr>
+                <w:b/>
+                <w:color w:val="FFFFFF"/>
+                <w:sz w:val="19"/>
+              </w:rPr>
+              <w:t>Porcentaje / Interpretación</w:t>
+            </w:r>
+          </w:p>
+        </w:tc>
+      </w:tr>
+      <w:tr>
+        <w:tc>
+          <w:tcPr>
+            <w:tcW w:type="dxa" w:w="3120"/>
+            <w:shd w:fill="F8FAFC"/>
+          </w:tcPr>
+          <w:p>
+            <w:pPr>
+              <w:spacing w:after="40" w:before="40"/>
+            </w:pPr>
+            <w:r>
+              <w:rPr>
+                <w:color w:val="334155"/>
+                <w:sz w:val="19"/>
+              </w:rPr>
+              <w:t>Tamaño de la Muestra (n)</w:t>
+            </w:r>
+          </w:p>
+        </w:tc>
+        <w:tc>
+          <w:tcPr>
+            <w:tcW w:type="dxa" w:w="3120"/>
+            <w:shd w:fill="F8FAFC"/>
+          </w:tcPr>
+          <w:p>
+            <w:pPr>
+              <w:spacing w:after="40" w:before="40"/>
+            </w:pPr>
+            <w:r>
+              <w:rPr>
+                <w:color w:val="334155"/>
+                <w:sz w:val="19"/>
+              </w:rPr>
+              <w:t>67 tareas</w:t>
+            </w:r>
+          </w:p>
+        </w:tc>
+        <w:tc>
+          <w:tcPr>
+            <w:tcW w:type="dxa" w:w="3120"/>
+            <w:shd w:fill="F8FAFC"/>
+          </w:tcPr>
+          <w:p>
+            <w:pPr>
+              <w:spacing w:after="40" w:before="40"/>
+            </w:pPr>
+            <w:r>
+              <w:rPr>
+                <w:color w:val="334155"/>
+                <w:sz w:val="19"/>
+              </w:rPr>
+              <w:t>Conjunto total de datos instrumentados.</w:t>
+            </w:r>
+          </w:p>
+        </w:tc>
+      </w:tr>
+      <w:tr>
+        <w:tc>
+          <w:tcPr>
+            <w:tcW w:type="dxa" w:w="3120"/>
+          </w:tcPr>
+          <w:p>
+            <w:pPr>
+              <w:spacing w:after="40" w:before="40"/>
+            </w:pPr>
+            <w:r>
+              <w:rPr>
+                <w:color w:val="334155"/>
+                <w:sz w:val="19"/>
+              </w:rPr>
+              <w:t>Proyectos Activos con Tareas</w:t>
+            </w:r>
+          </w:p>
+        </w:tc>
+        <w:tc>
+          <w:tcPr>
+            <w:tcW w:type="dxa" w:w="3120"/>
+          </w:tcPr>
+          <w:p>
+            <w:pPr>
+              <w:spacing w:after="40" w:before="40"/>
+            </w:pPr>
+            <w:r>
+              <w:rPr>
+                <w:color w:val="334155"/>
+                <w:sz w:val="19"/>
+              </w:rPr>
+              <w:t>11 proyectos</w:t>
+            </w:r>
+          </w:p>
+        </w:tc>
+        <w:tc>
+          <w:tcPr>
+            <w:tcW w:type="dxa" w:w="3120"/>
+          </w:tcPr>
+          <w:p>
+            <w:pPr>
+              <w:spacing w:after="40" w:before="40"/>
+            </w:pPr>
+            <w:r>
+              <w:rPr>
+                <w:color w:val="334155"/>
+                <w:sz w:val="19"/>
+              </w:rPr>
+              <w:t>Proyectos con tareas activas registradas.</w:t>
+            </w:r>
+          </w:p>
+        </w:tc>
+      </w:tr>
+      <w:tr>
+        <w:tc>
+          <w:tcPr>
+            <w:tcW w:type="dxa" w:w="3120"/>
+            <w:shd w:fill="F8FAFC"/>
+          </w:tcPr>
+          <w:p>
+            <w:pPr>
+              <w:spacing w:after="40" w:before="40"/>
+            </w:pPr>
+            <w:r>
+              <w:rPr>
+                <w:color w:val="334155"/>
+                <w:sz w:val="19"/>
+              </w:rPr>
+              <w:t>Media (mu)</w:t>
+            </w:r>
+          </w:p>
+        </w:tc>
+        <w:tc>
+          <w:tcPr>
+            <w:tcW w:type="dxa" w:w="3120"/>
+            <w:shd w:fill="F8FAFC"/>
+          </w:tcPr>
+          <w:p>
+            <w:pPr>
+              <w:spacing w:after="40" w:before="40"/>
+            </w:pPr>
+            <w:r>
+              <w:rPr>
+                <w:color w:val="334155"/>
+                <w:sz w:val="19"/>
+              </w:rPr>
+              <w:t>0.2410</w:t>
+            </w:r>
+          </w:p>
+        </w:tc>
+        <w:tc>
+          <w:tcPr>
+            <w:tcW w:type="dxa" w:w="3120"/>
+            <w:shd w:fill="F8FAFC"/>
+          </w:tcPr>
+          <w:p>
+            <w:pPr>
+              <w:spacing w:after="40" w:before="40"/>
+            </w:pPr>
+            <w:r>
+              <w:rPr>
+                <w:color w:val="334155"/>
+                <w:sz w:val="19"/>
+              </w:rPr>
+              <w:t>24.10% probabilidad promedio global de retraso.</w:t>
+            </w:r>
+          </w:p>
+        </w:tc>
+      </w:tr>
+      <w:tr>
+        <w:tc>
+          <w:tcPr>
+            <w:tcW w:type="dxa" w:w="3120"/>
+          </w:tcPr>
+          <w:p>
+            <w:pPr>
+              <w:spacing w:after="40" w:before="40"/>
+            </w:pPr>
+            <w:r>
+              <w:rPr>
+                <w:color w:val="334155"/>
+                <w:sz w:val="19"/>
+              </w:rPr>
+              <w:t>Mediana</w:t>
+            </w:r>
+          </w:p>
+        </w:tc>
+        <w:tc>
+          <w:tcPr>
+            <w:tcW w:type="dxa" w:w="3120"/>
+          </w:tcPr>
+          <w:p>
+            <w:pPr>
+              <w:spacing w:after="40" w:before="40"/>
+            </w:pPr>
+            <w:r>
+              <w:rPr>
+                <w:color w:val="334155"/>
+                <w:sz w:val="19"/>
+              </w:rPr>
+              <w:t>0.1000</w:t>
+            </w:r>
+          </w:p>
+        </w:tc>
+        <w:tc>
+          <w:tcPr>
+            <w:tcW w:type="dxa" w:w="3120"/>
+          </w:tcPr>
+          <w:p>
+            <w:pPr>
+              <w:spacing w:after="40" w:before="40"/>
+            </w:pPr>
+            <w:r>
+              <w:rPr>
+                <w:color w:val="334155"/>
+                <w:sz w:val="19"/>
+              </w:rPr>
+              <w:t>10.00% punto medio de la distribución.</w:t>
+            </w:r>
+          </w:p>
+        </w:tc>
+      </w:tr>
+      <w:tr>
+        <w:tc>
+          <w:tcPr>
+            <w:tcW w:type="dxa" w:w="3120"/>
+            <w:shd w:fill="F8FAFC"/>
+          </w:tcPr>
+          <w:p>
+            <w:pPr>
+              <w:spacing w:after="40" w:before="40"/>
+            </w:pPr>
+            <w:r>
+              <w:rPr>
+                <w:color w:val="334155"/>
+                <w:sz w:val="19"/>
+              </w:rPr>
+              <w:t>Moda</w:t>
+            </w:r>
+          </w:p>
+        </w:tc>
+        <w:tc>
+          <w:tcPr>
+            <w:tcW w:type="dxa" w:w="3120"/>
+            <w:shd w:fill="F8FAFC"/>
+          </w:tcPr>
+          <w:p>
+            <w:pPr>
+              <w:spacing w:after="40" w:before="40"/>
+            </w:pPr>
+            <w:r>
+              <w:rPr>
+                <w:color w:val="334155"/>
+                <w:sz w:val="19"/>
+              </w:rPr>
+              <w:t>no_risk</w:t>
+            </w:r>
+          </w:p>
+        </w:tc>
+        <w:tc>
+          <w:tcPr>
+            <w:tcW w:type="dxa" w:w="3120"/>
+            <w:shd w:fill="F8FAFC"/>
+          </w:tcPr>
+          <w:p>
+            <w:pPr>
+              <w:spacing w:after="40" w:before="40"/>
+            </w:pPr>
+            <w:r>
+              <w:rPr>
+                <w:color w:val="334155"/>
+                <w:sz w:val="19"/>
+              </w:rPr>
+              <w:t>Categoría dominante (34 tareas, 50.75%).</w:t>
+            </w:r>
+          </w:p>
+        </w:tc>
+      </w:tr>
+      <w:tr>
+        <w:tc>
+          <w:tcPr>
+            <w:tcW w:type="dxa" w:w="3120"/>
+          </w:tcPr>
+          <w:p>
+            <w:pPr>
+              <w:spacing w:after="40" w:before="40"/>
+            </w:pPr>
+            <w:r>
+              <w:rPr>
+                <w:color w:val="334155"/>
+                <w:sz w:val="19"/>
+              </w:rPr>
+              <w:t>Varianza (sigma^2)</w:t>
+            </w:r>
+          </w:p>
+        </w:tc>
+        <w:tc>
+          <w:tcPr>
+            <w:tcW w:type="dxa" w:w="3120"/>
+          </w:tcPr>
+          <w:p>
+            <w:pPr>
+              <w:spacing w:after="40" w:before="40"/>
+            </w:pPr>
+            <w:r>
+              <w:rPr>
+                <w:color w:val="334155"/>
+                <w:sz w:val="19"/>
+              </w:rPr>
+              <w:t>0.1207</w:t>
+            </w:r>
+          </w:p>
+        </w:tc>
+        <w:tc>
+          <w:tcPr>
+            <w:tcW w:type="dxa" w:w="3120"/>
+          </w:tcPr>
+          <w:p>
+            <w:pPr>
+              <w:spacing w:after="40" w:before="40"/>
+            </w:pPr>
+            <w:r>
+              <w:rPr>
+                <w:color w:val="334155"/>
+                <w:sz w:val="19"/>
+              </w:rPr>
+              <w:t>Varianza de la dispersión predictiva.</w:t>
+            </w:r>
+          </w:p>
+        </w:tc>
+      </w:tr>
+      <w:tr>
+        <w:tc>
+          <w:tcPr>
+            <w:tcW w:type="dxa" w:w="3120"/>
+            <w:shd w:fill="F8FAFC"/>
+          </w:tcPr>
+          <w:p>
+            <w:pPr>
+              <w:spacing w:after="40" w:before="40"/>
+            </w:pPr>
+            <w:r>
+              <w:rPr>
+                <w:color w:val="334155"/>
+                <w:sz w:val="19"/>
+              </w:rPr>
+              <w:t>Desviación Estándar (sigma)</w:t>
+            </w:r>
+          </w:p>
+        </w:tc>
+        <w:tc>
+          <w:tcPr>
+            <w:tcW w:type="dxa" w:w="3120"/>
+            <w:shd w:fill="F8FAFC"/>
+          </w:tcPr>
+          <w:p>
+            <w:pPr>
+              <w:spacing w:after="40" w:before="40"/>
+            </w:pPr>
+            <w:r>
+              <w:rPr>
+                <w:color w:val="334155"/>
+                <w:sz w:val="19"/>
+              </w:rPr>
+              <w:t>0.3474</w:t>
+            </w:r>
+          </w:p>
+        </w:tc>
+        <w:tc>
+          <w:tcPr>
+            <w:tcW w:type="dxa" w:w="3120"/>
+            <w:shd w:fill="F8FAFC"/>
+          </w:tcPr>
+          <w:p>
+            <w:pPr>
+              <w:spacing w:after="40" w:before="40"/>
+            </w:pPr>
+            <w:r>
+              <w:rPr>
+                <w:color w:val="334155"/>
+                <w:sz w:val="19"/>
+              </w:rPr>
+              <w:t>Variabilidad de la probabilidad predictiva.</w:t>
+            </w:r>
+          </w:p>
+        </w:tc>
+      </w:tr>
+    </w:tbl>
     <w:p>
       <w:pPr>
         <w:spacing w:after="160"/>
@@ -2958,11 +5151,6 @@
           <w:sz w:val="19"/>
         </w:rPr>
         <w:t>Tabla 11.1. Resumen de Parámetros Estadísticos de la Muestra. Fuente: Elaboración propia.</w:t>
-      </w:r>
-    </w:p>
-    <w:p>
-      <w:r>
-        <w:t>---</w:t>
       </w:r>
     </w:p>
     <w:p>
@@ -2990,7 +5178,12 @@
           <w:color w:val="475569"/>
           <w:sz w:val="19"/>
         </w:rPr>
-        <w:t>Figura 11.1. Distribución Frecuencial del Nivel de Riesgo en Tareas ($n = 67$). Fuente: Elaboración propia.</w:t>
+        <w:t>Figura 11.1. Distribución Frecuencial del Nivel de Riesgo en Tareas (n = 67). Fuente: Elaboración propia.</w:t>
+      </w:r>
+    </w:p>
+    <w:p>
+      <w:r>
+        <w:t>La Figura 11.1 representa la proporción de tareas clasificadas según su nivel de riesgo. La categoría no_risk comprende la mayoría del conjunto (50.75%), seguida de low (31.34%) y high (16.42%), reflejando la dispersión del comportamiento operativo de la muestra.</w:t>
       </w:r>
     </w:p>
     <w:p>
@@ -3004,7 +5197,12 @@
           <w:color w:val="475569"/>
           <w:sz w:val="19"/>
         </w:rPr>
-        <w:t>Figura 11.2. Histograma de Distribución de Probabilidades de Retraso $P(delay_i)$. Fuente: Elaboración propia.</w:t>
+        <w:t>Figura 11.2. Histograma de Distribución de Probabilidades de Retraso P(delay_i). Fuente: Elaboración propia.</w:t>
+      </w:r>
+    </w:p>
+    <w:p>
+      <w:r>
+        <w:t>La Figura 11.2 exhibe el histograma de frecuencias de la probabilidad de retraso. Se observa una concentración en valores bajos (entre 0.0 y 0.2) y un segundo agrupamiento en valores cercanos a 1.0 que corresponde a tareas en estado crítico o vencidas.</w:t>
       </w:r>
     </w:p>
     <w:p>
@@ -3023,7 +5221,7 @@
     </w:p>
     <w:p>
       <w:r>
-        <w:t>---</w:t>
+        <w:t>La Figura 11.3 presenta la comparativa entre los proyectos evaluados. Los resultados reflejan diferencias marcadas entre proyectos de desarrollo estándar (baja probabilidad promedio) y proyectos con alta carga de trabajo y fechas límite ajustadas (Core Bancario Refactor).</w:t>
       </w:r>
     </w:p>
     <w:p>
@@ -3034,7 +5232,7 @@
         <w:rPr>
           <w:rFonts w:ascii="Calibri" w:hAnsi="Calibri"/>
           <w:b/>
-          <w:color w:val="1E293B"/>
+          <w:color w:val="1E3A8A"/>
           <w:sz w:val="28"/>
         </w:rPr>
         <w:t>12. DISCUSIÓN DE LA HIPÓTESIS</w:t>
@@ -3056,36 +5254,20 @@
     </w:p>
     <w:p>
       <w:r>
-        <w:t>Para evaluar formalmente la hipótesis planteada, se analizaron los registros de telemetría y consultas SQL del proyecto crítico *Core Bancario Refactor (Proyecto Crítico)* (ID `43453dfe`) bajo dos momentos experimentales:</w:t>
+        <w:t>Para evaluar la hipótesis planteada, se analizaron los registros de telemetría y consultas SQL del proyecto crítico Core Bancario Refactor (Proyecto Crítico) (ID 43453dfe) bajo dos momentos experimentales:</w:t>
       </w:r>
     </w:p>
     <w:p>
       <w:r>
-        <w:t xml:space="preserve">1. </w:t>
+        <w:t>1. Estado ANTES (Consulta SQL SELECT COUNT(*) FROM tasks WHERE due_date &lt; now() AND status != 'done'):</w:t>
       </w:r>
-      <w:r>
-        <w:rPr>
-          <w:b/>
-        </w:rPr>
-        <w:t>Estado ANTES (Consulta SQL `SELECT COUNT(*) FROM tasks WHERE due_date &lt; now() AND status != 'done'`):</w:t>
-      </w:r>
-      <w:r/>
     </w:p>
     <w:p>
       <w:pPr>
         <w:pStyle w:val="ListBullet"/>
       </w:pPr>
       <w:r>
-        <w:t xml:space="preserve">Se identificaron </w:t>
-      </w:r>
-      <w:r>
-        <w:rPr>
-          <w:b/>
-        </w:rPr>
-        <w:t>5 de 10 tareas con vencimiento expirado</w:t>
-      </w:r>
-      <w:r>
-        <w:t xml:space="preserve"> (`[CRITICAL] Módulo de Conciliación`, `[CRITICAL] Cifrado de Transacciones`, `Migración de Servicio de Libros`, `API REST de Transferencias SPEI`, `Servicio de Detección de Fraude`).</w:t>
+        <w:t>Se identificaron 5 de 10 tareas con vencimiento expirado ([CRITICAL] Módulo de Conciliación, [CRITICAL] Cifrado de Transacciones, Migración de Servicio de Libros, API REST de Transferencias SPEI, Servicio de Detección de Fraude).</w:t>
       </w:r>
     </w:p>
     <w:p>
@@ -3098,15 +5280,8 @@
     </w:p>
     <w:p>
       <w:r>
-        <w:t xml:space="preserve">2. </w:t>
+        <w:t>2. Estado DESPUÉS (Ejecución de SmartRiskEngineService.calculate_task_risk()):</w:t>
       </w:r>
-      <w:r>
-        <w:rPr>
-          <w:b/>
-        </w:rPr>
-        <w:t>Estado DESPUÉS (Ejecución de `SmartRiskEngineService.calculate_task_risk()`):</w:t>
-      </w:r>
-      <w:r/>
     </w:p>
     <w:p>
       <w:pPr>
@@ -3126,15 +5301,8 @@
     </w:p>
     <w:p>
       <w:r>
-        <w:t xml:space="preserve">3. </w:t>
+        <w:t>3. Demostración Porcentual de Reducción Relativa:</w:t>
       </w:r>
-      <w:r>
-        <w:rPr>
-          <w:b/>
-        </w:rPr>
-        <w:t>Demostración Porcentual de Reducción Relativa:</w:t>
-      </w:r>
-      <w:r/>
     </w:p>
     <w:p>
       <w:r>
@@ -3143,19 +5311,7 @@
     </w:p>
     <w:p>
       <w:r>
-        <w:t xml:space="preserve">Dado que la reducción del $80.0\%$ supera el umbral del $25.0\%$ planteado en la hipótesis, </w:t>
-      </w:r>
-      <w:r>
-        <w:rPr>
-          <w:b/>
-        </w:rPr>
-        <w:t>SE ACEPTA LA HIPÓTESIS DE INVESTIGACIÓN.</w:t>
-      </w:r>
-      <w:r/>
-    </w:p>
-    <w:p>
-      <w:r>
-        <w:t>---</w:t>
+        <w:t>Dado que la reducción del 80.0% supera el umbral del 25.0% planteado en la hipótesis, se acepta la hipótesis de investigación.</w:t>
       </w:r>
     </w:p>
     <w:p>
@@ -3166,7 +5322,7 @@
         <w:rPr>
           <w:rFonts w:ascii="Calibri" w:hAnsi="Calibri"/>
           <w:b/>
-          <w:color w:val="1E293B"/>
+          <w:color w:val="1E3A8A"/>
           <w:sz w:val="28"/>
         </w:rPr>
         <w:t>13. CONCLUSIONES</w:t>
@@ -3207,12 +5363,7 @@
     </w:p>
     <w:p>
       <w:r>
-        <w:t>El algoritmo heurístico de evaluación condicional demostrado en `app/services/risk_engine_service.py` comprobó ser un estimador estadístico consistente ($\mu = 0.2410, \sigma = 0.3474$). La instrumentación de telemetría automática en la entidad `TaskStateHistory` demostró la viabilidad de usar logs de software como fuente primaria de datos empíricos.</w:t>
-      </w:r>
-    </w:p>
-    <w:p>
-      <w:r>
-        <w:t>---</w:t>
+        <w:t>El algoritmo heurístico de evaluación condicional demostrado en app/services/risk_engine_service.py comprobó ser un estimador estadístico consistente (mu = 0.2410, sigma = 0.3474). La instrumentación de telemetría automática en la entidad TaskStateHistory demostró la viabilidad de usar logs de software como fuente primaria de datos empíricos.</w:t>
       </w:r>
     </w:p>
     <w:p>
@@ -3223,7 +5374,7 @@
         <w:rPr>
           <w:rFonts w:ascii="Calibri" w:hAnsi="Calibri"/>
           <w:b/>
-          <w:color w:val="1E293B"/>
+          <w:color w:val="1E3A8A"/>
           <w:sz w:val="28"/>
         </w:rPr>
         <w:t>14. TRABAJO FUTURO</w:t>
@@ -3231,35 +5382,12 @@
     </w:p>
     <w:p>
       <w:r>
-        <w:t xml:space="preserve">1. </w:t>
-      </w:r>
-      <w:r>
-        <w:rPr>
-          <w:b/>
-        </w:rPr>
-        <w:t>Notificaciones Push en Tiempo Real (WebSockets):</w:t>
-      </w:r>
-      <w:r>
-        <w:t xml:space="preserve"> Implementar una capa de eventos mediante WebSockets para alertar a los miembros del equipo cuando una tarea supere el umbral $P(delay) \ge 0.75$.</w:t>
+        <w:t>1. Notificaciones Push en Tiempo Real (WebSockets): Implementar una capa de eventos mediante WebSockets para alertar a los miembros del equipo cuando una tarea supere el umbral $P(delay) \ge 0.75$.</w:t>
       </w:r>
     </w:p>
     <w:p>
       <w:r>
-        <w:t xml:space="preserve">2. </w:t>
-      </w:r>
-      <w:r>
-        <w:rPr>
-          <w:b/>
-        </w:rPr>
-        <w:t>Integración con Repositorios Git (GitHub API):</w:t>
-      </w:r>
-      <w:r>
-        <w:t xml:space="preserve"> Conectar el factor de sobrecarga con los commits y Pull Requests reales enviados por el desarrollador para refinar la estimación del esfuerzo de código.</w:t>
-      </w:r>
-    </w:p>
-    <w:p>
-      <w:r>
-        <w:t>---</w:t>
+        <w:t>2. Integración con Repositorios Git (GitHub API): Conectar el factor de sobrecarga con los commits y Pull Requests reales enviados por el desarrollador para refinar la estimación del esfuerzo de código.</w:t>
       </w:r>
     </w:p>
     <w:p>
@@ -3270,7 +5398,7 @@
         <w:rPr>
           <w:rFonts w:ascii="Calibri" w:hAnsi="Calibri"/>
           <w:b/>
-          <w:color w:val="1E293B"/>
+          <w:color w:val="1E3A8A"/>
           <w:sz w:val="28"/>
         </w:rPr>
         <w:t>15. REFERENCIAS BIBLIOGRÁFICAS (APA 7)</w:t>
@@ -3281,7 +5409,7 @@
         <w:pStyle w:val="ListBullet"/>
       </w:pPr>
       <w:r>
-        <w:t>Beck, K., &amp; Fowler, M. (2001). *Planning Extreme Programming*. Addison-Wesley Professional.</w:t>
+        <w:t>Beck, K., &amp; Fowler, M. (2001). Planning Extreme Programming. Addison-Wesley Professional.</w:t>
       </w:r>
     </w:p>
     <w:p>
@@ -3289,7 +5417,7 @@
         <w:pStyle w:val="ListBullet"/>
       </w:pPr>
       <w:r>
-        <w:t>Flask Documentation. (2024). *Flask 3.0.x API Reference*. Pallets Projects. https://flask.palletsprojects.com/</w:t>
+        <w:t>Flask Documentation. (2024). Flask 3.0.x API Reference. Pallets Projects. https://flask.palletsprojects.com/</w:t>
       </w:r>
     </w:p>
     <w:p>
@@ -3297,7 +5425,7 @@
         <w:pStyle w:val="ListBullet"/>
       </w:pPr>
       <w:r>
-        <w:t>Next.js Documentation. (2024). *Next.js 14 App Router and Server Components*. Vercel. https://nextjs.org/docs</w:t>
+        <w:t>Next.js Documentation. (2024). Next.js 14 App Router and Server Components. Vercel. https://nextjs.org/docs</w:t>
       </w:r>
     </w:p>
     <w:p>
@@ -3305,7 +5433,7 @@
         <w:pStyle w:val="ListBullet"/>
       </w:pPr>
       <w:r>
-        <w:t>OWASP Foundation. (2023). *OWASP Top 10 API Security Risks*. https://owasp.org/www-project-api-security/</w:t>
+        <w:t>OWASP Foundation. (2023). OWASP Top 10 API Security Risks. https://owasp.org/www-project-api-security/</w:t>
       </w:r>
     </w:p>
     <w:p>
@@ -3313,7 +5441,7 @@
         <w:pStyle w:val="ListBullet"/>
       </w:pPr>
       <w:r>
-        <w:t>PostgreSQL Global Development Group. (2024). *PostgreSQL 16.0 Documentation*. https://www.postgresql.org/docs/</w:t>
+        <w:t>PostgreSQL Global Development Group. (2024). PostgreSQL 16.0 Documentation. https://www.postgresql.org/docs/</w:t>
       </w:r>
     </w:p>
     <w:p>
@@ -3321,7 +5449,7 @@
         <w:pStyle w:val="ListBullet"/>
       </w:pPr>
       <w:r>
-        <w:t>Pressman, R. S., &amp; Maxim, B. R. (2020). *Software Engineering: A Practitioner's Approach* (9th ed.). McGraw-Hill Education.</w:t>
+        <w:t>Pressman, R. S., &amp; Maxim, B. R. (2020). Software Engineering: A Practitioner's Approach (9th ed.). McGraw-Hill Education.</w:t>
       </w:r>
     </w:p>
     <w:p>
@@ -3329,7 +5457,7 @@
         <w:pStyle w:val="ListBullet"/>
       </w:pPr>
       <w:r>
-        <w:t>React Documentation. (2024). *React 18 Architecture and Hooks*. Meta Open Source. https://react.dev/</w:t>
+        <w:t>React Documentation. (2024). React 18 Architecture and Hooks. Meta Open Source. https://react.dev/</w:t>
       </w:r>
     </w:p>
     <w:p>
@@ -3337,7 +5465,7 @@
         <w:pStyle w:val="ListBullet"/>
       </w:pPr>
       <w:r>
-        <w:t>Schwaber, K., &amp; Sutherland, J. (2020). *The Scrum Guide: The Definitive Guide to Scrum: The Rules of the Game*. Scrum.org.</w:t>
+        <w:t>Schwaber, K., &amp; Sutherland, J. (2020). The Scrum Guide: The Definitive Guide to Scrum: The Rules of the Game. Scrum.org.</w:t>
       </w:r>
     </w:p>
     <w:p>
@@ -3345,7 +5473,7 @@
         <w:pStyle w:val="ListBullet"/>
       </w:pPr>
       <w:r>
-        <w:t>SQLAlchemy Authors. (2024). *SQLAlchemy 2.0 Unified Tutorial*. https://docs.sqlalchemy.org/</w:t>
+        <w:t>SQLAlchemy Authors. (2024). SQLAlchemy 2.0 Unified Tutorial. https://docs.sqlalchemy.org/</w:t>
       </w:r>
     </w:p>
     <w:p>
@@ -3353,12 +5481,7 @@
         <w:pStyle w:val="ListBullet"/>
       </w:pPr>
       <w:r>
-        <w:t>Sommerville, I. (2021). *Software Engineering* (10th ed.). Pearson Education.</w:t>
-      </w:r>
-    </w:p>
-    <w:p>
-      <w:r>
-        <w:t>---</w:t>
+        <w:t>Sommerville, I. (2021). Software Engineering (10th ed.). Pearson Education.</w:t>
       </w:r>
     </w:p>
     <w:p>
@@ -3369,7 +5492,7 @@
         <w:rPr>
           <w:rFonts w:ascii="Calibri" w:hAnsi="Calibri"/>
           <w:b/>
-          <w:color w:val="1E293B"/>
+          <w:color w:val="1E3A8A"/>
           <w:sz w:val="28"/>
         </w:rPr>
         <w:t>16. ANEXOS Y MATRIZ DE TRAZABILIDAD DE EVIDENCIA VERIFICABLE</w:t>
@@ -3389,338 +5512,1763 @@
         <w:t>16.1 Matriz Oficial de Trazabilidad de Datos</w:t>
       </w:r>
     </w:p>
-    <w:p>
-      <w:r>
-        <w:t>| Dato Numérico / Afirmación | Ubicación en Documento | Evidencia Físicamente Verificable | Archivo / Fuente de Origen |</w:t>
-      </w:r>
-    </w:p>
-    <w:p>
-      <w:r>
-        <w:t>| :--- | :--- | :--- | :--- |</w:t>
-      </w:r>
-    </w:p>
-    <w:p>
-      <w:r>
-        <w:t xml:space="preserve">| </w:t>
-      </w:r>
-      <w:r>
-        <w:rPr>
-          <w:b/>
-        </w:rPr>
-        <w:t>67 Tareas Totales ($n$)</w:t>
-      </w:r>
-      <w:r>
-        <w:t xml:space="preserve"> | Capítulos 1, 11, 13 | Consulta SQL `SELECT COUNT(*) FROM tasks` = 67 | Base de Datos SQLite/PostgreSQL `app.db` |</w:t>
-      </w:r>
-    </w:p>
-    <w:p>
-      <w:r>
-        <w:t xml:space="preserve">| </w:t>
-      </w:r>
-      <w:r>
-        <w:rPr>
-          <w:b/>
-        </w:rPr>
-        <w:t>11 Proyectos Activos</w:t>
-      </w:r>
-      <w:r>
-        <w:t xml:space="preserve"> | Capítulo 10, 11, 12 | Consulta SQL `SELECT COUNT(*) FROM projects` = 11 con tareas | Base de Datos SQLite/PostgreSQL `app.db` |</w:t>
-      </w:r>
-    </w:p>
-    <w:p>
-      <w:r>
-        <w:t xml:space="preserve">| </w:t>
-      </w:r>
-      <w:r>
-        <w:rPr>
-          <w:b/>
-        </w:rPr>
-        <w:t>33 Registros Telemetría</w:t>
-      </w:r>
-      <w:r>
-        <w:t xml:space="preserve"> | Capítulos 7.4, 11.2 | Consulta SQL `SELECT COUNT(*) FROM task_state_history` = 33 | Tabla DB `task_state_history` |</w:t>
-      </w:r>
-    </w:p>
-    <w:p>
-      <w:r>
-        <w:t xml:space="preserve">| </w:t>
-      </w:r>
-      <w:r>
-        <w:rPr>
-          <w:b/>
-        </w:rPr>
-        <w:t>Media Probabilidad $\mu = 0.2410$</w:t>
-      </w:r>
-      <w:r>
-        <w:t>| Capítulo 11.1, 13.1 | Cálculo en script `calculate_statistics.py` | `evidencias/estadistica/analisis_estadistico_crudo.json` |</w:t>
-      </w:r>
-    </w:p>
-    <w:p>
-      <w:r>
-        <w:t xml:space="preserve">| </w:t>
-      </w:r>
-      <w:r>
-        <w:rPr>
-          <w:b/>
-        </w:rPr>
-        <w:t>Mediana $= 0.1000$</w:t>
-      </w:r>
-      <w:r>
-        <w:t xml:space="preserve"> | Capítulo 11.1, 13.1 | Cálculo en script `calculate_statistics.py` | `evidencias/estadistica/analisis_estadistico_crudo.json` |</w:t>
-      </w:r>
-    </w:p>
-    <w:p>
-      <w:r>
-        <w:t xml:space="preserve">| </w:t>
-      </w:r>
-      <w:r>
-        <w:rPr>
-          <w:b/>
-        </w:rPr>
-        <w:t>Moda $= \text{'no\_risk'}$ (34 tareas)</w:t>
-      </w:r>
-      <w:r>
-        <w:t>| Capítulo 11.1, 13.1 | Conteo en script `calculate_statistics.py` | `evidencias/estadistica/analisis_estadistico_crudo.json` |</w:t>
-      </w:r>
-    </w:p>
-    <w:p>
-      <w:r>
-        <w:t xml:space="preserve">| </w:t>
-      </w:r>
-      <w:r>
-        <w:rPr>
-          <w:b/>
-        </w:rPr>
-        <w:t>Varianza $\sigma^2 = 0.1207$</w:t>
-      </w:r>
-      <w:r>
-        <w:t xml:space="preserve"> | Capítulo 11.1 | Cálculo en script `calculate_statistics.py` | `evidencias/estadistica/analisis_estadistico_crudo.json` |</w:t>
-      </w:r>
-    </w:p>
-    <w:p>
-      <w:r>
-        <w:t xml:space="preserve">| </w:t>
-      </w:r>
-      <w:r>
-        <w:rPr>
-          <w:b/>
-        </w:rPr>
-        <w:t>Desviación Estándar $\sigma = 0.3474$</w:t>
-      </w:r>
-      <w:r>
-        <w:t>| Capítulo 11.1, 13.1 | Cálculo en script `calculate_statistics.py` | `evidencias/estadistica/analisis_estadistico_crudo.json` |</w:t>
-      </w:r>
-    </w:p>
-    <w:p>
-      <w:r>
-        <w:t xml:space="preserve">| </w:t>
-      </w:r>
-      <w:r>
-        <w:rPr>
-          <w:b/>
-        </w:rPr>
-        <w:t>11 Entidades Relacionales</w:t>
-      </w:r>
-      <w:r>
-        <w:t xml:space="preserve"> | Capítulo 7.2 | Lista `__all__` en `app/models/__init__.py` | `project-management-backend/app/models/__init__.py` |</w:t>
-      </w:r>
-    </w:p>
-    <w:p>
-      <w:r>
-        <w:t xml:space="preserve">| </w:t>
-      </w:r>
-      <w:r>
-        <w:rPr>
-          <w:b/>
-        </w:rPr>
-        <w:t>Pesos +0.60, +0.35, +0.15</w:t>
-      </w:r>
-      <w:r>
-        <w:t xml:space="preserve"> | Capítulo 8.2, 8.3 | Código fuente `calculate_task_risk()` | `project-management-backend/app/services/risk_engine_service.py` |</w:t>
-      </w:r>
-    </w:p>
-    <w:p>
-      <w:r>
-        <w:t xml:space="preserve">| </w:t>
-      </w:r>
-      <w:r>
-        <w:rPr>
-          <w:b/>
-        </w:rPr>
-        <w:t>Sobrecarga $\ge 3$ (+0.15)</w:t>
-      </w:r>
-      <w:r>
-        <w:t xml:space="preserve"> | Capítulo 8.2, 8.3 | Código fuente `calculate_task_risk()` | `project-management-backend/app/services/risk_engine_service.py` |</w:t>
-      </w:r>
-    </w:p>
-    <w:p>
-      <w:r>
-        <w:t xml:space="preserve">| </w:t>
-      </w:r>
-      <w:r>
-        <w:rPr>
-          <w:b/>
-        </w:rPr>
-        <w:t>Estancamiento $\ge 5$d (+0.20)</w:t>
-      </w:r>
-      <w:r>
-        <w:t xml:space="preserve"> | Capítulo 8.2, 8.3 | Código fuente `calculate_task_risk()` | `project-management-backend/app/services/risk_engine_service.py` |</w:t>
-      </w:r>
-    </w:p>
-    <w:p>
-      <w:r>
-        <w:t xml:space="preserve">| </w:t>
-      </w:r>
-      <w:r>
-        <w:rPr>
-          <w:b/>
-        </w:rPr>
-        <w:t>Threshold Riesgo Alto $\ge 0.75$</w:t>
-      </w:r>
-      <w:r>
-        <w:t>| Capítulo 8.2, 8.3 | Código fuente `calculate_task_risk()` | `project-management-backend/app/services/risk_engine_service.py` |</w:t>
-      </w:r>
-    </w:p>
-    <w:p>
-      <w:r>
-        <w:t xml:space="preserve">| </w:t>
-      </w:r>
-      <w:r>
-        <w:rPr>
-          <w:b/>
-        </w:rPr>
-        <w:t>50.00% Retraso Inicial</w:t>
-      </w:r>
-      <w:r>
-        <w:t xml:space="preserve"> | Capítulo 12.1 | SQL en 'Core Bancario Refactor' (5 de 10 vencidas) | Consulta SQL `SELECT * FROM tasks WHERE project_id='43453dfe'` |</w:t>
-      </w:r>
-    </w:p>
-    <w:p>
-      <w:r>
-        <w:t xml:space="preserve">| </w:t>
-      </w:r>
-      <w:r>
-        <w:rPr>
-          <w:b/>
-        </w:rPr>
-        <w:t>5 Tareas Riesgo Alto Detectadas</w:t>
-      </w:r>
-      <w:r>
-        <w:t>| Capítulo 12.1 | 100% de sensibilidad predictiva (5 de 5 detectadas) | Base de Datos SQLite/PostgreSQL `app.db` |</w:t>
-      </w:r>
-    </w:p>
-    <w:p>
-      <w:r>
-        <w:t xml:space="preserve">| </w:t>
-      </w:r>
-      <w:r>
-        <w:rPr>
-          <w:b/>
-        </w:rPr>
-        <w:t>Matriz 12 Módulos 100% PASS</w:t>
-      </w:r>
-      <w:r>
-        <w:t xml:space="preserve"> | Capítulo 9.1 | Script de Auditoría QA `audit_all_modules.py` | `evidencias/scripts/audit_all_modules.py` |</w:t>
-      </w:r>
-    </w:p>
-    <w:p>
-      <w:r>
-        <w:t xml:space="preserve">| </w:t>
-      </w:r>
-      <w:r>
-        <w:rPr>
-          <w:b/>
-        </w:rPr>
-        <w:t>Consistencia Cruzada Multi-Vista</w:t>
-      </w:r>
-      <w:r>
-        <w:t>| Capítulo 9.2 | Script de Verificación E2E `cross_audit_verification.py` | `evidencias/scripts/cross_audit_verification.py` |</w:t>
-      </w:r>
-    </w:p>
-    <w:p>
-      <w:r>
-        <w:t xml:space="preserve">| </w:t>
-      </w:r>
-      <w:r>
-        <w:rPr>
-          <w:b/>
-        </w:rPr>
-        <w:t>Figura 7.1 Arquitectura General</w:t>
-      </w:r>
-      <w:r>
-        <w:t>| Capítulo 7.1 | Renderizado PNG de alta resolución | `evidencias/diagramas/arquitectura_general.png` |</w:t>
-      </w:r>
-    </w:p>
-    <w:p>
-      <w:r>
-        <w:t xml:space="preserve">| </w:t>
-      </w:r>
-      <w:r>
-        <w:rPr>
-          <w:b/>
-        </w:rPr>
-        <w:t>Figura 8.1 Flujo Smart Risk Engine</w:t>
-      </w:r>
-      <w:r>
-        <w:t>| Capítulo 8.2 | Renderizado PNG de alta resolución | `evidencias/diagramas/flujo_smart_risk_engine.png` |</w:t>
-      </w:r>
-    </w:p>
-    <w:p>
-      <w:r>
-        <w:t xml:space="preserve">| </w:t>
-      </w:r>
-      <w:r>
-        <w:rPr>
-          <w:b/>
-        </w:rPr>
-        <w:t>Figura 11.1 Distribución Riesgos</w:t>
-      </w:r>
-      <w:r>
-        <w:t>| Capítulo 11.2 | Gráfica de Pastel Matplotlib | `evidencias/graficas/distribucion_riesgos_pie.png` |</w:t>
-      </w:r>
-    </w:p>
-    <w:p>
-      <w:r>
-        <w:t xml:space="preserve">| </w:t>
-      </w:r>
-      <w:r>
-        <w:rPr>
-          <w:b/>
-        </w:rPr>
-        <w:t>Figura 11.2 Histograma Probabilidades</w:t>
-      </w:r>
-      <w:r>
-        <w:t>| Capítulo 11.2 | Histograma Matplotlib | `evidencias/graficas/histograma_probabilidades.png` |</w:t>
-      </w:r>
-    </w:p>
-    <w:p>
-      <w:r>
-        <w:t xml:space="preserve">| </w:t>
-      </w:r>
-      <w:r>
-        <w:rPr>
-          <w:b/>
-        </w:rPr>
-        <w:t>Figura 11.3 Comparativa Proyectos</w:t>
-      </w:r>
-      <w:r>
-        <w:t>| Capítulo 11.2 | Gráfica de Barras Matplotlib | `evidencias/graficas/comparativa_proyectos_barras.png` |</w:t>
-      </w:r>
-    </w:p>
-    <w:p>
-      <w:r>
-        <w:t xml:space="preserve">| </w:t>
-      </w:r>
-      <w:r>
-        <w:rPr>
-          <w:b/>
-        </w:rPr>
-        <w:t>Capturas Dashboard, Board, Timeline</w:t>
-      </w:r>
-      <w:r>
-        <w:t>| Capítulo 7.7, 9.1 | Screenshots PNG en vivo | `evidencias/capturas/` |</w:t>
-      </w:r>
-    </w:p>
+    <w:tbl>
+      <w:tblPr>
+        <w:tblW w:type="auto" w:w="0"/>
+        <w:jc w:val="center"/>
+        <w:tblLook w:firstColumn="1" w:firstRow="1" w:lastColumn="0" w:lastRow="0" w:noHBand="0" w:noVBand="1" w:val="04A0"/>
+        <w:tblBorders>
+          <w:top w:val="single" w:sz="4" w:space="0" w:color="CBD5E1"/>
+          <w:bottom w:val="single" w:sz="6" w:space="0" w:color="1E3A8A"/>
+          <w:insideH w:val="single" w:sz="4" w:space="0" w:color="E2E8F0"/>
+          <w:insideV w:val="none"/>
+          <w:left w:val="none"/>
+          <w:right w:val="none"/>
+        </w:tblBorders>
+      </w:tblPr>
+      <w:tblGrid>
+        <w:gridCol w:w="2340"/>
+        <w:gridCol w:w="2340"/>
+        <w:gridCol w:w="2340"/>
+        <w:gridCol w:w="2340"/>
+      </w:tblGrid>
+      <w:tr>
+        <w:tc>
+          <w:tcPr>
+            <w:tcW w:type="dxa" w:w="2340"/>
+            <w:shd w:fill="1E3A8A"/>
+          </w:tcPr>
+          <w:p>
+            <w:pPr>
+              <w:spacing w:after="40" w:before="40"/>
+            </w:pPr>
+            <w:r>
+              <w:rPr>
+                <w:b/>
+                <w:color w:val="FFFFFF"/>
+                <w:sz w:val="19"/>
+              </w:rPr>
+              <w:t>Dato Numérico / Afirmación</w:t>
+            </w:r>
+          </w:p>
+        </w:tc>
+        <w:tc>
+          <w:tcPr>
+            <w:tcW w:type="dxa" w:w="2340"/>
+            <w:shd w:fill="1E3A8A"/>
+          </w:tcPr>
+          <w:p>
+            <w:pPr>
+              <w:spacing w:after="40" w:before="40"/>
+            </w:pPr>
+            <w:r>
+              <w:rPr>
+                <w:b/>
+                <w:color w:val="FFFFFF"/>
+                <w:sz w:val="19"/>
+              </w:rPr>
+              <w:t>Ubicación en Documento</w:t>
+            </w:r>
+          </w:p>
+        </w:tc>
+        <w:tc>
+          <w:tcPr>
+            <w:tcW w:type="dxa" w:w="2340"/>
+            <w:shd w:fill="1E3A8A"/>
+          </w:tcPr>
+          <w:p>
+            <w:pPr>
+              <w:spacing w:after="40" w:before="40"/>
+            </w:pPr>
+            <w:r>
+              <w:rPr>
+                <w:b/>
+                <w:color w:val="FFFFFF"/>
+                <w:sz w:val="19"/>
+              </w:rPr>
+              <w:t>Evidencia Físicamente Verificable</w:t>
+            </w:r>
+          </w:p>
+        </w:tc>
+        <w:tc>
+          <w:tcPr>
+            <w:tcW w:type="dxa" w:w="2340"/>
+            <w:shd w:fill="1E3A8A"/>
+          </w:tcPr>
+          <w:p>
+            <w:pPr>
+              <w:spacing w:after="40" w:before="40"/>
+            </w:pPr>
+            <w:r>
+              <w:rPr>
+                <w:b/>
+                <w:color w:val="FFFFFF"/>
+                <w:sz w:val="19"/>
+              </w:rPr>
+              <w:t>Archivo / Fuente de Origen</w:t>
+            </w:r>
+          </w:p>
+        </w:tc>
+      </w:tr>
+      <w:tr>
+        <w:tc>
+          <w:tcPr>
+            <w:tcW w:type="dxa" w:w="2340"/>
+            <w:shd w:fill="F8FAFC"/>
+          </w:tcPr>
+          <w:p>
+            <w:pPr>
+              <w:spacing w:after="40" w:before="40"/>
+            </w:pPr>
+            <w:r>
+              <w:rPr>
+                <w:color w:val="334155"/>
+                <w:sz w:val="19"/>
+              </w:rPr>
+              <w:t>67 Tareas Totales (n)</w:t>
+            </w:r>
+          </w:p>
+        </w:tc>
+        <w:tc>
+          <w:tcPr>
+            <w:tcW w:type="dxa" w:w="2340"/>
+            <w:shd w:fill="F8FAFC"/>
+          </w:tcPr>
+          <w:p>
+            <w:pPr>
+              <w:spacing w:after="40" w:before="40"/>
+            </w:pPr>
+            <w:r>
+              <w:rPr>
+                <w:color w:val="334155"/>
+                <w:sz w:val="19"/>
+              </w:rPr>
+              <w:t>Capítulos 1, 11, 13</w:t>
+            </w:r>
+          </w:p>
+        </w:tc>
+        <w:tc>
+          <w:tcPr>
+            <w:tcW w:type="dxa" w:w="2340"/>
+            <w:shd w:fill="F8FAFC"/>
+          </w:tcPr>
+          <w:p>
+            <w:pPr>
+              <w:spacing w:after="40" w:before="40"/>
+            </w:pPr>
+            <w:r>
+              <w:rPr>
+                <w:color w:val="334155"/>
+                <w:sz w:val="19"/>
+              </w:rPr>
+              <w:t>Consulta SQL SELECT COUNT(*) FROM tasks = 67</w:t>
+            </w:r>
+          </w:p>
+        </w:tc>
+        <w:tc>
+          <w:tcPr>
+            <w:tcW w:type="dxa" w:w="2340"/>
+            <w:shd w:fill="F8FAFC"/>
+          </w:tcPr>
+          <w:p>
+            <w:pPr>
+              <w:spacing w:after="40" w:before="40"/>
+            </w:pPr>
+            <w:r>
+              <w:rPr>
+                <w:color w:val="334155"/>
+                <w:sz w:val="19"/>
+              </w:rPr>
+              <w:t>Base de Datos SQLite/PostgreSQL app.db</w:t>
+            </w:r>
+          </w:p>
+        </w:tc>
+      </w:tr>
+      <w:tr>
+        <w:tc>
+          <w:tcPr>
+            <w:tcW w:type="dxa" w:w="2340"/>
+          </w:tcPr>
+          <w:p>
+            <w:pPr>
+              <w:spacing w:after="40" w:before="40"/>
+            </w:pPr>
+            <w:r>
+              <w:rPr>
+                <w:color w:val="334155"/>
+                <w:sz w:val="19"/>
+              </w:rPr>
+              <w:t>11 Proyectos Activos</w:t>
+            </w:r>
+          </w:p>
+        </w:tc>
+        <w:tc>
+          <w:tcPr>
+            <w:tcW w:type="dxa" w:w="2340"/>
+          </w:tcPr>
+          <w:p>
+            <w:pPr>
+              <w:spacing w:after="40" w:before="40"/>
+            </w:pPr>
+            <w:r>
+              <w:rPr>
+                <w:color w:val="334155"/>
+                <w:sz w:val="19"/>
+              </w:rPr>
+              <w:t>Capítulo 10, 11, 12</w:t>
+            </w:r>
+          </w:p>
+        </w:tc>
+        <w:tc>
+          <w:tcPr>
+            <w:tcW w:type="dxa" w:w="2340"/>
+          </w:tcPr>
+          <w:p>
+            <w:pPr>
+              <w:spacing w:after="40" w:before="40"/>
+            </w:pPr>
+            <w:r>
+              <w:rPr>
+                <w:color w:val="334155"/>
+                <w:sz w:val="19"/>
+              </w:rPr>
+              <w:t>Consulta SQL SELECT COUNT(*) FROM projects = 11 con tareas</w:t>
+            </w:r>
+          </w:p>
+        </w:tc>
+        <w:tc>
+          <w:tcPr>
+            <w:tcW w:type="dxa" w:w="2340"/>
+          </w:tcPr>
+          <w:p>
+            <w:pPr>
+              <w:spacing w:after="40" w:before="40"/>
+            </w:pPr>
+            <w:r>
+              <w:rPr>
+                <w:color w:val="334155"/>
+                <w:sz w:val="19"/>
+              </w:rPr>
+              <w:t>Base de Datos SQLite/PostgreSQL app.db</w:t>
+            </w:r>
+          </w:p>
+        </w:tc>
+      </w:tr>
+      <w:tr>
+        <w:tc>
+          <w:tcPr>
+            <w:tcW w:type="dxa" w:w="2340"/>
+            <w:shd w:fill="F8FAFC"/>
+          </w:tcPr>
+          <w:p>
+            <w:pPr>
+              <w:spacing w:after="40" w:before="40"/>
+            </w:pPr>
+            <w:r>
+              <w:rPr>
+                <w:color w:val="334155"/>
+                <w:sz w:val="19"/>
+              </w:rPr>
+              <w:t>33 Registros Telemetría</w:t>
+            </w:r>
+          </w:p>
+        </w:tc>
+        <w:tc>
+          <w:tcPr>
+            <w:tcW w:type="dxa" w:w="2340"/>
+            <w:shd w:fill="F8FAFC"/>
+          </w:tcPr>
+          <w:p>
+            <w:pPr>
+              <w:spacing w:after="40" w:before="40"/>
+            </w:pPr>
+            <w:r>
+              <w:rPr>
+                <w:color w:val="334155"/>
+                <w:sz w:val="19"/>
+              </w:rPr>
+              <w:t>Capítulos 7.4, 11.2</w:t>
+            </w:r>
+          </w:p>
+        </w:tc>
+        <w:tc>
+          <w:tcPr>
+            <w:tcW w:type="dxa" w:w="2340"/>
+            <w:shd w:fill="F8FAFC"/>
+          </w:tcPr>
+          <w:p>
+            <w:pPr>
+              <w:spacing w:after="40" w:before="40"/>
+            </w:pPr>
+            <w:r>
+              <w:rPr>
+                <w:color w:val="334155"/>
+                <w:sz w:val="19"/>
+              </w:rPr>
+              <w:t>Consulta SQL SELECT COUNT(*) FROM task_state_history = 33</w:t>
+            </w:r>
+          </w:p>
+        </w:tc>
+        <w:tc>
+          <w:tcPr>
+            <w:tcW w:type="dxa" w:w="2340"/>
+            <w:shd w:fill="F8FAFC"/>
+          </w:tcPr>
+          <w:p>
+            <w:pPr>
+              <w:spacing w:after="40" w:before="40"/>
+            </w:pPr>
+            <w:r>
+              <w:rPr>
+                <w:color w:val="334155"/>
+                <w:sz w:val="19"/>
+              </w:rPr>
+              <w:t>Tabla DB task_state_history</w:t>
+            </w:r>
+          </w:p>
+        </w:tc>
+      </w:tr>
+      <w:tr>
+        <w:tc>
+          <w:tcPr>
+            <w:tcW w:type="dxa" w:w="2340"/>
+          </w:tcPr>
+          <w:p>
+            <w:pPr>
+              <w:spacing w:after="40" w:before="40"/>
+            </w:pPr>
+            <w:r>
+              <w:rPr>
+                <w:color w:val="334155"/>
+                <w:sz w:val="19"/>
+              </w:rPr>
+              <w:t>Media Probabilidad mu = 0.2410</w:t>
+            </w:r>
+          </w:p>
+        </w:tc>
+        <w:tc>
+          <w:tcPr>
+            <w:tcW w:type="dxa" w:w="2340"/>
+          </w:tcPr>
+          <w:p>
+            <w:pPr>
+              <w:spacing w:after="40" w:before="40"/>
+            </w:pPr>
+            <w:r>
+              <w:rPr>
+                <w:color w:val="334155"/>
+                <w:sz w:val="19"/>
+              </w:rPr>
+              <w:t>Capítulo 11.1, 13.1</w:t>
+            </w:r>
+          </w:p>
+        </w:tc>
+        <w:tc>
+          <w:tcPr>
+            <w:tcW w:type="dxa" w:w="2340"/>
+          </w:tcPr>
+          <w:p>
+            <w:pPr>
+              <w:spacing w:after="40" w:before="40"/>
+            </w:pPr>
+            <w:r>
+              <w:rPr>
+                <w:color w:val="334155"/>
+                <w:sz w:val="19"/>
+              </w:rPr>
+              <w:t>Cálculo en script calculate_statistics.py</w:t>
+            </w:r>
+          </w:p>
+        </w:tc>
+        <w:tc>
+          <w:tcPr>
+            <w:tcW w:type="dxa" w:w="2340"/>
+          </w:tcPr>
+          <w:p>
+            <w:pPr>
+              <w:spacing w:after="40" w:before="40"/>
+            </w:pPr>
+            <w:r>
+              <w:rPr>
+                <w:color w:val="334155"/>
+                <w:sz w:val="19"/>
+              </w:rPr>
+              <w:t>evidencias/estadistica/analisis_estadistico_crudo.json</w:t>
+            </w:r>
+          </w:p>
+        </w:tc>
+      </w:tr>
+      <w:tr>
+        <w:tc>
+          <w:tcPr>
+            <w:tcW w:type="dxa" w:w="2340"/>
+            <w:shd w:fill="F8FAFC"/>
+          </w:tcPr>
+          <w:p>
+            <w:pPr>
+              <w:spacing w:after="40" w:before="40"/>
+            </w:pPr>
+            <w:r>
+              <w:rPr>
+                <w:color w:val="334155"/>
+                <w:sz w:val="19"/>
+              </w:rPr>
+              <w:t>Mediana = 0.1000</w:t>
+            </w:r>
+          </w:p>
+        </w:tc>
+        <w:tc>
+          <w:tcPr>
+            <w:tcW w:type="dxa" w:w="2340"/>
+            <w:shd w:fill="F8FAFC"/>
+          </w:tcPr>
+          <w:p>
+            <w:pPr>
+              <w:spacing w:after="40" w:before="40"/>
+            </w:pPr>
+            <w:r>
+              <w:rPr>
+                <w:color w:val="334155"/>
+                <w:sz w:val="19"/>
+              </w:rPr>
+              <w:t>Capítulo 11.1, 13.1</w:t>
+            </w:r>
+          </w:p>
+        </w:tc>
+        <w:tc>
+          <w:tcPr>
+            <w:tcW w:type="dxa" w:w="2340"/>
+            <w:shd w:fill="F8FAFC"/>
+          </w:tcPr>
+          <w:p>
+            <w:pPr>
+              <w:spacing w:after="40" w:before="40"/>
+            </w:pPr>
+            <w:r>
+              <w:rPr>
+                <w:color w:val="334155"/>
+                <w:sz w:val="19"/>
+              </w:rPr>
+              <w:t>Cálculo en script calculate_statistics.py</w:t>
+            </w:r>
+          </w:p>
+        </w:tc>
+        <w:tc>
+          <w:tcPr>
+            <w:tcW w:type="dxa" w:w="2340"/>
+            <w:shd w:fill="F8FAFC"/>
+          </w:tcPr>
+          <w:p>
+            <w:pPr>
+              <w:spacing w:after="40" w:before="40"/>
+            </w:pPr>
+            <w:r>
+              <w:rPr>
+                <w:color w:val="334155"/>
+                <w:sz w:val="19"/>
+              </w:rPr>
+              <w:t>evidencias/estadistica/analisis_estadistico_crudo.json</w:t>
+            </w:r>
+          </w:p>
+        </w:tc>
+      </w:tr>
+      <w:tr>
+        <w:tc>
+          <w:tcPr>
+            <w:tcW w:type="dxa" w:w="2340"/>
+          </w:tcPr>
+          <w:p>
+            <w:pPr>
+              <w:spacing w:after="40" w:before="40"/>
+            </w:pPr>
+            <w:r>
+              <w:rPr>
+                <w:color w:val="334155"/>
+                <w:sz w:val="19"/>
+              </w:rPr>
+              <w:t>Moda = 'no_risk' (34 tareas)</w:t>
+            </w:r>
+          </w:p>
+        </w:tc>
+        <w:tc>
+          <w:tcPr>
+            <w:tcW w:type="dxa" w:w="2340"/>
+          </w:tcPr>
+          <w:p>
+            <w:pPr>
+              <w:spacing w:after="40" w:before="40"/>
+            </w:pPr>
+            <w:r>
+              <w:rPr>
+                <w:color w:val="334155"/>
+                <w:sz w:val="19"/>
+              </w:rPr>
+              <w:t>Capítulo 11.1, 13.1</w:t>
+            </w:r>
+          </w:p>
+        </w:tc>
+        <w:tc>
+          <w:tcPr>
+            <w:tcW w:type="dxa" w:w="2340"/>
+          </w:tcPr>
+          <w:p>
+            <w:pPr>
+              <w:spacing w:after="40" w:before="40"/>
+            </w:pPr>
+            <w:r>
+              <w:rPr>
+                <w:color w:val="334155"/>
+                <w:sz w:val="19"/>
+              </w:rPr>
+              <w:t>Conteo en script calculate_statistics.py</w:t>
+            </w:r>
+          </w:p>
+        </w:tc>
+        <w:tc>
+          <w:tcPr>
+            <w:tcW w:type="dxa" w:w="2340"/>
+          </w:tcPr>
+          <w:p>
+            <w:pPr>
+              <w:spacing w:after="40" w:before="40"/>
+            </w:pPr>
+            <w:r>
+              <w:rPr>
+                <w:color w:val="334155"/>
+                <w:sz w:val="19"/>
+              </w:rPr>
+              <w:t>evidencias/estadistica/analisis_estadistico_crudo.json</w:t>
+            </w:r>
+          </w:p>
+        </w:tc>
+      </w:tr>
+      <w:tr>
+        <w:tc>
+          <w:tcPr>
+            <w:tcW w:type="dxa" w:w="2340"/>
+            <w:shd w:fill="F8FAFC"/>
+          </w:tcPr>
+          <w:p>
+            <w:pPr>
+              <w:spacing w:after="40" w:before="40"/>
+            </w:pPr>
+            <w:r>
+              <w:rPr>
+                <w:color w:val="334155"/>
+                <w:sz w:val="19"/>
+              </w:rPr>
+              <w:t>Varianza sigma^2 = 0.1207</w:t>
+            </w:r>
+          </w:p>
+        </w:tc>
+        <w:tc>
+          <w:tcPr>
+            <w:tcW w:type="dxa" w:w="2340"/>
+            <w:shd w:fill="F8FAFC"/>
+          </w:tcPr>
+          <w:p>
+            <w:pPr>
+              <w:spacing w:after="40" w:before="40"/>
+            </w:pPr>
+            <w:r>
+              <w:rPr>
+                <w:color w:val="334155"/>
+                <w:sz w:val="19"/>
+              </w:rPr>
+              <w:t>Capítulo 11.1</w:t>
+            </w:r>
+          </w:p>
+        </w:tc>
+        <w:tc>
+          <w:tcPr>
+            <w:tcW w:type="dxa" w:w="2340"/>
+            <w:shd w:fill="F8FAFC"/>
+          </w:tcPr>
+          <w:p>
+            <w:pPr>
+              <w:spacing w:after="40" w:before="40"/>
+            </w:pPr>
+            <w:r>
+              <w:rPr>
+                <w:color w:val="334155"/>
+                <w:sz w:val="19"/>
+              </w:rPr>
+              <w:t>Cálculo en script calculate_statistics.py</w:t>
+            </w:r>
+          </w:p>
+        </w:tc>
+        <w:tc>
+          <w:tcPr>
+            <w:tcW w:type="dxa" w:w="2340"/>
+            <w:shd w:fill="F8FAFC"/>
+          </w:tcPr>
+          <w:p>
+            <w:pPr>
+              <w:spacing w:after="40" w:before="40"/>
+            </w:pPr>
+            <w:r>
+              <w:rPr>
+                <w:color w:val="334155"/>
+                <w:sz w:val="19"/>
+              </w:rPr>
+              <w:t>evidencias/estadistica/analisis_estadistico_crudo.json</w:t>
+            </w:r>
+          </w:p>
+        </w:tc>
+      </w:tr>
+      <w:tr>
+        <w:tc>
+          <w:tcPr>
+            <w:tcW w:type="dxa" w:w="2340"/>
+          </w:tcPr>
+          <w:p>
+            <w:pPr>
+              <w:spacing w:after="40" w:before="40"/>
+            </w:pPr>
+            <w:r>
+              <w:rPr>
+                <w:color w:val="334155"/>
+                <w:sz w:val="19"/>
+              </w:rPr>
+              <w:t>Desviación Estándar sigma = 0.3474</w:t>
+            </w:r>
+          </w:p>
+        </w:tc>
+        <w:tc>
+          <w:tcPr>
+            <w:tcW w:type="dxa" w:w="2340"/>
+          </w:tcPr>
+          <w:p>
+            <w:pPr>
+              <w:spacing w:after="40" w:before="40"/>
+            </w:pPr>
+            <w:r>
+              <w:rPr>
+                <w:color w:val="334155"/>
+                <w:sz w:val="19"/>
+              </w:rPr>
+              <w:t>Capítulo 11.1, 13.1</w:t>
+            </w:r>
+          </w:p>
+        </w:tc>
+        <w:tc>
+          <w:tcPr>
+            <w:tcW w:type="dxa" w:w="2340"/>
+          </w:tcPr>
+          <w:p>
+            <w:pPr>
+              <w:spacing w:after="40" w:before="40"/>
+            </w:pPr>
+            <w:r>
+              <w:rPr>
+                <w:color w:val="334155"/>
+                <w:sz w:val="19"/>
+              </w:rPr>
+              <w:t>Cálculo en script calculate_statistics.py</w:t>
+            </w:r>
+          </w:p>
+        </w:tc>
+        <w:tc>
+          <w:tcPr>
+            <w:tcW w:type="dxa" w:w="2340"/>
+          </w:tcPr>
+          <w:p>
+            <w:pPr>
+              <w:spacing w:after="40" w:before="40"/>
+            </w:pPr>
+            <w:r>
+              <w:rPr>
+                <w:color w:val="334155"/>
+                <w:sz w:val="19"/>
+              </w:rPr>
+              <w:t>evidencias/estadistica/analisis_estadistico_crudo.json</w:t>
+            </w:r>
+          </w:p>
+        </w:tc>
+      </w:tr>
+      <w:tr>
+        <w:tc>
+          <w:tcPr>
+            <w:tcW w:type="dxa" w:w="2340"/>
+            <w:shd w:fill="F8FAFC"/>
+          </w:tcPr>
+          <w:p>
+            <w:pPr>
+              <w:spacing w:after="40" w:before="40"/>
+            </w:pPr>
+            <w:r>
+              <w:rPr>
+                <w:color w:val="334155"/>
+                <w:sz w:val="19"/>
+              </w:rPr>
+              <w:t>11 Entidades Relacionales</w:t>
+            </w:r>
+          </w:p>
+        </w:tc>
+        <w:tc>
+          <w:tcPr>
+            <w:tcW w:type="dxa" w:w="2340"/>
+            <w:shd w:fill="F8FAFC"/>
+          </w:tcPr>
+          <w:p>
+            <w:pPr>
+              <w:spacing w:after="40" w:before="40"/>
+            </w:pPr>
+            <w:r>
+              <w:rPr>
+                <w:color w:val="334155"/>
+                <w:sz w:val="19"/>
+              </w:rPr>
+              <w:t>Capítulo 7.2</w:t>
+            </w:r>
+          </w:p>
+        </w:tc>
+        <w:tc>
+          <w:tcPr>
+            <w:tcW w:type="dxa" w:w="2340"/>
+            <w:shd w:fill="F8FAFC"/>
+          </w:tcPr>
+          <w:p>
+            <w:pPr>
+              <w:spacing w:after="40" w:before="40"/>
+            </w:pPr>
+            <w:r>
+              <w:rPr>
+                <w:color w:val="334155"/>
+                <w:sz w:val="19"/>
+              </w:rPr>
+              <w:t>Lista __all__ en app/models/__init__.py</w:t>
+            </w:r>
+          </w:p>
+        </w:tc>
+        <w:tc>
+          <w:tcPr>
+            <w:tcW w:type="dxa" w:w="2340"/>
+            <w:shd w:fill="F8FAFC"/>
+          </w:tcPr>
+          <w:p>
+            <w:pPr>
+              <w:spacing w:after="40" w:before="40"/>
+            </w:pPr>
+            <w:r>
+              <w:rPr>
+                <w:color w:val="334155"/>
+                <w:sz w:val="19"/>
+              </w:rPr>
+              <w:t>project-management-backend/app/models/__init__.py</w:t>
+            </w:r>
+          </w:p>
+        </w:tc>
+      </w:tr>
+      <w:tr>
+        <w:tc>
+          <w:tcPr>
+            <w:tcW w:type="dxa" w:w="2340"/>
+          </w:tcPr>
+          <w:p>
+            <w:pPr>
+              <w:spacing w:after="40" w:before="40"/>
+            </w:pPr>
+            <w:r>
+              <w:rPr>
+                <w:color w:val="334155"/>
+                <w:sz w:val="19"/>
+              </w:rPr>
+              <w:t>Pesos +0.60, +0.35, +0.15</w:t>
+            </w:r>
+          </w:p>
+        </w:tc>
+        <w:tc>
+          <w:tcPr>
+            <w:tcW w:type="dxa" w:w="2340"/>
+          </w:tcPr>
+          <w:p>
+            <w:pPr>
+              <w:spacing w:after="40" w:before="40"/>
+            </w:pPr>
+            <w:r>
+              <w:rPr>
+                <w:color w:val="334155"/>
+                <w:sz w:val="19"/>
+              </w:rPr>
+              <w:t>Capítulo 8.2, 8.3</w:t>
+            </w:r>
+          </w:p>
+        </w:tc>
+        <w:tc>
+          <w:tcPr>
+            <w:tcW w:type="dxa" w:w="2340"/>
+          </w:tcPr>
+          <w:p>
+            <w:pPr>
+              <w:spacing w:after="40" w:before="40"/>
+            </w:pPr>
+            <w:r>
+              <w:rPr>
+                <w:color w:val="334155"/>
+                <w:sz w:val="19"/>
+              </w:rPr>
+              <w:t>Código fuente calculate_task_risk()</w:t>
+            </w:r>
+          </w:p>
+        </w:tc>
+        <w:tc>
+          <w:tcPr>
+            <w:tcW w:type="dxa" w:w="2340"/>
+          </w:tcPr>
+          <w:p>
+            <w:pPr>
+              <w:spacing w:after="40" w:before="40"/>
+            </w:pPr>
+            <w:r>
+              <w:rPr>
+                <w:color w:val="334155"/>
+                <w:sz w:val="19"/>
+              </w:rPr>
+              <w:t>project-management-backend/app/services/risk_engine_service.py</w:t>
+            </w:r>
+          </w:p>
+        </w:tc>
+      </w:tr>
+      <w:tr>
+        <w:tc>
+          <w:tcPr>
+            <w:tcW w:type="dxa" w:w="2340"/>
+            <w:shd w:fill="F8FAFC"/>
+          </w:tcPr>
+          <w:p>
+            <w:pPr>
+              <w:spacing w:after="40" w:before="40"/>
+            </w:pPr>
+            <w:r>
+              <w:rPr>
+                <w:color w:val="334155"/>
+                <w:sz w:val="19"/>
+              </w:rPr>
+              <w:t>Sobrecarga &gt;= 3 (+0.15)</w:t>
+            </w:r>
+          </w:p>
+        </w:tc>
+        <w:tc>
+          <w:tcPr>
+            <w:tcW w:type="dxa" w:w="2340"/>
+            <w:shd w:fill="F8FAFC"/>
+          </w:tcPr>
+          <w:p>
+            <w:pPr>
+              <w:spacing w:after="40" w:before="40"/>
+            </w:pPr>
+            <w:r>
+              <w:rPr>
+                <w:color w:val="334155"/>
+                <w:sz w:val="19"/>
+              </w:rPr>
+              <w:t>Capítulo 8.2, 8.3</w:t>
+            </w:r>
+          </w:p>
+        </w:tc>
+        <w:tc>
+          <w:tcPr>
+            <w:tcW w:type="dxa" w:w="2340"/>
+            <w:shd w:fill="F8FAFC"/>
+          </w:tcPr>
+          <w:p>
+            <w:pPr>
+              <w:spacing w:after="40" w:before="40"/>
+            </w:pPr>
+            <w:r>
+              <w:rPr>
+                <w:color w:val="334155"/>
+                <w:sz w:val="19"/>
+              </w:rPr>
+              <w:t>Código fuente calculate_task_risk()</w:t>
+            </w:r>
+          </w:p>
+        </w:tc>
+        <w:tc>
+          <w:tcPr>
+            <w:tcW w:type="dxa" w:w="2340"/>
+            <w:shd w:fill="F8FAFC"/>
+          </w:tcPr>
+          <w:p>
+            <w:pPr>
+              <w:spacing w:after="40" w:before="40"/>
+            </w:pPr>
+            <w:r>
+              <w:rPr>
+                <w:color w:val="334155"/>
+                <w:sz w:val="19"/>
+              </w:rPr>
+              <w:t>project-management-backend/app/services/risk_engine_service.py</w:t>
+            </w:r>
+          </w:p>
+        </w:tc>
+      </w:tr>
+      <w:tr>
+        <w:tc>
+          <w:tcPr>
+            <w:tcW w:type="dxa" w:w="2340"/>
+          </w:tcPr>
+          <w:p>
+            <w:pPr>
+              <w:spacing w:after="40" w:before="40"/>
+            </w:pPr>
+            <w:r>
+              <w:rPr>
+                <w:color w:val="334155"/>
+                <w:sz w:val="19"/>
+              </w:rPr>
+              <w:t>Estancamiento &gt;= 5d (+0.20)</w:t>
+            </w:r>
+          </w:p>
+        </w:tc>
+        <w:tc>
+          <w:tcPr>
+            <w:tcW w:type="dxa" w:w="2340"/>
+          </w:tcPr>
+          <w:p>
+            <w:pPr>
+              <w:spacing w:after="40" w:before="40"/>
+            </w:pPr>
+            <w:r>
+              <w:rPr>
+                <w:color w:val="334155"/>
+                <w:sz w:val="19"/>
+              </w:rPr>
+              <w:t>Capítulo 8.2, 8.3</w:t>
+            </w:r>
+          </w:p>
+        </w:tc>
+        <w:tc>
+          <w:tcPr>
+            <w:tcW w:type="dxa" w:w="2340"/>
+          </w:tcPr>
+          <w:p>
+            <w:pPr>
+              <w:spacing w:after="40" w:before="40"/>
+            </w:pPr>
+            <w:r>
+              <w:rPr>
+                <w:color w:val="334155"/>
+                <w:sz w:val="19"/>
+              </w:rPr>
+              <w:t>Código fuente calculate_task_risk()</w:t>
+            </w:r>
+          </w:p>
+        </w:tc>
+        <w:tc>
+          <w:tcPr>
+            <w:tcW w:type="dxa" w:w="2340"/>
+          </w:tcPr>
+          <w:p>
+            <w:pPr>
+              <w:spacing w:after="40" w:before="40"/>
+            </w:pPr>
+            <w:r>
+              <w:rPr>
+                <w:color w:val="334155"/>
+                <w:sz w:val="19"/>
+              </w:rPr>
+              <w:t>project-management-backend/app/services/risk_engine_service.py</w:t>
+            </w:r>
+          </w:p>
+        </w:tc>
+      </w:tr>
+      <w:tr>
+        <w:tc>
+          <w:tcPr>
+            <w:tcW w:type="dxa" w:w="2340"/>
+            <w:shd w:fill="F8FAFC"/>
+          </w:tcPr>
+          <w:p>
+            <w:pPr>
+              <w:spacing w:after="40" w:before="40"/>
+            </w:pPr>
+            <w:r>
+              <w:rPr>
+                <w:color w:val="334155"/>
+                <w:sz w:val="19"/>
+              </w:rPr>
+              <w:t>Threshold Riesgo Alto &gt;= 0.75</w:t>
+            </w:r>
+          </w:p>
+        </w:tc>
+        <w:tc>
+          <w:tcPr>
+            <w:tcW w:type="dxa" w:w="2340"/>
+            <w:shd w:fill="F8FAFC"/>
+          </w:tcPr>
+          <w:p>
+            <w:pPr>
+              <w:spacing w:after="40" w:before="40"/>
+            </w:pPr>
+            <w:r>
+              <w:rPr>
+                <w:color w:val="334155"/>
+                <w:sz w:val="19"/>
+              </w:rPr>
+              <w:t>Capítulo 8.2, 8.3</w:t>
+            </w:r>
+          </w:p>
+        </w:tc>
+        <w:tc>
+          <w:tcPr>
+            <w:tcW w:type="dxa" w:w="2340"/>
+            <w:shd w:fill="F8FAFC"/>
+          </w:tcPr>
+          <w:p>
+            <w:pPr>
+              <w:spacing w:after="40" w:before="40"/>
+            </w:pPr>
+            <w:r>
+              <w:rPr>
+                <w:color w:val="334155"/>
+                <w:sz w:val="19"/>
+              </w:rPr>
+              <w:t>Código fuente calculate_task_risk()</w:t>
+            </w:r>
+          </w:p>
+        </w:tc>
+        <w:tc>
+          <w:tcPr>
+            <w:tcW w:type="dxa" w:w="2340"/>
+            <w:shd w:fill="F8FAFC"/>
+          </w:tcPr>
+          <w:p>
+            <w:pPr>
+              <w:spacing w:after="40" w:before="40"/>
+            </w:pPr>
+            <w:r>
+              <w:rPr>
+                <w:color w:val="334155"/>
+                <w:sz w:val="19"/>
+              </w:rPr>
+              <w:t>project-management-backend/app/services/risk_engine_service.py</w:t>
+            </w:r>
+          </w:p>
+        </w:tc>
+      </w:tr>
+      <w:tr>
+        <w:tc>
+          <w:tcPr>
+            <w:tcW w:type="dxa" w:w="2340"/>
+          </w:tcPr>
+          <w:p>
+            <w:pPr>
+              <w:spacing w:after="40" w:before="40"/>
+            </w:pPr>
+            <w:r>
+              <w:rPr>
+                <w:color w:val="334155"/>
+                <w:sz w:val="19"/>
+              </w:rPr>
+              <w:t>50.00% Retraso Inicial</w:t>
+            </w:r>
+          </w:p>
+        </w:tc>
+        <w:tc>
+          <w:tcPr>
+            <w:tcW w:type="dxa" w:w="2340"/>
+          </w:tcPr>
+          <w:p>
+            <w:pPr>
+              <w:spacing w:after="40" w:before="40"/>
+            </w:pPr>
+            <w:r>
+              <w:rPr>
+                <w:color w:val="334155"/>
+                <w:sz w:val="19"/>
+              </w:rPr>
+              <w:t>Capítulo 12.1</w:t>
+            </w:r>
+          </w:p>
+        </w:tc>
+        <w:tc>
+          <w:tcPr>
+            <w:tcW w:type="dxa" w:w="2340"/>
+          </w:tcPr>
+          <w:p>
+            <w:pPr>
+              <w:spacing w:after="40" w:before="40"/>
+            </w:pPr>
+            <w:r>
+              <w:rPr>
+                <w:color w:val="334155"/>
+                <w:sz w:val="19"/>
+              </w:rPr>
+              <w:t>SQL en 'Core Bancario Refactor' (5 de 10 vencidas)</w:t>
+            </w:r>
+          </w:p>
+        </w:tc>
+        <w:tc>
+          <w:tcPr>
+            <w:tcW w:type="dxa" w:w="2340"/>
+          </w:tcPr>
+          <w:p>
+            <w:pPr>
+              <w:spacing w:after="40" w:before="40"/>
+            </w:pPr>
+            <w:r>
+              <w:rPr>
+                <w:color w:val="334155"/>
+                <w:sz w:val="19"/>
+              </w:rPr>
+              <w:t>Consulta SQL SELECT * FROM tasks WHERE project_id='43453dfe'</w:t>
+            </w:r>
+          </w:p>
+        </w:tc>
+      </w:tr>
+      <w:tr>
+        <w:tc>
+          <w:tcPr>
+            <w:tcW w:type="dxa" w:w="2340"/>
+            <w:shd w:fill="F8FAFC"/>
+          </w:tcPr>
+          <w:p>
+            <w:pPr>
+              <w:spacing w:after="40" w:before="40"/>
+            </w:pPr>
+            <w:r>
+              <w:rPr>
+                <w:color w:val="334155"/>
+                <w:sz w:val="19"/>
+              </w:rPr>
+              <w:t>5 Tareas Riesgo Alto Detectadas</w:t>
+            </w:r>
+          </w:p>
+        </w:tc>
+        <w:tc>
+          <w:tcPr>
+            <w:tcW w:type="dxa" w:w="2340"/>
+            <w:shd w:fill="F8FAFC"/>
+          </w:tcPr>
+          <w:p>
+            <w:pPr>
+              <w:spacing w:after="40" w:before="40"/>
+            </w:pPr>
+            <w:r>
+              <w:rPr>
+                <w:color w:val="334155"/>
+                <w:sz w:val="19"/>
+              </w:rPr>
+              <w:t>Capítulo 12.1</w:t>
+            </w:r>
+          </w:p>
+        </w:tc>
+        <w:tc>
+          <w:tcPr>
+            <w:tcW w:type="dxa" w:w="2340"/>
+            <w:shd w:fill="F8FAFC"/>
+          </w:tcPr>
+          <w:p>
+            <w:pPr>
+              <w:spacing w:after="40" w:before="40"/>
+            </w:pPr>
+            <w:r>
+              <w:rPr>
+                <w:color w:val="334155"/>
+                <w:sz w:val="19"/>
+              </w:rPr>
+              <w:t>100% de sensibilidad predictiva (5 de 5 detectadas)</w:t>
+            </w:r>
+          </w:p>
+        </w:tc>
+        <w:tc>
+          <w:tcPr>
+            <w:tcW w:type="dxa" w:w="2340"/>
+            <w:shd w:fill="F8FAFC"/>
+          </w:tcPr>
+          <w:p>
+            <w:pPr>
+              <w:spacing w:after="40" w:before="40"/>
+            </w:pPr>
+            <w:r>
+              <w:rPr>
+                <w:color w:val="334155"/>
+                <w:sz w:val="19"/>
+              </w:rPr>
+              <w:t>Base de Datos SQLite/PostgreSQL app.db</w:t>
+            </w:r>
+          </w:p>
+        </w:tc>
+      </w:tr>
+      <w:tr>
+        <w:tc>
+          <w:tcPr>
+            <w:tcW w:type="dxa" w:w="2340"/>
+          </w:tcPr>
+          <w:p>
+            <w:pPr>
+              <w:spacing w:after="40" w:before="40"/>
+            </w:pPr>
+            <w:r>
+              <w:rPr>
+                <w:color w:val="334155"/>
+                <w:sz w:val="19"/>
+              </w:rPr>
+              <w:t>Matriz 12 Módulos 100% PASS</w:t>
+            </w:r>
+          </w:p>
+        </w:tc>
+        <w:tc>
+          <w:tcPr>
+            <w:tcW w:type="dxa" w:w="2340"/>
+          </w:tcPr>
+          <w:p>
+            <w:pPr>
+              <w:spacing w:after="40" w:before="40"/>
+            </w:pPr>
+            <w:r>
+              <w:rPr>
+                <w:color w:val="334155"/>
+                <w:sz w:val="19"/>
+              </w:rPr>
+              <w:t>Capítulo 9.1</w:t>
+            </w:r>
+          </w:p>
+        </w:tc>
+        <w:tc>
+          <w:tcPr>
+            <w:tcW w:type="dxa" w:w="2340"/>
+          </w:tcPr>
+          <w:p>
+            <w:pPr>
+              <w:spacing w:after="40" w:before="40"/>
+            </w:pPr>
+            <w:r>
+              <w:rPr>
+                <w:color w:val="334155"/>
+                <w:sz w:val="19"/>
+              </w:rPr>
+              <w:t>Script de Auditoría QA audit_all_modules.py</w:t>
+            </w:r>
+          </w:p>
+        </w:tc>
+        <w:tc>
+          <w:tcPr>
+            <w:tcW w:type="dxa" w:w="2340"/>
+          </w:tcPr>
+          <w:p>
+            <w:pPr>
+              <w:spacing w:after="40" w:before="40"/>
+            </w:pPr>
+            <w:r>
+              <w:rPr>
+                <w:color w:val="334155"/>
+                <w:sz w:val="19"/>
+              </w:rPr>
+              <w:t>evidencias/scripts/audit_all_modules.py</w:t>
+            </w:r>
+          </w:p>
+        </w:tc>
+      </w:tr>
+      <w:tr>
+        <w:tc>
+          <w:tcPr>
+            <w:tcW w:type="dxa" w:w="2340"/>
+            <w:shd w:fill="F8FAFC"/>
+          </w:tcPr>
+          <w:p>
+            <w:pPr>
+              <w:spacing w:after="40" w:before="40"/>
+            </w:pPr>
+            <w:r>
+              <w:rPr>
+                <w:color w:val="334155"/>
+                <w:sz w:val="19"/>
+              </w:rPr>
+              <w:t>Consistencia Cruzada Multi-Vista</w:t>
+            </w:r>
+          </w:p>
+        </w:tc>
+        <w:tc>
+          <w:tcPr>
+            <w:tcW w:type="dxa" w:w="2340"/>
+            <w:shd w:fill="F8FAFC"/>
+          </w:tcPr>
+          <w:p>
+            <w:pPr>
+              <w:spacing w:after="40" w:before="40"/>
+            </w:pPr>
+            <w:r>
+              <w:rPr>
+                <w:color w:val="334155"/>
+                <w:sz w:val="19"/>
+              </w:rPr>
+              <w:t>Capítulo 9.2</w:t>
+            </w:r>
+          </w:p>
+        </w:tc>
+        <w:tc>
+          <w:tcPr>
+            <w:tcW w:type="dxa" w:w="2340"/>
+            <w:shd w:fill="F8FAFC"/>
+          </w:tcPr>
+          <w:p>
+            <w:pPr>
+              <w:spacing w:after="40" w:before="40"/>
+            </w:pPr>
+            <w:r>
+              <w:rPr>
+                <w:color w:val="334155"/>
+                <w:sz w:val="19"/>
+              </w:rPr>
+              <w:t>Script de Verificación E2E cross_audit_verification.py</w:t>
+            </w:r>
+          </w:p>
+        </w:tc>
+        <w:tc>
+          <w:tcPr>
+            <w:tcW w:type="dxa" w:w="2340"/>
+            <w:shd w:fill="F8FAFC"/>
+          </w:tcPr>
+          <w:p>
+            <w:pPr>
+              <w:spacing w:after="40" w:before="40"/>
+            </w:pPr>
+            <w:r>
+              <w:rPr>
+                <w:color w:val="334155"/>
+                <w:sz w:val="19"/>
+              </w:rPr>
+              <w:t>evidencias/scripts/cross_audit_verification.py</w:t>
+            </w:r>
+          </w:p>
+        </w:tc>
+      </w:tr>
+      <w:tr>
+        <w:tc>
+          <w:tcPr>
+            <w:tcW w:type="dxa" w:w="2340"/>
+          </w:tcPr>
+          <w:p>
+            <w:pPr>
+              <w:spacing w:after="40" w:before="40"/>
+            </w:pPr>
+            <w:r>
+              <w:rPr>
+                <w:color w:val="334155"/>
+                <w:sz w:val="19"/>
+              </w:rPr>
+              <w:t>Figura 7.1 Arquitectura General</w:t>
+            </w:r>
+          </w:p>
+        </w:tc>
+        <w:tc>
+          <w:tcPr>
+            <w:tcW w:type="dxa" w:w="2340"/>
+          </w:tcPr>
+          <w:p>
+            <w:pPr>
+              <w:spacing w:after="40" w:before="40"/>
+            </w:pPr>
+            <w:r>
+              <w:rPr>
+                <w:color w:val="334155"/>
+                <w:sz w:val="19"/>
+              </w:rPr>
+              <w:t>Capítulo 7.1</w:t>
+            </w:r>
+          </w:p>
+        </w:tc>
+        <w:tc>
+          <w:tcPr>
+            <w:tcW w:type="dxa" w:w="2340"/>
+          </w:tcPr>
+          <w:p>
+            <w:pPr>
+              <w:spacing w:after="40" w:before="40"/>
+            </w:pPr>
+            <w:r>
+              <w:rPr>
+                <w:color w:val="334155"/>
+                <w:sz w:val="19"/>
+              </w:rPr>
+              <w:t>Renderizado PNG de alta resolución</w:t>
+            </w:r>
+          </w:p>
+        </w:tc>
+        <w:tc>
+          <w:tcPr>
+            <w:tcW w:type="dxa" w:w="2340"/>
+          </w:tcPr>
+          <w:p>
+            <w:pPr>
+              <w:spacing w:after="40" w:before="40"/>
+            </w:pPr>
+            <w:r>
+              <w:rPr>
+                <w:color w:val="334155"/>
+                <w:sz w:val="19"/>
+              </w:rPr>
+              <w:t>evidencias/diagramas/arquitectura_general.png</w:t>
+            </w:r>
+          </w:p>
+        </w:tc>
+      </w:tr>
+      <w:tr>
+        <w:tc>
+          <w:tcPr>
+            <w:tcW w:type="dxa" w:w="2340"/>
+            <w:shd w:fill="F8FAFC"/>
+          </w:tcPr>
+          <w:p>
+            <w:pPr>
+              <w:spacing w:after="40" w:before="40"/>
+            </w:pPr>
+            <w:r>
+              <w:rPr>
+                <w:color w:val="334155"/>
+                <w:sz w:val="19"/>
+              </w:rPr>
+              <w:t>Figura 8.1 Flujo Smart Risk Engine</w:t>
+            </w:r>
+          </w:p>
+        </w:tc>
+        <w:tc>
+          <w:tcPr>
+            <w:tcW w:type="dxa" w:w="2340"/>
+            <w:shd w:fill="F8FAFC"/>
+          </w:tcPr>
+          <w:p>
+            <w:pPr>
+              <w:spacing w:after="40" w:before="40"/>
+            </w:pPr>
+            <w:r>
+              <w:rPr>
+                <w:color w:val="334155"/>
+                <w:sz w:val="19"/>
+              </w:rPr>
+              <w:t>Capítulo 8.2</w:t>
+            </w:r>
+          </w:p>
+        </w:tc>
+        <w:tc>
+          <w:tcPr>
+            <w:tcW w:type="dxa" w:w="2340"/>
+            <w:shd w:fill="F8FAFC"/>
+          </w:tcPr>
+          <w:p>
+            <w:pPr>
+              <w:spacing w:after="40" w:before="40"/>
+            </w:pPr>
+            <w:r>
+              <w:rPr>
+                <w:color w:val="334155"/>
+                <w:sz w:val="19"/>
+              </w:rPr>
+              <w:t>Renderizado PNG de alta resolución</w:t>
+            </w:r>
+          </w:p>
+        </w:tc>
+        <w:tc>
+          <w:tcPr>
+            <w:tcW w:type="dxa" w:w="2340"/>
+            <w:shd w:fill="F8FAFC"/>
+          </w:tcPr>
+          <w:p>
+            <w:pPr>
+              <w:spacing w:after="40" w:before="40"/>
+            </w:pPr>
+            <w:r>
+              <w:rPr>
+                <w:color w:val="334155"/>
+                <w:sz w:val="19"/>
+              </w:rPr>
+              <w:t>evidencias/diagramas/flujo_smart_risk_engine.png</w:t>
+            </w:r>
+          </w:p>
+        </w:tc>
+      </w:tr>
+      <w:tr>
+        <w:tc>
+          <w:tcPr>
+            <w:tcW w:type="dxa" w:w="2340"/>
+          </w:tcPr>
+          <w:p>
+            <w:pPr>
+              <w:spacing w:after="40" w:before="40"/>
+            </w:pPr>
+            <w:r>
+              <w:rPr>
+                <w:color w:val="334155"/>
+                <w:sz w:val="19"/>
+              </w:rPr>
+              <w:t>Figura 11.1 Distribución Riesgos</w:t>
+            </w:r>
+          </w:p>
+        </w:tc>
+        <w:tc>
+          <w:tcPr>
+            <w:tcW w:type="dxa" w:w="2340"/>
+          </w:tcPr>
+          <w:p>
+            <w:pPr>
+              <w:spacing w:after="40" w:before="40"/>
+            </w:pPr>
+            <w:r>
+              <w:rPr>
+                <w:color w:val="334155"/>
+                <w:sz w:val="19"/>
+              </w:rPr>
+              <w:t>Capítulo 11.2</w:t>
+            </w:r>
+          </w:p>
+        </w:tc>
+        <w:tc>
+          <w:tcPr>
+            <w:tcW w:type="dxa" w:w="2340"/>
+          </w:tcPr>
+          <w:p>
+            <w:pPr>
+              <w:spacing w:after="40" w:before="40"/>
+            </w:pPr>
+            <w:r>
+              <w:rPr>
+                <w:color w:val="334155"/>
+                <w:sz w:val="19"/>
+              </w:rPr>
+              <w:t>Gráfica de Pastel Matplotlib</w:t>
+            </w:r>
+          </w:p>
+        </w:tc>
+        <w:tc>
+          <w:tcPr>
+            <w:tcW w:type="dxa" w:w="2340"/>
+          </w:tcPr>
+          <w:p>
+            <w:pPr>
+              <w:spacing w:after="40" w:before="40"/>
+            </w:pPr>
+            <w:r>
+              <w:rPr>
+                <w:color w:val="334155"/>
+                <w:sz w:val="19"/>
+              </w:rPr>
+              <w:t>evidencias/graficas/distribucion_riesgos_pie.png</w:t>
+            </w:r>
+          </w:p>
+        </w:tc>
+      </w:tr>
+      <w:tr>
+        <w:tc>
+          <w:tcPr>
+            <w:tcW w:type="dxa" w:w="2340"/>
+            <w:shd w:fill="F8FAFC"/>
+          </w:tcPr>
+          <w:p>
+            <w:pPr>
+              <w:spacing w:after="40" w:before="40"/>
+            </w:pPr>
+            <w:r>
+              <w:rPr>
+                <w:color w:val="334155"/>
+                <w:sz w:val="19"/>
+              </w:rPr>
+              <w:t>Figura 11.2 Histograma Probabilidades</w:t>
+            </w:r>
+          </w:p>
+        </w:tc>
+        <w:tc>
+          <w:tcPr>
+            <w:tcW w:type="dxa" w:w="2340"/>
+            <w:shd w:fill="F8FAFC"/>
+          </w:tcPr>
+          <w:p>
+            <w:pPr>
+              <w:spacing w:after="40" w:before="40"/>
+            </w:pPr>
+            <w:r>
+              <w:rPr>
+                <w:color w:val="334155"/>
+                <w:sz w:val="19"/>
+              </w:rPr>
+              <w:t>Capítulo 11.2</w:t>
+            </w:r>
+          </w:p>
+        </w:tc>
+        <w:tc>
+          <w:tcPr>
+            <w:tcW w:type="dxa" w:w="2340"/>
+            <w:shd w:fill="F8FAFC"/>
+          </w:tcPr>
+          <w:p>
+            <w:pPr>
+              <w:spacing w:after="40" w:before="40"/>
+            </w:pPr>
+            <w:r>
+              <w:rPr>
+                <w:color w:val="334155"/>
+                <w:sz w:val="19"/>
+              </w:rPr>
+              <w:t>Histograma Matplotlib</w:t>
+            </w:r>
+          </w:p>
+        </w:tc>
+        <w:tc>
+          <w:tcPr>
+            <w:tcW w:type="dxa" w:w="2340"/>
+            <w:shd w:fill="F8FAFC"/>
+          </w:tcPr>
+          <w:p>
+            <w:pPr>
+              <w:spacing w:after="40" w:before="40"/>
+            </w:pPr>
+            <w:r>
+              <w:rPr>
+                <w:color w:val="334155"/>
+                <w:sz w:val="19"/>
+              </w:rPr>
+              <w:t>evidencias/graficas/histograma_probabilidades.png</w:t>
+            </w:r>
+          </w:p>
+        </w:tc>
+      </w:tr>
+      <w:tr>
+        <w:tc>
+          <w:tcPr>
+            <w:tcW w:type="dxa" w:w="2340"/>
+          </w:tcPr>
+          <w:p>
+            <w:pPr>
+              <w:spacing w:after="40" w:before="40"/>
+            </w:pPr>
+            <w:r>
+              <w:rPr>
+                <w:color w:val="334155"/>
+                <w:sz w:val="19"/>
+              </w:rPr>
+              <w:t>Figura 11.3 Comparativa Proyectos</w:t>
+            </w:r>
+          </w:p>
+        </w:tc>
+        <w:tc>
+          <w:tcPr>
+            <w:tcW w:type="dxa" w:w="2340"/>
+          </w:tcPr>
+          <w:p>
+            <w:pPr>
+              <w:spacing w:after="40" w:before="40"/>
+            </w:pPr>
+            <w:r>
+              <w:rPr>
+                <w:color w:val="334155"/>
+                <w:sz w:val="19"/>
+              </w:rPr>
+              <w:t>Capítulo 11.2</w:t>
+            </w:r>
+          </w:p>
+        </w:tc>
+        <w:tc>
+          <w:tcPr>
+            <w:tcW w:type="dxa" w:w="2340"/>
+          </w:tcPr>
+          <w:p>
+            <w:pPr>
+              <w:spacing w:after="40" w:before="40"/>
+            </w:pPr>
+            <w:r>
+              <w:rPr>
+                <w:color w:val="334155"/>
+                <w:sz w:val="19"/>
+              </w:rPr>
+              <w:t>Gráfica de Barras Matplotlib</w:t>
+            </w:r>
+          </w:p>
+        </w:tc>
+        <w:tc>
+          <w:tcPr>
+            <w:tcW w:type="dxa" w:w="2340"/>
+          </w:tcPr>
+          <w:p>
+            <w:pPr>
+              <w:spacing w:after="40" w:before="40"/>
+            </w:pPr>
+            <w:r>
+              <w:rPr>
+                <w:color w:val="334155"/>
+                <w:sz w:val="19"/>
+              </w:rPr>
+              <w:t>evidencias/graficas/comparativa_proyectos_barras.png</w:t>
+            </w:r>
+          </w:p>
+        </w:tc>
+      </w:tr>
+      <w:tr>
+        <w:tc>
+          <w:tcPr>
+            <w:tcW w:type="dxa" w:w="2340"/>
+            <w:shd w:fill="F8FAFC"/>
+          </w:tcPr>
+          <w:p>
+            <w:pPr>
+              <w:spacing w:after="40" w:before="40"/>
+            </w:pPr>
+            <w:r>
+              <w:rPr>
+                <w:color w:val="334155"/>
+                <w:sz w:val="19"/>
+              </w:rPr>
+              <w:t>Capturas Dashboard, Board, Timeline</w:t>
+            </w:r>
+          </w:p>
+        </w:tc>
+        <w:tc>
+          <w:tcPr>
+            <w:tcW w:type="dxa" w:w="2340"/>
+            <w:shd w:fill="F8FAFC"/>
+          </w:tcPr>
+          <w:p>
+            <w:pPr>
+              <w:spacing w:after="40" w:before="40"/>
+            </w:pPr>
+            <w:r>
+              <w:rPr>
+                <w:color w:val="334155"/>
+                <w:sz w:val="19"/>
+              </w:rPr>
+              <w:t>Capítulo 7.7, 9.1</w:t>
+            </w:r>
+          </w:p>
+        </w:tc>
+        <w:tc>
+          <w:tcPr>
+            <w:tcW w:type="dxa" w:w="2340"/>
+            <w:shd w:fill="F8FAFC"/>
+          </w:tcPr>
+          <w:p>
+            <w:pPr>
+              <w:spacing w:after="40" w:before="40"/>
+            </w:pPr>
+            <w:r>
+              <w:rPr>
+                <w:color w:val="334155"/>
+                <w:sz w:val="19"/>
+              </w:rPr>
+              <w:t>Screenshots PNG en vivo</w:t>
+            </w:r>
+          </w:p>
+        </w:tc>
+        <w:tc>
+          <w:tcPr>
+            <w:tcW w:type="dxa" w:w="2340"/>
+            <w:shd w:fill="F8FAFC"/>
+          </w:tcPr>
+          <w:p>
+            <w:pPr>
+              <w:spacing w:after="40" w:before="40"/>
+            </w:pPr>
+            <w:r>
+              <w:rPr>
+                <w:color w:val="334155"/>
+                <w:sz w:val="19"/>
+              </w:rPr>
+              <w:t>evidencias/capturas/</w:t>
+            </w:r>
+          </w:p>
+        </w:tc>
+      </w:tr>
+    </w:tbl>
     <w:p>
       <w:pPr>
         <w:spacing w:after="160"/>
@@ -4113,7 +7661,7 @@
     </w:pPr>
     <w:rPr>
       <w:rFonts w:ascii="Calibri" w:hAnsi="Calibri"/>
-      <w:color w:val="222222"/>
+      <w:color w:val="1E293B"/>
       <w:sz w:val="22"/>
     </w:rPr>
   </w:style>

--- a/MEMORIA_ACADEMICA_PROYECTO_INTEGRADOR_DUAL.docx
+++ b/MEMORIA_ACADEMICA_PROYECTO_INTEGRADOR_DUAL.docx
@@ -442,7 +442,7 @@
     </w:p>
     <w:p>
       <w:r>
-        <w:t>El presente trabajo describe el desarrollo e implementación de ProGest Smart Analytics, una plataforma web para la gestión de proyectos que incorpora un motor predictivo denominado Smart Risk Engine. Este motor evalúa continuamente cuatro variables operativas clave en el módulo fuente app/services/risk_engine_service.py: la proximidad a la fecha límite ($F_{deadline}$), el porcentaje de avance de las listas de verificación ($F_{checklist}$), la sobrecarga de trabajo del desarrollador asignado ($F_{overload}$) y el tiempo de estancamiento en el flujo de trabajo ($F_{stagnation}$).</w:t>
+        <w:t>El presente trabajo describe el desarrollo e implementación de ProGest Smart Analytics, una plataforma web para la gestión de proyectos que incorpora un motor predictivo denominado Smart Risk Engine. Este motor evalúa continuamente cuatro variables operativas clave en el módulo fuente app/services/risk_engine_service.py: la proximidad a la fecha límite (F_deadline), el porcentaje de avance de las listas de verificación (F_checklist), la sobrecarga de trabajo del desarrollador asignado (F_overload) y el tiempo de estancamiento en el flujo de trabajo (F_stagnation).</w:t>
       </w:r>
     </w:p>
     <w:p>
@@ -452,7 +452,7 @@
     </w:p>
     <w:p>
       <w:r>
-        <w:t>Mediante auditorías funcionales, pruebas de humo E2E y un análisis estadístico cuantitativo sobre una muestra real de n = 67 tareas en base de datos distribuidas en 11 proyectos activos, se evaluó la efectividad del sistema, obteniendo una probabilidad promedio de retraso global de mu = 0.2410 (sigma = 0.3474) y logrando la detección anticipada de las tareas clasificadas en riesgo alto antes de su vencimiento, aportando evidencia empírica para la validación de la hipótesis de investigación.</w:t>
+        <w:t>Mediante auditorías funcionales, pruebas de humo E2E y un análisis estadístico cuantitativo sobre una muestra real de n = 67 tareas en base de datos distribuidas en 11 proyectos activos, se evaluó la efectividad del sistema, obteniendo una probabilidad promedio de retraso global de μ = 0.2410 (σ = 0.3474) y logrando la detección anticipada de las tareas clasificadas en riesgo alto antes de su vencimiento, aportando evidencia empírica para la validación de la hipótesis de investigación.</w:t>
       </w:r>
     </w:p>
     <w:p>
@@ -644,7 +644,7 @@
     </w:p>
     <w:p>
       <w:r>
-        <w:t>2. Formular e implementar el Smart Risk Engine, un algoritmo de evaluación heurística que calcule la probabilidad de retraso $P(delay_i)$ y genere explicaciones causales en la UI.</w:t>
+        <w:t>2. Formular e implementar el Smart Risk Engine, un algoritmo de evaluación heurística que calcule la probabilidad de retraso P(delay_i) y genere explicaciones causales en la UI.</w:t>
       </w:r>
     </w:p>
     <w:p>
@@ -711,7 +711,7 @@
           <w:color w:val="334155"/>
           <w:sz w:val="24"/>
         </w:rPr>
-        <w:t>6.2 Variable Independiente ($X$)</w:t>
+        <w:t>6.2 Variable Independiente (X)</w:t>
       </w:r>
     </w:p>
     <w:p>
@@ -741,7 +741,7 @@
           <w:color w:val="334155"/>
           <w:sz w:val="24"/>
         </w:rPr>
-        <w:t>6.3 Variable Dependiente ($Y$)</w:t>
+        <w:t>6.3 Variable Dependiente (Y)</w:t>
       </w:r>
     </w:p>
     <w:p>
@@ -781,7 +781,7 @@
     </w:p>
     <w:p>
       <w:r>
-        <w:t>$$TTFP = \left( \frac{\text{Tareas Retrasadas}}{\text{Total de Tareas}} \right) \times 100$$</w:t>
+        <w:t>TTFP = (Tareas Retrasadas / Total de Tareas) * 100</w:t>
       </w:r>
     </w:p>
     <w:p>
@@ -2495,7 +2495,7 @@
     </w:p>
     <w:p>
       <w:r>
-        <w:t>1. Evaluación de Fecha Límite ($due\_date$):</w:t>
+        <w:t>1. Evaluación de Fecha Límite (due_date):</w:t>
       </w:r>
     </w:p>
     <w:p>
@@ -2503,7 +2503,7 @@
         <w:pStyle w:val="ListBullet"/>
       </w:pPr>
       <w:r>
-        <w:t>Tarea vencida: $delay\_probability = 1.0$, factor overdue.</w:t>
+        <w:t>Tarea vencida: delay_probability = 1.0, factor overdue.</w:t>
       </w:r>
     </w:p>
     <w:p>
@@ -2511,7 +2511,7 @@
         <w:pStyle w:val="ListBullet"/>
       </w:pPr>
       <w:r>
-        <w:t>Horas restantes &lt;= 24: +0.60 a $delay\_probability$ (due_date_proximity_critical).</w:t>
+        <w:t>Horas restantes &lt;= 24: +0.60 a delay_probability (due_date_proximity_critical).</w:t>
       </w:r>
     </w:p>
     <w:p>
@@ -2519,7 +2519,7 @@
         <w:pStyle w:val="ListBullet"/>
       </w:pPr>
       <w:r>
-        <w:t>Horas restantes &lt;= 72: +0.35 a $delay\_probability$ (due_date_proximity_warning).</w:t>
+        <w:t>Horas restantes &lt;= 72: +0.35 a delay_probability (due_date_proximity_warning).</w:t>
       </w:r>
     </w:p>
     <w:p>
@@ -2527,12 +2527,12 @@
         <w:pStyle w:val="ListBullet"/>
       </w:pPr>
       <w:r>
-        <w:t>Horas restantes &lt;= 168 (1 semana): +0.15 a $delay\_probability$ (due_date_proximity_notice).</w:t>
+        <w:t>Horas restantes &lt;= 168 (1 semana): +0.15 a delay_probability (due_date_proximity_notice).</w:t>
       </w:r>
     </w:p>
     <w:p>
       <w:r>
-        <w:t>2. Evaluación de Lista de Verificación ($checklist$):</w:t>
+        <w:t>2. Evaluación de Lista de Verificación (checklist):</w:t>
       </w:r>
     </w:p>
     <w:p>
@@ -2577,7 +2577,7 @@
     </w:p>
     <w:p>
       <w:r>
-        <w:t>3. Evaluación de Sobrecarga del Desarrollador ($assigned\_to$):</w:t>
+        <w:t>3. Evaluación de Sobrecarga del Desarrollador (assigned_to):</w:t>
       </w:r>
     </w:p>
     <w:p>
@@ -2590,7 +2590,7 @@
     </w:p>
     <w:p>
       <w:r>
-        <w:t>4. Evaluación de Estancamiento ($TaskStateHistory$):</w:t>
+        <w:t>4. Evaluación de Estancamiento (TaskStateHistory):</w:t>
       </w:r>
     </w:p>
     <w:p>
@@ -2611,7 +2611,7 @@
     </w:p>
     <w:p>
       <w:r>
-        <w:t>La probabilidad resultante se acota en el rango $0.0 \le P(delay_i) \le 1.0$.</w:t>
+        <w:t>La probabilidad resultante se acota estrictamente en el rango 0.0 &lt;= P(delay_i) &lt;= 1.0.</w:t>
       </w:r>
     </w:p>
     <w:p>
@@ -2746,7 +2746,7 @@
         <w:pStyle w:val="ListBullet"/>
       </w:pPr>
       <w:r>
-        <w:t>Fecha Límite: Faltan 12 horas ($hours\_left = 12 \le 24 \rightarrow +0.60$, factor due_date_proximity_critical).</w:t>
+        <w:t>Fecha Límite: Faltan 12 horas (hours_left = 12 &lt;= 24 -&gt; +0.60, factor due_date_proximity_critical).</w:t>
       </w:r>
     </w:p>
     <w:p>
@@ -2754,7 +2754,7 @@
         <w:pStyle w:val="ListBullet"/>
       </w:pPr>
       <w:r>
-        <w:t>Checklist: 0 de 4 subtareas completadas ($rate = 0.0 \rightarrow +0.10$ adicional, factor incomplete_checklist).</w:t>
+        <w:t>Checklist: 0 de 4 subtareas completadas (rate = 0.0 -&gt; +0.10 adicional, factor incomplete_checklist).</w:t>
       </w:r>
     </w:p>
     <w:p>
@@ -2762,7 +2762,7 @@
         <w:pStyle w:val="ListBullet"/>
       </w:pPr>
       <w:r>
-        <w:t>Sobrecarga: Desarrollador asignado con 3 tareas activas en el proyecto ($\rightarrow +0.15$, factor developer_overload).</w:t>
+        <w:t>Sobrecarga: Desarrollador asignado con 3 tareas activas en el proyecto (-&gt; +0.15, factor developer_overload).</w:t>
       </w:r>
     </w:p>
     <w:p>
@@ -2770,7 +2770,7 @@
         <w:pStyle w:val="ListBullet"/>
       </w:pPr>
       <w:r>
-        <w:t>Estancamiento: 6 días en estado in_progress en TaskStateHistory ($\rightarrow +0.20$, factor status_stagnation).</w:t>
+        <w:t>Estancamiento: 6 días en estado in_progress en TaskStateHistory (-&gt; +0.20, factor status_stagnation).</w:t>
       </w:r>
     </w:p>
     <w:p>
@@ -2780,7 +2780,7 @@
     </w:p>
     <w:p>
       <w:r>
-        <w:t>$$P(delay) = 0.60 + 0.10 + 0.15 + 0.20 = 1.05 \xrightarrow{\text{acotado}} 1.00$$</w:t>
+        <w:t>P(delay) = 0.60 + 0.10 + 0.15 + 0.20 = 1.05 -&gt; acotado a 1.00</w:t>
       </w:r>
     </w:p>
     <w:p>
@@ -5275,7 +5275,7 @@
         <w:pStyle w:val="ListBullet"/>
       </w:pPr>
       <w:r>
-        <w:t>Tasa de entregas extemporáneas sin alertas predictivas: $TTFP_{antes} = \left(\frac{5}{10}\right) \times 100 = 50.0\%$.</w:t>
+        <w:t>Tasa de entregas extemporáneas sin alertas predictivas: TTFP_antes = (5 / 10) * 100 = 50.0%.</w:t>
       </w:r>
     </w:p>
     <w:p>
@@ -5288,7 +5288,7 @@
         <w:pStyle w:val="ListBullet"/>
       </w:pPr>
       <w:r>
-        <w:t>El motor predictivo identificó preventivamente las 5 tareas en condición crítica con $P(delay) \ge 0.95$.</w:t>
+        <w:t>El motor predictivo identificó preventivamente las 5 tareas en condición crítica con P(delay) &gt;= 0.95.</w:t>
       </w:r>
     </w:p>
     <w:p>
@@ -5296,7 +5296,7 @@
         <w:pStyle w:val="ListBullet"/>
       </w:pPr>
       <w:r>
-        <w:t>Al exponer las alertas rojas y los factores de causa origen en la UI, los responsables intervinieron completando subtareas y reasignando desarrolladores, logrando que únicamente 1 tarea cerrara fuera de plazo ($TTFP_{después} = 10.0\%$).</w:t>
+        <w:t>Al exponer las alertas rojas y los factores de causa origen en la UI, los responsables intervinieron completando subtareas y reasignando desarrolladores, logrando que únicamente 1 tarea cerrara fuera de plazo (TTFP_después = 10.0%).</w:t>
       </w:r>
     </w:p>
     <w:p>
@@ -5306,7 +5306,7 @@
     </w:p>
     <w:p>
       <w:r>
-        <w:t>$$\text{Reducción Relativa} = \left( \frac{TTFP_{antes} - TTFP_{después}}{TTFP_{antes}} \right) \times 100 = \left( \frac{50.0\% - 10.0\%}{50.0\%} \right) \times 100 = 80.0\%$$</w:t>
+        <w:t>Reducción Relativa = ((TTFP_antes - TTFP_después) / TTFP_antes) * 100 = ((50.0% - 10.0%) / 50.0%) * 100 = 80.0%</w:t>
       </w:r>
     </w:p>
     <w:p>
@@ -5382,7 +5382,7 @@
     </w:p>
     <w:p>
       <w:r>
-        <w:t>1. Notificaciones Push en Tiempo Real (WebSockets): Implementar una capa de eventos mediante WebSockets para alertar a los miembros del equipo cuando una tarea supere el umbral $P(delay) \ge 0.75$.</w:t>
+        <w:t>1. Notificaciones Push en Tiempo Real (WebSockets): Implementar una capa de eventos mediante WebSockets para alertar a los miembros del equipo cuando una tarea supere el umbral P(delay) &gt;= 0.75.</w:t>
       </w:r>
     </w:p>
     <w:p>

--- a/MEMORIA_ACADEMICA_PROYECTO_INTEGRADOR_DUAL.docx
+++ b/MEMORIA_ACADEMICA_PROYECTO_INTEGRADOR_DUAL.docx
@@ -125,7 +125,19 @@
         <w:rPr>
           <w:b/>
         </w:rPr>
-        <w:t>Repositorio Oficial:</w:t>
+        <w:t>Despliegue Oficial Vercel:</w:t>
+      </w:r>
+      <w:r>
+        <w:t xml:space="preserve"> https://progest-smart-analytics.vercel.app</w:t>
+      </w:r>
+    </w:p>
+    <w:p>
+      <w:r/>
+      <w:r>
+        <w:rPr>
+          <w:b/>
+        </w:rPr>
+        <w:t>Repositorio Oficial GitHub:</w:t>
       </w:r>
       <w:r>
         <w:t xml:space="preserve"> https://github.com/Daniel-Macias-hub/Progest-Smart-Analytics</w:t>
@@ -442,7 +454,7 @@
     </w:p>
     <w:p>
       <w:r>
-        <w:t>El presente trabajo describe el desarrollo e implementación de ProGest Smart Analytics, una plataforma web para la gestión de proyectos que incorpora un motor predictivo denominado Smart Risk Engine. Este motor evalúa continuamente cuatro variables operativas clave en el módulo fuente app/services/risk_engine_service.py: la proximidad a la fecha límite (F_deadline), el porcentaje de avance de las listas de verificación (F_checklist), la sobrecarga de trabajo del desarrollador asignado (F_overload) y el tiempo de estancamiento en el flujo de trabajo (F_stagnation).</w:t>
+        <w:t>El presente trabajo describe el desarrollo e implementación de ProGest Smart Analytics, una plataforma web desplegada en Vercel (https://progest-smart-analytics.vercel.app) para la gestión de proyectos que incorpora un motor predictivo denominado Smart Risk Engine. Este motor evalúa continuamente cuatro variables operativas clave en el módulo fuente app/services/risk_engine_service.py: la proximidad a la fecha límite (F_deadline), el porcentaje de avance de las listas de verificación (F_checklist), la sobrecarga de trabajo del desarrollador asignado (F_overload) y el tiempo de estancamiento en el flujo de trabajo (F_stagnation).</w:t>
       </w:r>
     </w:p>
     <w:p>
@@ -568,7 +580,7 @@
     </w:p>
     <w:p>
       <w:r>
-        <w:t>Aporta una solución de software lista para producción (Release Candidate RC1) que satisface estándares de desarrollo comercial: código modular, separación de responsabilidades en arquitectura cliente-servidor, seguridad RBAC mediante tokens JWT (OWASP, 2023), manejo de excepciones y una interfaz de usuario fluida desarrollada con Next.js 14 y Tailwind CSS.</w:t>
+        <w:t>Aporta una solución de software lista para producción (Release Candidate RC1) desplegada en la nube mediante Vercel que satisface estándares de desarrollo comercial: código modular, separación de responsabilidades en arquitectura cliente-servidor, seguridad RBAC mediante tokens JWT (OWASP, 2023), manejo de excepciones y una interfaz de usuario fluida desarrollada con Next.js 14 y Tailwind CSS.</w:t>
       </w:r>
     </w:p>
     <w:p>
@@ -639,7 +651,7 @@
     </w:p>
     <w:p>
       <w:r>
-        <w:t>1. Diseñar una arquitectura de software desacoplada compuesta por un frontend responsivo en Next.js 14 y un backend REST API en Flask 3.0 con soporte para persistencia relacional en PostgreSQL / SQLite.</w:t>
+        <w:t>1. Diseñar una arquitectura de software desacoplada compuesta por un frontend responsivo en Next.js 14 desplegado en Vercel y un backend REST API en Flask 3.0 con soporte para persistencia relacional en PostgreSQL / SQLite.</w:t>
       </w:r>
     </w:p>
     <w:p>
@@ -819,7 +831,7 @@
     </w:p>
     <w:p>
       <w:r>
-        <w:t>1. Capa de Presentación (Frontend): Desarrollada con Next.js 14 (App Router) en TypeScript, con renderizado en el cliente (CSR), manejo de estado global reactivo mediante Zustand (stores/taskStore.ts) y estilos dinámicos basados en Tailwind CSS.</w:t>
+        <w:t>1. Capa de Presentación (Frontend): Desarrollada con Next.js 14 (App Router) en TypeScript, desplegada en Vercel (https://progest-smart-analytics.vercel.app), con renderizado en el cliente (CSR), manejo de estado global reactivo mediante Zustand (stores/taskStore.ts) y estilos dinámicos basados en Tailwind CSS.</w:t>
       </w:r>
     </w:p>
     <w:p>
@@ -1683,7 +1695,7 @@
     </w:p>
     <w:p>
       <w:r>
-        <w:t>El frontend implementa la estructura de Next.js 14 App Router (React Documentation, 2024) combinada con Zustand para el manejo de estado global sin recargas de página y Tailwind CSS para la renderización de gradientes HSL adaptativos.</w:t>
+        <w:t>El frontend implementa la estructura de Next.js 14 App Router (React Documentation, 2024) desplegada en Vercel combinada con Zustand para el manejo de estado global sin recargas de página y Tailwind CSS para la renderización de gradientes HSL adaptativos.</w:t>
       </w:r>
     </w:p>
     <w:p>
@@ -1867,7 +1879,7 @@
                 <w:color w:val="334155"/>
                 <w:sz w:val="19"/>
               </w:rPr>
-              <w:t>Renderizado reactivo de la interfaz web.</w:t>
+              <w:t>Renderizado reactivo desplegado en Vercel.</w:t>
             </w:r>
           </w:p>
         </w:tc>
@@ -3026,7 +3038,7 @@
                 <w:color w:val="334155"/>
                 <w:sz w:val="19"/>
               </w:rPr>
-              <w:t>Carga responsive, botones CTA y selector de tema.</w:t>
+              <w:t>Carga responsive en Vercel.</w:t>
             </w:r>
           </w:p>
         </w:tc>
@@ -5344,7 +5356,7 @@
     </w:p>
     <w:p>
       <w:r>
-        <w:t>Se desarrolló una plataforma web comercial de alto rendimiento (Release Candidate RC1) caracterizada por una arquitectura cliente-servidor desacoplada (Next.js 14 y Flask 3.0), aprobación en las matrices de auditoría QA de 12 módulos y ausencia de errores de consola.</w:t>
+        <w:t>Se desarrolló una plataforma web comercial de alto rendimiento (Release Candidate RC1) caracterizada por una arquitectura cliente-servidor desacoplada (Next.js 14 y Flask 3.0), desplegada en Vercel (https://progest-smart-analytics.vercel.app), aprobación en las matrices de auditoría QA de 12 módulos y ausencia de errores de consola.</w:t>
       </w:r>
     </w:p>
     <w:p>
